--- a/Project Plan Document.docx
+++ b/Project Plan Document.docx
@@ -5197,6 +5197,9 @@
         <w:ind w:left="-450"/>
       </w:pPr>
       <w:r>
+        <w:rPr>
+          <w:noProof/>
+        </w:rPr>
         <w:drawing>
           <wp:inline distT="0" distB="0" distL="0" distR="0" wp14:anchorId="4076BD25" wp14:editId="28D47623">
             <wp:extent cx="5943600" cy="1275080"/>
@@ -5499,6 +5502,7 @@
       <w:r>
         <w:rPr>
           <w:rFonts w:ascii="Arial" w:hAnsi="Arial" w:cs="Arial"/>
+          <w:noProof/>
         </w:rPr>
         <w:lastRenderedPageBreak/>
         <w:drawing>
@@ -5554,6 +5558,7 @@
       <w:r>
         <w:rPr>
           <w:rFonts w:ascii="Arial" w:hAnsi="Arial" w:cs="Arial"/>
+          <w:noProof/>
         </w:rPr>
         <w:lastRenderedPageBreak/>
         <w:drawing>
@@ -5609,6 +5614,7 @@
       <w:r>
         <w:rPr>
           <w:rFonts w:ascii="Arial" w:hAnsi="Arial" w:cs="Arial"/>
+          <w:noProof/>
         </w:rPr>
         <w:lastRenderedPageBreak/>
         <w:drawing>
@@ -5664,6 +5670,7 @@
       <w:r>
         <w:rPr>
           <w:rFonts w:ascii="Arial" w:hAnsi="Arial" w:cs="Arial"/>
+          <w:noProof/>
         </w:rPr>
         <w:lastRenderedPageBreak/>
         <w:drawing>
@@ -5953,6 +5960,7 @@
       </w:pPr>
       <w:r>
         <w:rPr>
+          <w:noProof/>
           <w:lang w:val="en-US"/>
         </w:rPr>
         <w:drawing>
@@ -6006,6 +6014,7 @@
       </w:pPr>
       <w:r>
         <w:rPr>
+          <w:noProof/>
           <w:lang w:val="en-US"/>
         </w:rPr>
         <w:lastRenderedPageBreak/>
@@ -6456,19 +6465,7 @@
         <w:rPr>
           <w:lang w:val="en-US"/>
         </w:rPr>
-        <w:t xml:space="preserve"> Creating and finalizing the visual layouts and user </w:t>
-      </w:r>
-      <w:r>
-        <w:rPr>
-          <w:lang w:val="en-US"/>
-        </w:rPr>
-        <w:t>experience</w:t>
-      </w:r>
-      <w:r>
-        <w:rPr>
-          <w:lang w:val="en-US"/>
-        </w:rPr>
-        <w:t xml:space="preserve"> for both drivers and parking operators.</w:t>
+        <w:t xml:space="preserve"> Creating and finalizing the visual layouts and user experience for both drivers and parking operators.</w:t>
       </w:r>
     </w:p>
     <w:p>
@@ -6505,6 +6502,7 @@
       </w:pPr>
       <w:r>
         <w:rPr>
+          <w:noProof/>
           <w:lang w:val="en-US"/>
         </w:rPr>
         <w:lastRenderedPageBreak/>
@@ -6558,6 +6556,7 @@
       </w:pPr>
       <w:r>
         <w:rPr>
+          <w:noProof/>
           <w:lang w:val="en-US"/>
         </w:rPr>
         <w:lastRenderedPageBreak/>
@@ -6625,6 +6624,7 @@
       </w:pPr>
       <w:r>
         <w:rPr>
+          <w:noProof/>
           <w:lang w:val="en-US"/>
         </w:rPr>
         <w:drawing>
@@ -7008,6 +7008,7 @@
       </w:pPr>
       <w:r>
         <w:rPr>
+          <w:noProof/>
           <w:lang w:val="en-US"/>
         </w:rPr>
         <w:lastRenderedPageBreak/>
@@ -7061,6 +7062,7 @@
       </w:pPr>
       <w:r>
         <w:rPr>
+          <w:noProof/>
           <w:lang w:val="en-US"/>
         </w:rPr>
         <w:lastRenderedPageBreak/>
@@ -7121,6 +7123,7 @@
       </w:pPr>
       <w:r>
         <w:rPr>
+          <w:noProof/>
           <w:lang w:val="en-US"/>
         </w:rPr>
         <w:lastRenderedPageBreak/>
@@ -7460,6 +7463,7 @@
       </w:pPr>
       <w:r>
         <w:rPr>
+          <w:noProof/>
           <w:lang w:val="en-US"/>
         </w:rPr>
         <w:drawing>
@@ -7674,6 +7678,7 @@
       </w:pPr>
       <w:r>
         <w:rPr>
+          <w:noProof/>
           <w:lang w:val="en-US"/>
         </w:rPr>
         <w:drawing>
@@ -7710,6 +7715,805 @@
                         <a:schemeClr val="tx1"/>
                       </a:solidFill>
                     </a:ln>
+                  </pic:spPr>
+                </pic:pic>
+              </a:graphicData>
+            </a:graphic>
+          </wp:inline>
+        </w:drawing>
+      </w:r>
+    </w:p>
+    <w:p>
+      <w:pPr>
+        <w:rPr>
+          <w:lang w:val="en-US"/>
+        </w:rPr>
+      </w:pPr>
+    </w:p>
+    <w:p>
+      <w:pPr>
+        <w:rPr>
+          <w:lang w:val="en-US"/>
+        </w:rPr>
+      </w:pPr>
+    </w:p>
+    <w:p>
+      <w:pPr>
+        <w:rPr>
+          <w:lang w:val="en-US"/>
+        </w:rPr>
+      </w:pPr>
+    </w:p>
+    <w:p>
+      <w:pPr>
+        <w:rPr>
+          <w:lang w:val="en-US"/>
+        </w:rPr>
+      </w:pPr>
+    </w:p>
+    <w:p>
+      <w:pPr>
+        <w:rPr>
+          <w:lang w:val="en-US"/>
+        </w:rPr>
+      </w:pPr>
+    </w:p>
+    <w:p>
+      <w:pPr>
+        <w:rPr>
+          <w:lang w:val="en-US"/>
+        </w:rPr>
+      </w:pPr>
+    </w:p>
+    <w:p>
+      <w:pPr>
+        <w:rPr>
+          <w:lang w:val="en-US"/>
+        </w:rPr>
+      </w:pPr>
+    </w:p>
+    <w:p>
+      <w:pPr>
+        <w:rPr>
+          <w:lang w:val="en-US"/>
+        </w:rPr>
+      </w:pPr>
+    </w:p>
+    <w:p>
+      <w:pPr>
+        <w:rPr>
+          <w:lang w:val="en-US"/>
+        </w:rPr>
+      </w:pPr>
+    </w:p>
+    <w:p>
+      <w:pPr>
+        <w:pStyle w:val="Heading1"/>
+        <w:rPr>
+          <w:lang w:val="en-US"/>
+        </w:rPr>
+      </w:pPr>
+      <w:r>
+        <w:rPr>
+          <w:lang w:val="en-US"/>
+        </w:rPr>
+        <w:lastRenderedPageBreak/>
+        <w:t xml:space="preserve">Backlog   </w:t>
+      </w:r>
+    </w:p>
+    <w:p>
+      <w:pPr>
+        <w:rPr>
+          <w:lang w:val="en-US"/>
+        </w:rPr>
+      </w:pPr>
+      <w:r>
+        <w:rPr>
+          <w:lang w:val="en-US"/>
+        </w:rPr>
+        <w:t>The backlog section records the planned task items that are essential to the project. The backlog list is divided into multiple chunks called epic.</w:t>
+      </w:r>
+    </w:p>
+    <w:p>
+      <w:pPr>
+        <w:rPr>
+          <w:lang w:val="en-US"/>
+        </w:rPr>
+      </w:pPr>
+      <w:r>
+        <w:rPr>
+          <w:lang w:val="en-US"/>
+        </w:rPr>
+        <w:drawing>
+          <wp:inline distT="0" distB="0" distL="0" distR="0" wp14:anchorId="2AFB60CD" wp14:editId="4CBADC51">
+            <wp:extent cx="6010656" cy="4650035"/>
+            <wp:effectExtent l="0" t="0" r="0" b="0"/>
+            <wp:docPr id="778792091" name="Picture 1"/>
+            <wp:cNvGraphicFramePr>
+              <a:graphicFrameLocks xmlns:a="http://schemas.openxmlformats.org/drawingml/2006/main" noChangeAspect="1"/>
+            </wp:cNvGraphicFramePr>
+            <a:graphic xmlns:a="http://schemas.openxmlformats.org/drawingml/2006/main">
+              <a:graphicData uri="http://schemas.openxmlformats.org/drawingml/2006/picture">
+                <pic:pic xmlns:pic="http://schemas.openxmlformats.org/drawingml/2006/picture">
+                  <pic:nvPicPr>
+                    <pic:cNvPr id="778792091" name=""/>
+                    <pic:cNvPicPr/>
+                  </pic:nvPicPr>
+                  <pic:blipFill>
+                    <a:blip r:embed="rId20"/>
+                    <a:stretch>
+                      <a:fillRect/>
+                    </a:stretch>
+                  </pic:blipFill>
+                  <pic:spPr>
+                    <a:xfrm>
+                      <a:off x="0" y="0"/>
+                      <a:ext cx="6023576" cy="4660030"/>
+                    </a:xfrm>
+                    <a:prstGeom prst="rect">
+                      <a:avLst/>
+                    </a:prstGeom>
+                  </pic:spPr>
+                </pic:pic>
+              </a:graphicData>
+            </a:graphic>
+          </wp:inline>
+        </w:drawing>
+      </w:r>
+    </w:p>
+    <w:p>
+      <w:pPr>
+        <w:rPr>
+          <w:lang w:val="en-US"/>
+        </w:rPr>
+      </w:pPr>
+      <w:r>
+        <w:rPr>
+          <w:lang w:val="en-US"/>
+        </w:rPr>
+        <w:lastRenderedPageBreak/>
+        <w:drawing>
+          <wp:inline distT="0" distB="0" distL="0" distR="0" wp14:anchorId="4B817DEB" wp14:editId="1FF0EAF5">
+            <wp:extent cx="5943600" cy="3582670"/>
+            <wp:effectExtent l="0" t="0" r="0" b="0"/>
+            <wp:docPr id="420166394" name="Picture 1"/>
+            <wp:cNvGraphicFramePr>
+              <a:graphicFrameLocks xmlns:a="http://schemas.openxmlformats.org/drawingml/2006/main" noChangeAspect="1"/>
+            </wp:cNvGraphicFramePr>
+            <a:graphic xmlns:a="http://schemas.openxmlformats.org/drawingml/2006/main">
+              <a:graphicData uri="http://schemas.openxmlformats.org/drawingml/2006/picture">
+                <pic:pic xmlns:pic="http://schemas.openxmlformats.org/drawingml/2006/picture">
+                  <pic:nvPicPr>
+                    <pic:cNvPr id="420166394" name=""/>
+                    <pic:cNvPicPr/>
+                  </pic:nvPicPr>
+                  <pic:blipFill>
+                    <a:blip r:embed="rId21"/>
+                    <a:stretch>
+                      <a:fillRect/>
+                    </a:stretch>
+                  </pic:blipFill>
+                  <pic:spPr>
+                    <a:xfrm>
+                      <a:off x="0" y="0"/>
+                      <a:ext cx="5943600" cy="3582670"/>
+                    </a:xfrm>
+                    <a:prstGeom prst="rect">
+                      <a:avLst/>
+                    </a:prstGeom>
+                  </pic:spPr>
+                </pic:pic>
+              </a:graphicData>
+            </a:graphic>
+          </wp:inline>
+        </w:drawing>
+      </w:r>
+    </w:p>
+    <w:p>
+      <w:pPr>
+        <w:rPr>
+          <w:lang w:val="en-US"/>
+        </w:rPr>
+      </w:pPr>
+      <w:r>
+        <w:rPr>
+          <w:lang w:val="en-US"/>
+        </w:rPr>
+        <w:drawing>
+          <wp:inline distT="0" distB="0" distL="0" distR="0" wp14:anchorId="32C1559C" wp14:editId="6BC74012">
+            <wp:extent cx="5943600" cy="3587750"/>
+            <wp:effectExtent l="0" t="0" r="0" b="0"/>
+            <wp:docPr id="1194132510" name="Picture 1"/>
+            <wp:cNvGraphicFramePr>
+              <a:graphicFrameLocks xmlns:a="http://schemas.openxmlformats.org/drawingml/2006/main" noChangeAspect="1"/>
+            </wp:cNvGraphicFramePr>
+            <a:graphic xmlns:a="http://schemas.openxmlformats.org/drawingml/2006/main">
+              <a:graphicData uri="http://schemas.openxmlformats.org/drawingml/2006/picture">
+                <pic:pic xmlns:pic="http://schemas.openxmlformats.org/drawingml/2006/picture">
+                  <pic:nvPicPr>
+                    <pic:cNvPr id="1194132510" name=""/>
+                    <pic:cNvPicPr/>
+                  </pic:nvPicPr>
+                  <pic:blipFill>
+                    <a:blip r:embed="rId22"/>
+                    <a:stretch>
+                      <a:fillRect/>
+                    </a:stretch>
+                  </pic:blipFill>
+                  <pic:spPr>
+                    <a:xfrm>
+                      <a:off x="0" y="0"/>
+                      <a:ext cx="5943600" cy="3587750"/>
+                    </a:xfrm>
+                    <a:prstGeom prst="rect">
+                      <a:avLst/>
+                    </a:prstGeom>
+                  </pic:spPr>
+                </pic:pic>
+              </a:graphicData>
+            </a:graphic>
+          </wp:inline>
+        </w:drawing>
+      </w:r>
+    </w:p>
+    <w:p>
+      <w:pPr>
+        <w:rPr>
+          <w:lang w:val="en-US"/>
+        </w:rPr>
+      </w:pPr>
+      <w:r>
+        <w:rPr>
+          <w:lang w:val="en-US"/>
+        </w:rPr>
+        <w:lastRenderedPageBreak/>
+        <w:drawing>
+          <wp:inline distT="0" distB="0" distL="0" distR="0" wp14:anchorId="31E6A40B" wp14:editId="2FA23C71">
+            <wp:extent cx="5943600" cy="1616710"/>
+            <wp:effectExtent l="0" t="0" r="0" b="2540"/>
+            <wp:docPr id="382009245" name="Picture 1"/>
+            <wp:cNvGraphicFramePr>
+              <a:graphicFrameLocks xmlns:a="http://schemas.openxmlformats.org/drawingml/2006/main" noChangeAspect="1"/>
+            </wp:cNvGraphicFramePr>
+            <a:graphic xmlns:a="http://schemas.openxmlformats.org/drawingml/2006/main">
+              <a:graphicData uri="http://schemas.openxmlformats.org/drawingml/2006/picture">
+                <pic:pic xmlns:pic="http://schemas.openxmlformats.org/drawingml/2006/picture">
+                  <pic:nvPicPr>
+                    <pic:cNvPr id="382009245" name=""/>
+                    <pic:cNvPicPr/>
+                  </pic:nvPicPr>
+                  <pic:blipFill>
+                    <a:blip r:embed="rId23"/>
+                    <a:stretch>
+                      <a:fillRect/>
+                    </a:stretch>
+                  </pic:blipFill>
+                  <pic:spPr>
+                    <a:xfrm>
+                      <a:off x="0" y="0"/>
+                      <a:ext cx="5943600" cy="1616710"/>
+                    </a:xfrm>
+                    <a:prstGeom prst="rect">
+                      <a:avLst/>
+                    </a:prstGeom>
+                  </pic:spPr>
+                </pic:pic>
+              </a:graphicData>
+            </a:graphic>
+          </wp:inline>
+        </w:drawing>
+      </w:r>
+    </w:p>
+    <w:p>
+      <w:pPr>
+        <w:rPr>
+          <w:lang w:val="en-US"/>
+        </w:rPr>
+      </w:pPr>
+    </w:p>
+    <w:p>
+      <w:pPr>
+        <w:rPr>
+          <w:lang w:val="en-US"/>
+        </w:rPr>
+      </w:pPr>
+    </w:p>
+    <w:p>
+      <w:pPr>
+        <w:rPr>
+          <w:lang w:val="en-US"/>
+        </w:rPr>
+      </w:pPr>
+    </w:p>
+    <w:p>
+      <w:pPr>
+        <w:rPr>
+          <w:lang w:val="en-US"/>
+        </w:rPr>
+      </w:pPr>
+    </w:p>
+    <w:p>
+      <w:pPr>
+        <w:rPr>
+          <w:lang w:val="en-US"/>
+        </w:rPr>
+      </w:pPr>
+    </w:p>
+    <w:p>
+      <w:pPr>
+        <w:rPr>
+          <w:lang w:val="en-US"/>
+        </w:rPr>
+      </w:pPr>
+    </w:p>
+    <w:p>
+      <w:pPr>
+        <w:rPr>
+          <w:lang w:val="en-US"/>
+        </w:rPr>
+      </w:pPr>
+    </w:p>
+    <w:p>
+      <w:pPr>
+        <w:rPr>
+          <w:lang w:val="en-US"/>
+        </w:rPr>
+      </w:pPr>
+    </w:p>
+    <w:p>
+      <w:pPr>
+        <w:rPr>
+          <w:lang w:val="en-US"/>
+        </w:rPr>
+      </w:pPr>
+    </w:p>
+    <w:p>
+      <w:pPr>
+        <w:rPr>
+          <w:lang w:val="en-US"/>
+        </w:rPr>
+      </w:pPr>
+    </w:p>
+    <w:p>
+      <w:pPr>
+        <w:rPr>
+          <w:lang w:val="en-US"/>
+        </w:rPr>
+      </w:pPr>
+    </w:p>
+    <w:p>
+      <w:pPr>
+        <w:rPr>
+          <w:lang w:val="en-US"/>
+        </w:rPr>
+      </w:pPr>
+    </w:p>
+    <w:p>
+      <w:pPr>
+        <w:rPr>
+          <w:lang w:val="en-US"/>
+        </w:rPr>
+      </w:pPr>
+    </w:p>
+    <w:p>
+      <w:pPr>
+        <w:rPr>
+          <w:lang w:val="en-US"/>
+        </w:rPr>
+      </w:pPr>
+    </w:p>
+    <w:p>
+      <w:pPr>
+        <w:rPr>
+          <w:lang w:val="en-US"/>
+        </w:rPr>
+      </w:pPr>
+    </w:p>
+    <w:p>
+      <w:pPr>
+        <w:rPr>
+          <w:lang w:val="en-US"/>
+        </w:rPr>
+      </w:pPr>
+    </w:p>
+    <w:p>
+      <w:pPr>
+        <w:rPr>
+          <w:lang w:val="en-US"/>
+        </w:rPr>
+      </w:pPr>
+    </w:p>
+    <w:p>
+      <w:pPr>
+        <w:rPr>
+          <w:lang w:val="en-US"/>
+        </w:rPr>
+      </w:pPr>
+    </w:p>
+    <w:p>
+      <w:pPr>
+        <w:rPr>
+          <w:lang w:val="en-US"/>
+        </w:rPr>
+      </w:pPr>
+    </w:p>
+    <w:p>
+      <w:pPr>
+        <w:rPr>
+          <w:lang w:val="en-US"/>
+        </w:rPr>
+      </w:pPr>
+    </w:p>
+    <w:p>
+      <w:pPr>
+        <w:rPr>
+          <w:lang w:val="en-US"/>
+        </w:rPr>
+      </w:pPr>
+    </w:p>
+    <w:p>
+      <w:pPr>
+        <w:rPr>
+          <w:lang w:val="en-US"/>
+        </w:rPr>
+      </w:pPr>
+    </w:p>
+    <w:p>
+      <w:pPr>
+        <w:rPr>
+          <w:lang w:val="en-US"/>
+        </w:rPr>
+      </w:pPr>
+    </w:p>
+    <w:p>
+      <w:pPr>
+        <w:rPr>
+          <w:lang w:val="en-US"/>
+        </w:rPr>
+      </w:pPr>
+    </w:p>
+    <w:p>
+      <w:pPr>
+        <w:rPr>
+          <w:lang w:val="en-US"/>
+        </w:rPr>
+      </w:pPr>
+    </w:p>
+    <w:p>
+      <w:pPr>
+        <w:rPr>
+          <w:lang w:val="en-US"/>
+        </w:rPr>
+      </w:pPr>
+    </w:p>
+    <w:p>
+      <w:pPr>
+        <w:rPr>
+          <w:lang w:val="en-US"/>
+        </w:rPr>
+      </w:pPr>
+    </w:p>
+    <w:p>
+      <w:pPr>
+        <w:rPr>
+          <w:lang w:val="en-US"/>
+        </w:rPr>
+      </w:pPr>
+    </w:p>
+    <w:p>
+      <w:pPr>
+        <w:rPr>
+          <w:lang w:val="en-US"/>
+        </w:rPr>
+      </w:pPr>
+    </w:p>
+    <w:p>
+      <w:pPr>
+        <w:rPr>
+          <w:lang w:val="en-US"/>
+        </w:rPr>
+      </w:pPr>
+    </w:p>
+    <w:p>
+      <w:pPr>
+        <w:rPr>
+          <w:lang w:val="en-US"/>
+        </w:rPr>
+      </w:pPr>
+    </w:p>
+    <w:p>
+      <w:pPr>
+        <w:rPr>
+          <w:lang w:val="en-US"/>
+        </w:rPr>
+      </w:pPr>
+    </w:p>
+    <w:p>
+      <w:pPr>
+        <w:rPr>
+          <w:lang w:val="en-US"/>
+        </w:rPr>
+      </w:pPr>
+    </w:p>
+    <w:p>
+      <w:pPr>
+        <w:rPr>
+          <w:lang w:val="en-US"/>
+        </w:rPr>
+      </w:pPr>
+    </w:p>
+    <w:p>
+      <w:pPr>
+        <w:pStyle w:val="Heading2"/>
+      </w:pPr>
+      <w:r>
+        <w:lastRenderedPageBreak/>
+        <w:t>Epic 1 — Login</w:t>
+      </w:r>
+    </w:p>
+    <w:p>
+      <w:r>
+        <w:t>Focuses on providing secure account registration, authentication, authorization, and access to protected platform functions for users.</w:t>
+      </w:r>
+    </w:p>
+    <w:p>
+      <w:r>
+        <w:drawing>
+          <wp:inline distT="0" distB="0" distL="0" distR="0" wp14:anchorId="1740AB42" wp14:editId="03D16169">
+            <wp:extent cx="5730240" cy="3501813"/>
+            <wp:effectExtent l="0" t="0" r="3810" b="3810"/>
+            <wp:docPr id="115867882" name="Picture 1"/>
+            <wp:cNvGraphicFramePr>
+              <a:graphicFrameLocks xmlns:a="http://schemas.openxmlformats.org/drawingml/2006/main" noChangeAspect="1"/>
+            </wp:cNvGraphicFramePr>
+            <a:graphic xmlns:a="http://schemas.openxmlformats.org/drawingml/2006/main">
+              <a:graphicData uri="http://schemas.openxmlformats.org/drawingml/2006/picture">
+                <pic:pic xmlns:pic="http://schemas.openxmlformats.org/drawingml/2006/picture">
+                  <pic:nvPicPr>
+                    <pic:cNvPr id="115867882" name=""/>
+                    <pic:cNvPicPr/>
+                  </pic:nvPicPr>
+                  <pic:blipFill>
+                    <a:blip r:embed="rId24"/>
+                    <a:stretch>
+                      <a:fillRect/>
+                    </a:stretch>
+                  </pic:blipFill>
+                  <pic:spPr>
+                    <a:xfrm>
+                      <a:off x="0" y="0"/>
+                      <a:ext cx="5738698" cy="3506982"/>
+                    </a:xfrm>
+                    <a:prstGeom prst="rect">
+                      <a:avLst/>
+                    </a:prstGeom>
+                  </pic:spPr>
+                </pic:pic>
+              </a:graphicData>
+            </a:graphic>
+          </wp:inline>
+        </w:drawing>
+      </w:r>
+    </w:p>
+    <w:p/>
+    <w:p/>
+    <w:p/>
+    <w:p/>
+    <w:p/>
+    <w:p/>
+    <w:p/>
+    <w:p/>
+    <w:p/>
+    <w:p/>
+    <w:p/>
+    <w:p/>
+    <w:p/>
+    <w:p/>
+    <w:p/>
+    <w:p/>
+    <w:p/>
+    <w:p/>
+    <w:p/>
+    <w:p/>
+    <w:p>
+      <w:pPr>
+        <w:pStyle w:val="Heading2"/>
+      </w:pPr>
+      <w:r>
+        <w:lastRenderedPageBreak/>
+        <w:t>Epic 2 — UI for Operator &amp; User</w:t>
+      </w:r>
+    </w:p>
+    <w:p>
+      <w:r>
+        <w:t>Focuses on developing the web and mobile interfaces through which drivers, parking operators, and administrators interact with the Smart Parking Platform.</w:t>
+      </w:r>
+    </w:p>
+    <w:p>
+      <w:r>
+        <w:drawing>
+          <wp:inline distT="0" distB="0" distL="0" distR="0" wp14:anchorId="5D8CA772" wp14:editId="21772B7C">
+            <wp:extent cx="4279392" cy="7561883"/>
+            <wp:effectExtent l="0" t="0" r="6985" b="1270"/>
+            <wp:docPr id="726542098" name="Picture 1"/>
+            <wp:cNvGraphicFramePr>
+              <a:graphicFrameLocks xmlns:a="http://schemas.openxmlformats.org/drawingml/2006/main" noChangeAspect="1"/>
+            </wp:cNvGraphicFramePr>
+            <a:graphic xmlns:a="http://schemas.openxmlformats.org/drawingml/2006/main">
+              <a:graphicData uri="http://schemas.openxmlformats.org/drawingml/2006/picture">
+                <pic:pic xmlns:pic="http://schemas.openxmlformats.org/drawingml/2006/picture">
+                  <pic:nvPicPr>
+                    <pic:cNvPr id="726542098" name=""/>
+                    <pic:cNvPicPr/>
+                  </pic:nvPicPr>
+                  <pic:blipFill>
+                    <a:blip r:embed="rId25"/>
+                    <a:stretch>
+                      <a:fillRect/>
+                    </a:stretch>
+                  </pic:blipFill>
+                  <pic:spPr>
+                    <a:xfrm>
+                      <a:off x="0" y="0"/>
+                      <a:ext cx="4294250" cy="7588138"/>
+                    </a:xfrm>
+                    <a:prstGeom prst="rect">
+                      <a:avLst/>
+                    </a:prstGeom>
+                  </pic:spPr>
+                </pic:pic>
+              </a:graphicData>
+            </a:graphic>
+          </wp:inline>
+        </w:drawing>
+      </w:r>
+    </w:p>
+    <w:p>
+      <w:pPr>
+        <w:pStyle w:val="Heading2"/>
+      </w:pPr>
+      <w:r>
+        <w:lastRenderedPageBreak/>
+        <w:t>Epic 3 — Backend Processes for Operator &amp; User</w:t>
+      </w:r>
+    </w:p>
+    <w:p>
+      <w:r>
+        <w:t>Focuses on developing the backend services and business logic required to support user accounts, parking operations, reservations, payments, notifications, and operator functions.</w:t>
+      </w:r>
+    </w:p>
+    <w:p>
+      <w:r>
+        <w:drawing>
+          <wp:inline distT="0" distB="0" distL="0" distR="0" wp14:anchorId="09A37C1E" wp14:editId="54584502">
+            <wp:extent cx="3903265" cy="6608064"/>
+            <wp:effectExtent l="0" t="0" r="2540" b="2540"/>
+            <wp:docPr id="1360010391" name="Picture 1"/>
+            <wp:cNvGraphicFramePr>
+              <a:graphicFrameLocks xmlns:a="http://schemas.openxmlformats.org/drawingml/2006/main" noChangeAspect="1"/>
+            </wp:cNvGraphicFramePr>
+            <a:graphic xmlns:a="http://schemas.openxmlformats.org/drawingml/2006/main">
+              <a:graphicData uri="http://schemas.openxmlformats.org/drawingml/2006/picture">
+                <pic:pic xmlns:pic="http://schemas.openxmlformats.org/drawingml/2006/picture">
+                  <pic:nvPicPr>
+                    <pic:cNvPr id="1360010391" name=""/>
+                    <pic:cNvPicPr/>
+                  </pic:nvPicPr>
+                  <pic:blipFill>
+                    <a:blip r:embed="rId26"/>
+                    <a:stretch>
+                      <a:fillRect/>
+                    </a:stretch>
+                  </pic:blipFill>
+                  <pic:spPr>
+                    <a:xfrm>
+                      <a:off x="0" y="0"/>
+                      <a:ext cx="3922838" cy="6641200"/>
+                    </a:xfrm>
+                    <a:prstGeom prst="rect">
+                      <a:avLst/>
+                    </a:prstGeom>
+                  </pic:spPr>
+                </pic:pic>
+              </a:graphicData>
+            </a:graphic>
+          </wp:inline>
+        </w:drawing>
+      </w:r>
+    </w:p>
+    <w:p>
+      <w:r>
+        <w:drawing>
+          <wp:inline distT="0" distB="0" distL="0" distR="0" wp14:anchorId="4FC22EEF" wp14:editId="23F89125">
+            <wp:extent cx="3862421" cy="658368"/>
+            <wp:effectExtent l="0" t="0" r="5080" b="8890"/>
+            <wp:docPr id="1571437452" name="Picture 1"/>
+            <wp:cNvGraphicFramePr>
+              <a:graphicFrameLocks xmlns:a="http://schemas.openxmlformats.org/drawingml/2006/main" noChangeAspect="1"/>
+            </wp:cNvGraphicFramePr>
+            <a:graphic xmlns:a="http://schemas.openxmlformats.org/drawingml/2006/main">
+              <a:graphicData uri="http://schemas.openxmlformats.org/drawingml/2006/picture">
+                <pic:pic xmlns:pic="http://schemas.openxmlformats.org/drawingml/2006/picture">
+                  <pic:nvPicPr>
+                    <pic:cNvPr id="1571437452" name=""/>
+                    <pic:cNvPicPr/>
+                  </pic:nvPicPr>
+                  <pic:blipFill>
+                    <a:blip r:embed="rId27"/>
+                    <a:stretch>
+                      <a:fillRect/>
+                    </a:stretch>
+                  </pic:blipFill>
+                  <pic:spPr>
+                    <a:xfrm>
+                      <a:off x="0" y="0"/>
+                      <a:ext cx="3894572" cy="663848"/>
+                    </a:xfrm>
+                    <a:prstGeom prst="rect">
+                      <a:avLst/>
+                    </a:prstGeom>
+                  </pic:spPr>
+                </pic:pic>
+              </a:graphicData>
+            </a:graphic>
+          </wp:inline>
+        </w:drawing>
+      </w:r>
+    </w:p>
+    <w:p/>
+    <w:p>
+      <w:pPr>
+        <w:pStyle w:val="Heading2"/>
+      </w:pPr>
+      <w:r>
+        <w:lastRenderedPageBreak/>
+        <w:t>Epic 4 — Reporting for Operator &amp; User</w:t>
+      </w:r>
+    </w:p>
+    <w:p>
+      <w:r>
+        <w:t>Focuses on providing users and authorized stakeholders with reservation history, receipts, occupancy information, utilization analytics, financial reports, and other relevant reporting capabilities.</w:t>
+      </w:r>
+    </w:p>
+    <w:p>
+      <w:pPr>
+        <w:rPr>
+          <w:lang w:val="en-US"/>
+        </w:rPr>
+      </w:pPr>
+      <w:r>
+        <w:rPr>
+          <w:lang w:val="en-US"/>
+        </w:rPr>
+        <w:drawing>
+          <wp:inline distT="0" distB="0" distL="0" distR="0" wp14:anchorId="07A96A35" wp14:editId="424342E6">
+            <wp:extent cx="5815584" cy="6175986"/>
+            <wp:effectExtent l="0" t="0" r="0" b="0"/>
+            <wp:docPr id="1861008507" name="Picture 1"/>
+            <wp:cNvGraphicFramePr>
+              <a:graphicFrameLocks xmlns:a="http://schemas.openxmlformats.org/drawingml/2006/main" noChangeAspect="1"/>
+            </wp:cNvGraphicFramePr>
+            <a:graphic xmlns:a="http://schemas.openxmlformats.org/drawingml/2006/main">
+              <a:graphicData uri="http://schemas.openxmlformats.org/drawingml/2006/picture">
+                <pic:pic xmlns:pic="http://schemas.openxmlformats.org/drawingml/2006/picture">
+                  <pic:nvPicPr>
+                    <pic:cNvPr id="1861008507" name=""/>
+                    <pic:cNvPicPr/>
+                  </pic:nvPicPr>
+                  <pic:blipFill>
+                    <a:blip r:embed="rId28"/>
+                    <a:stretch>
+                      <a:fillRect/>
+                    </a:stretch>
+                  </pic:blipFill>
+                  <pic:spPr>
+                    <a:xfrm>
+                      <a:off x="0" y="0"/>
+                      <a:ext cx="5832925" cy="6194402"/>
+                    </a:xfrm>
+                    <a:prstGeom prst="rect">
+                      <a:avLst/>
+                    </a:prstGeom>
                   </pic:spPr>
                 </pic:pic>
               </a:graphicData>
@@ -14288,6 +15092,7 @@
   <w:style w:type="character" w:default="1" w:styleId="DefaultParagraphFont">
     <w:name w:val="Default Paragraph Font"/>
     <w:uiPriority w:val="1"/>
+    <w:semiHidden/>
     <w:unhideWhenUsed/>
   </w:style>
   <w:style w:type="table" w:default="1" w:styleId="TableNormal">

--- a/Project Plan Document.docx
+++ b/Project Plan Document.docx
@@ -5201,10 +5201,10 @@
           <w:noProof/>
         </w:rPr>
         <w:drawing>
-          <wp:inline distT="0" distB="0" distL="0" distR="0" wp14:anchorId="4076BD25" wp14:editId="28D47623">
-            <wp:extent cx="5943600" cy="1275080"/>
-            <wp:effectExtent l="19050" t="19050" r="19050" b="20320"/>
-            <wp:docPr id="377421348" name="Picture 1"/>
+          <wp:inline distT="0" distB="0" distL="0" distR="0" wp14:anchorId="2E395AFD" wp14:editId="7812BCE8">
+            <wp:extent cx="5943600" cy="633095"/>
+            <wp:effectExtent l="0" t="0" r="0" b="0"/>
+            <wp:docPr id="447108654" name="Picture 1"/>
             <wp:cNvGraphicFramePr>
               <a:graphicFrameLocks xmlns:a="http://schemas.openxmlformats.org/drawingml/2006/main" noChangeAspect="1"/>
             </wp:cNvGraphicFramePr>
@@ -5212,7 +5212,7 @@
               <a:graphicData uri="http://schemas.openxmlformats.org/drawingml/2006/picture">
                 <pic:pic xmlns:pic="http://schemas.openxmlformats.org/drawingml/2006/picture">
                   <pic:nvPicPr>
-                    <pic:cNvPr id="377421348" name=""/>
+                    <pic:cNvPr id="447108654" name=""/>
                     <pic:cNvPicPr/>
                   </pic:nvPicPr>
                   <pic:blipFill>
@@ -5224,16 +5224,11 @@
                   <pic:spPr>
                     <a:xfrm>
                       <a:off x="0" y="0"/>
-                      <a:ext cx="5943600" cy="1275080"/>
+                      <a:ext cx="5943600" cy="633095"/>
                     </a:xfrm>
                     <a:prstGeom prst="rect">
                       <a:avLst/>
                     </a:prstGeom>
-                    <a:ln>
-                      <a:solidFill>
-                        <a:schemeClr val="tx1"/>
-                      </a:solidFill>
-                    </a:ln>
                   </pic:spPr>
                 </pic:pic>
               </a:graphicData>
@@ -5506,10 +5501,10 @@
         </w:rPr>
         <w:lastRenderedPageBreak/>
         <w:drawing>
-          <wp:inline distT="0" distB="0" distL="0" distR="0" wp14:anchorId="70601816" wp14:editId="5B8148F9">
-            <wp:extent cx="5465266" cy="6553200"/>
-            <wp:effectExtent l="19050" t="19050" r="21590" b="19050"/>
-            <wp:docPr id="371612550" name="Picture 1"/>
+          <wp:inline distT="0" distB="0" distL="0" distR="0" wp14:anchorId="2EC6412C" wp14:editId="3F177940">
+            <wp:extent cx="5943600" cy="3859530"/>
+            <wp:effectExtent l="0" t="0" r="0" b="7620"/>
+            <wp:docPr id="1602841619" name="Picture 1"/>
             <wp:cNvGraphicFramePr>
               <a:graphicFrameLocks xmlns:a="http://schemas.openxmlformats.org/drawingml/2006/main" noChangeAspect="1"/>
             </wp:cNvGraphicFramePr>
@@ -5517,7 +5512,7 @@
               <a:graphicData uri="http://schemas.openxmlformats.org/drawingml/2006/picture">
                 <pic:pic xmlns:pic="http://schemas.openxmlformats.org/drawingml/2006/picture">
                   <pic:nvPicPr>
-                    <pic:cNvPr id="371612550" name=""/>
+                    <pic:cNvPr id="1602841619" name=""/>
                     <pic:cNvPicPr/>
                   </pic:nvPicPr>
                   <pic:blipFill>
@@ -5529,16 +5524,11 @@
                   <pic:spPr>
                     <a:xfrm>
                       <a:off x="0" y="0"/>
-                      <a:ext cx="5473029" cy="6562508"/>
+                      <a:ext cx="5943600" cy="3859530"/>
                     </a:xfrm>
                     <a:prstGeom prst="rect">
                       <a:avLst/>
                     </a:prstGeom>
-                    <a:ln>
-                      <a:solidFill>
-                        <a:schemeClr val="tx1"/>
-                      </a:solidFill>
-                    </a:ln>
                   </pic:spPr>
                 </pic:pic>
               </a:graphicData>
@@ -5558,14 +5548,38 @@
       <w:r>
         <w:rPr>
           <w:rFonts w:ascii="Arial" w:hAnsi="Arial" w:cs="Arial"/>
+        </w:rPr>
+        <w:t>Figure 2.1</w:t>
+      </w:r>
+    </w:p>
+    <w:p>
+      <w:pPr>
+        <w:pStyle w:val="NormalWeb"/>
+        <w:ind w:left="720" w:firstLine="720"/>
+        <w:rPr>
+          <w:rFonts w:ascii="Arial" w:hAnsi="Arial" w:cs="Arial"/>
+        </w:rPr>
+      </w:pPr>
+    </w:p>
+    <w:p>
+      <w:pPr>
+        <w:pStyle w:val="NormalWeb"/>
+        <w:ind w:left="720"/>
+        <w:rPr>
+          <w:rFonts w:ascii="Arial" w:hAnsi="Arial" w:cs="Arial"/>
+        </w:rPr>
+      </w:pPr>
+      <w:r>
+        <w:rPr>
+          <w:rFonts w:ascii="Arial" w:hAnsi="Arial" w:cs="Arial"/>
           <w:noProof/>
         </w:rPr>
         <w:lastRenderedPageBreak/>
         <w:drawing>
-          <wp:inline distT="0" distB="0" distL="0" distR="0" wp14:anchorId="55DB9886" wp14:editId="44CAEE67">
-            <wp:extent cx="5807320" cy="7267575"/>
-            <wp:effectExtent l="19050" t="19050" r="22225" b="9525"/>
-            <wp:docPr id="969978508" name="Picture 1"/>
+          <wp:inline distT="0" distB="0" distL="0" distR="0" wp14:anchorId="620D96D2" wp14:editId="3E5FD1C7">
+            <wp:extent cx="5068007" cy="5106113"/>
+            <wp:effectExtent l="0" t="0" r="0" b="0"/>
+            <wp:docPr id="1707495422" name="Picture 1"/>
             <wp:cNvGraphicFramePr>
               <a:graphicFrameLocks xmlns:a="http://schemas.openxmlformats.org/drawingml/2006/main" noChangeAspect="1"/>
             </wp:cNvGraphicFramePr>
@@ -5573,7 +5587,7 @@
               <a:graphicData uri="http://schemas.openxmlformats.org/drawingml/2006/picture">
                 <pic:pic xmlns:pic="http://schemas.openxmlformats.org/drawingml/2006/picture">
                   <pic:nvPicPr>
-                    <pic:cNvPr id="969978508" name=""/>
+                    <pic:cNvPr id="1707495422" name=""/>
                     <pic:cNvPicPr/>
                   </pic:nvPicPr>
                   <pic:blipFill>
@@ -5585,16 +5599,11 @@
                   <pic:spPr>
                     <a:xfrm>
                       <a:off x="0" y="0"/>
-                      <a:ext cx="5815981" cy="7278414"/>
+                      <a:ext cx="5068007" cy="5106113"/>
                     </a:xfrm>
                     <a:prstGeom prst="rect">
                       <a:avLst/>
                     </a:prstGeom>
-                    <a:ln>
-                      <a:solidFill>
-                        <a:schemeClr val="tx1"/>
-                      </a:solidFill>
-                    </a:ln>
                   </pic:spPr>
                 </pic:pic>
               </a:graphicData>
@@ -5602,6 +5611,12 @@
           </wp:inline>
         </w:drawing>
       </w:r>
+      <w:r>
+        <w:rPr>
+          <w:rFonts w:ascii="Arial" w:hAnsi="Arial" w:cs="Arial"/>
+        </w:rPr>
+        <w:t>Figure 2.2</w:t>
+      </w:r>
     </w:p>
     <w:p>
       <w:pPr>
@@ -5618,10 +5633,10 @@
         </w:rPr>
         <w:lastRenderedPageBreak/>
         <w:drawing>
-          <wp:inline distT="0" distB="0" distL="0" distR="0" wp14:anchorId="50A4AF54" wp14:editId="31C595EB">
-            <wp:extent cx="5731387" cy="6915150"/>
-            <wp:effectExtent l="19050" t="19050" r="22225" b="19050"/>
-            <wp:docPr id="1172857582" name="Picture 1"/>
+          <wp:inline distT="0" distB="0" distL="0" distR="0" wp14:anchorId="6FD2482F" wp14:editId="71281E72">
+            <wp:extent cx="5696745" cy="3162741"/>
+            <wp:effectExtent l="0" t="0" r="0" b="0"/>
+            <wp:docPr id="536031242" name="Picture 1"/>
             <wp:cNvGraphicFramePr>
               <a:graphicFrameLocks xmlns:a="http://schemas.openxmlformats.org/drawingml/2006/main" noChangeAspect="1"/>
             </wp:cNvGraphicFramePr>
@@ -5629,7 +5644,7 @@
               <a:graphicData uri="http://schemas.openxmlformats.org/drawingml/2006/picture">
                 <pic:pic xmlns:pic="http://schemas.openxmlformats.org/drawingml/2006/picture">
                   <pic:nvPicPr>
-                    <pic:cNvPr id="1172857582" name=""/>
+                    <pic:cNvPr id="536031242" name=""/>
                     <pic:cNvPicPr/>
                   </pic:nvPicPr>
                   <pic:blipFill>
@@ -5641,16 +5656,11 @@
                   <pic:spPr>
                     <a:xfrm>
                       <a:off x="0" y="0"/>
-                      <a:ext cx="5734818" cy="6919290"/>
+                      <a:ext cx="5696745" cy="3162741"/>
                     </a:xfrm>
                     <a:prstGeom prst="rect">
                       <a:avLst/>
                     </a:prstGeom>
-                    <a:ln>
-                      <a:solidFill>
-                        <a:schemeClr val="tx1"/>
-                      </a:solidFill>
-                    </a:ln>
                   </pic:spPr>
                 </pic:pic>
               </a:graphicData>
@@ -5658,6 +5668,12 @@
           </wp:inline>
         </w:drawing>
       </w:r>
+      <w:r>
+        <w:rPr>
+          <w:rFonts w:ascii="Arial" w:hAnsi="Arial" w:cs="Arial"/>
+        </w:rPr>
+        <w:t xml:space="preserve">Figure 2.3 </w:t>
+      </w:r>
     </w:p>
     <w:p>
       <w:pPr>
@@ -5667,17 +5683,305 @@
           <w:rFonts w:ascii="Arial" w:hAnsi="Arial" w:cs="Arial"/>
         </w:rPr>
       </w:pPr>
-      <w:r>
+    </w:p>
+    <w:p>
+      <w:pPr>
+        <w:pStyle w:val="NormalWeb"/>
+        <w:ind w:left="720"/>
         <w:rPr>
           <w:rFonts w:ascii="Arial" w:hAnsi="Arial" w:cs="Arial"/>
+        </w:rPr>
+      </w:pPr>
+    </w:p>
+    <w:p>
+      <w:pPr>
+        <w:pStyle w:val="NormalWeb"/>
+        <w:ind w:left="720"/>
+        <w:rPr>
+          <w:rFonts w:ascii="Arial" w:hAnsi="Arial" w:cs="Arial"/>
+        </w:rPr>
+      </w:pPr>
+    </w:p>
+    <w:p>
+      <w:pPr>
+        <w:pStyle w:val="NormalWeb"/>
+        <w:ind w:left="720"/>
+        <w:rPr>
+          <w:rFonts w:ascii="Arial" w:hAnsi="Arial" w:cs="Arial"/>
+        </w:rPr>
+      </w:pPr>
+    </w:p>
+    <w:p>
+      <w:pPr>
+        <w:pStyle w:val="NormalWeb"/>
+        <w:ind w:left="720"/>
+        <w:rPr>
+          <w:rFonts w:ascii="Arial" w:hAnsi="Arial" w:cs="Arial"/>
+        </w:rPr>
+      </w:pPr>
+    </w:p>
+    <w:p>
+      <w:pPr>
+        <w:pStyle w:val="NormalWeb"/>
+        <w:ind w:left="720"/>
+        <w:rPr>
+          <w:rFonts w:ascii="Arial" w:hAnsi="Arial" w:cs="Arial"/>
+        </w:rPr>
+      </w:pPr>
+    </w:p>
+    <w:p>
+      <w:pPr>
+        <w:pStyle w:val="NormalWeb"/>
+        <w:ind w:left="720"/>
+        <w:rPr>
+          <w:rFonts w:ascii="Arial" w:hAnsi="Arial" w:cs="Arial"/>
+        </w:rPr>
+      </w:pPr>
+    </w:p>
+    <w:p>
+      <w:pPr>
+        <w:pStyle w:val="NormalWeb"/>
+        <w:ind w:left="720"/>
+        <w:rPr>
+          <w:rFonts w:ascii="Arial" w:hAnsi="Arial" w:cs="Arial"/>
+        </w:rPr>
+      </w:pPr>
+    </w:p>
+    <w:p>
+      <w:pPr>
+        <w:pStyle w:val="NormalWeb"/>
+        <w:ind w:left="720"/>
+        <w:rPr>
+          <w:rFonts w:ascii="Arial" w:hAnsi="Arial" w:cs="Arial"/>
+        </w:rPr>
+      </w:pPr>
+    </w:p>
+    <w:p>
+      <w:pPr>
+        <w:pStyle w:val="NormalWeb"/>
+        <w:ind w:left="720"/>
+        <w:rPr>
+          <w:rFonts w:ascii="Arial" w:hAnsi="Arial" w:cs="Arial"/>
+        </w:rPr>
+      </w:pPr>
+    </w:p>
+    <w:p>
+      <w:pPr>
+        <w:pStyle w:val="NormalWeb"/>
+        <w:ind w:left="720"/>
+        <w:rPr>
+          <w:rFonts w:ascii="Arial" w:hAnsi="Arial" w:cs="Arial"/>
+        </w:rPr>
+      </w:pPr>
+    </w:p>
+    <w:p>
+      <w:pPr>
+        <w:pStyle w:val="NormalWeb"/>
+        <w:ind w:left="720"/>
+        <w:rPr>
+          <w:rFonts w:ascii="Arial" w:hAnsi="Arial" w:cs="Arial"/>
+        </w:rPr>
+      </w:pPr>
+    </w:p>
+    <w:p>
+      <w:pPr>
+        <w:pStyle w:val="NormalWeb"/>
+        <w:ind w:left="720"/>
+        <w:rPr>
+          <w:rFonts w:ascii="Arial" w:hAnsi="Arial" w:cs="Arial"/>
+        </w:rPr>
+      </w:pPr>
+    </w:p>
+    <w:p>
+      <w:pPr>
+        <w:pStyle w:val="Heading2"/>
+      </w:pPr>
+      <w:r>
+        <w:lastRenderedPageBreak/>
+        <w:t>Phase 2</w:t>
+      </w:r>
+      <w:r>
+        <w:t>: Analysis</w:t>
+      </w:r>
+    </w:p>
+    <w:p>
+      <w:pPr>
+        <w:rPr>
+          <w:lang w:val="en-US"/>
+        </w:rPr>
+      </w:pPr>
+      <w:r>
+        <w:rPr>
+          <w:lang w:val="en-US"/>
+        </w:rPr>
+        <w:t xml:space="preserve">Phase 2 should </w:t>
+      </w:r>
+      <w:r>
+        <w:rPr>
+          <w:lang w:val="en-US"/>
+        </w:rPr>
+        <w:t>not</w:t>
+      </w:r>
+      <w:r>
+        <w:rPr>
+          <w:lang w:val="en-US"/>
+        </w:rPr>
+        <w:t xml:space="preserve"> </w:t>
+      </w:r>
+      <w:r>
+        <w:rPr>
+          <w:lang w:val="en-US"/>
+        </w:rPr>
+        <w:t xml:space="preserve">take a long time </w:t>
+      </w:r>
+      <w:r>
+        <w:rPr>
+          <w:lang w:val="en-US"/>
+        </w:rPr>
+        <w:t>one because it would be an over</w:t>
+      </w:r>
+      <w:r>
+        <w:rPr>
+          <w:lang w:val="en-US"/>
+        </w:rPr>
+        <w:t>look and overall</w:t>
+      </w:r>
+      <w:r>
+        <w:rPr>
+          <w:lang w:val="en-US"/>
+        </w:rPr>
+        <w:t xml:space="preserve"> analysis of the current parking situation and </w:t>
+      </w:r>
+      <w:r>
+        <w:rPr>
+          <w:lang w:val="en-US"/>
+        </w:rPr>
+        <w:t xml:space="preserve">to determine and identify </w:t>
+      </w:r>
+      <w:r>
+        <w:t xml:space="preserve">any missing or additional requirements and objectives for the project. </w:t>
+      </w:r>
+    </w:p>
+    <w:p>
+      <w:pPr>
+        <w:pStyle w:val="ListParagraph"/>
+        <w:numPr>
+          <w:ilvl w:val="0"/>
+          <w:numId w:val="51"/>
+        </w:numPr>
+        <w:rPr>
+          <w:lang w:val="en-US"/>
+        </w:rPr>
+      </w:pPr>
+      <w:r>
+        <w:rPr>
+          <w:b/>
+          <w:bCs/>
+          <w:lang w:val="en-US"/>
+        </w:rPr>
+        <w:t>Business Process &amp; System Analysis:</w:t>
+      </w:r>
+      <w:r>
+        <w:rPr>
+          <w:lang w:val="en-US"/>
+        </w:rPr>
+        <w:t xml:space="preserve"> Mapping and evaluating the core workflows for drivers, operators, and finance personnel, while identifying necessary system inputs, outputs, and external dependencies.</w:t>
+      </w:r>
+    </w:p>
+    <w:p>
+      <w:pPr>
+        <w:pStyle w:val="ListParagraph"/>
+        <w:numPr>
+          <w:ilvl w:val="0"/>
+          <w:numId w:val="51"/>
+        </w:numPr>
+        <w:rPr>
+          <w:lang w:val="en-US"/>
+        </w:rPr>
+      </w:pPr>
+      <w:r>
+        <w:rPr>
+          <w:b/>
+          <w:bCs/>
+          <w:lang w:val="en-US"/>
+        </w:rPr>
+        <w:t>Competitive Analysis:</w:t>
+      </w:r>
+      <w:r>
+        <w:rPr>
+          <w:lang w:val="en-US"/>
+        </w:rPr>
+        <w:t xml:space="preserve"> Researching existing parking solutions to identify competitor strengths, weaknesses, and market gaps to establish clear platform differentiators.</w:t>
+      </w:r>
+    </w:p>
+    <w:p>
+      <w:pPr>
+        <w:pStyle w:val="ListParagraph"/>
+        <w:numPr>
+          <w:ilvl w:val="0"/>
+          <w:numId w:val="51"/>
+        </w:numPr>
+        <w:rPr>
+          <w:lang w:val="en-US"/>
+        </w:rPr>
+      </w:pPr>
+      <w:r>
+        <w:rPr>
+          <w:b/>
+          <w:bCs/>
+          <w:lang w:val="en-US"/>
+        </w:rPr>
+        <w:t>System Proposal &amp; Analysis Review:</w:t>
+      </w:r>
+      <w:r>
+        <w:rPr>
+          <w:lang w:val="en-US"/>
+        </w:rPr>
+        <w:t xml:space="preserve"> Consolidating all analysis findings into a formal system proposal, reviewing capabilities against business objectives, and incorporating stakeholder feedback for approval.</w:t>
+      </w:r>
+    </w:p>
+    <w:p>
+      <w:pPr>
+        <w:pStyle w:val="ListParagraph"/>
+        <w:numPr>
+          <w:ilvl w:val="0"/>
+          <w:numId w:val="51"/>
+        </w:numPr>
+        <w:rPr>
+          <w:lang w:val="en-US"/>
+        </w:rPr>
+      </w:pPr>
+      <w:r>
+        <w:rPr>
+          <w:b/>
+          <w:bCs/>
+          <w:lang w:val="en-US"/>
+        </w:rPr>
+        <w:t>Analysis Phase Assessment:</w:t>
+      </w:r>
+      <w:r>
+        <w:rPr>
+          <w:lang w:val="en-US"/>
+        </w:rPr>
+        <w:t xml:space="preserve"> Evaluating all analysis-phase deliverables, documenting lessons learned, and securing formal approval to transition into the system design phase.</w:t>
+      </w:r>
+    </w:p>
+    <w:p>
+      <w:pPr>
+        <w:rPr>
+          <w:lang w:val="en-US"/>
+        </w:rPr>
+      </w:pPr>
+      <w:r>
+        <w:rPr>
           <w:noProof/>
-        </w:rPr>
-        <w:lastRenderedPageBreak/>
+          <w:lang w:val="en-US"/>
+        </w:rPr>
         <w:drawing>
-          <wp:inline distT="0" distB="0" distL="0" distR="0" wp14:anchorId="588E0710" wp14:editId="33609AF5">
-            <wp:extent cx="5485468" cy="5800725"/>
-            <wp:effectExtent l="19050" t="19050" r="20320" b="9525"/>
-            <wp:docPr id="471842513" name="Picture 1"/>
+          <wp:inline distT="0" distB="0" distL="0" distR="0" wp14:anchorId="4DC101AC" wp14:editId="0B1FBB0C">
+            <wp:extent cx="5943600" cy="4262755"/>
+            <wp:effectExtent l="0" t="0" r="0" b="4445"/>
+            <wp:docPr id="1151378250" name="Picture 1"/>
             <wp:cNvGraphicFramePr>
               <a:graphicFrameLocks xmlns:a="http://schemas.openxmlformats.org/drawingml/2006/main" noChangeAspect="1"/>
             </wp:cNvGraphicFramePr>
@@ -5685,7 +5989,7 @@
               <a:graphicData uri="http://schemas.openxmlformats.org/drawingml/2006/picture">
                 <pic:pic xmlns:pic="http://schemas.openxmlformats.org/drawingml/2006/picture">
                   <pic:nvPicPr>
-                    <pic:cNvPr id="471842513" name=""/>
+                    <pic:cNvPr id="1151378250" name=""/>
                     <pic:cNvPicPr/>
                   </pic:nvPicPr>
                   <pic:blipFill>
@@ -5697,16 +6001,11 @@
                   <pic:spPr>
                     <a:xfrm>
                       <a:off x="0" y="0"/>
-                      <a:ext cx="5495476" cy="5811308"/>
+                      <a:ext cx="5943600" cy="4262755"/>
                     </a:xfrm>
                     <a:prstGeom prst="rect">
                       <a:avLst/>
                     </a:prstGeom>
-                    <a:ln>
-                      <a:solidFill>
-                        <a:schemeClr val="tx1"/>
-                      </a:solidFill>
-                    </a:ln>
                   </pic:spPr>
                 </pic:pic>
               </a:graphicData>
@@ -5714,246 +6013,22 @@
           </wp:inline>
         </w:drawing>
       </w:r>
-    </w:p>
-    <w:p>
-      <w:pPr>
-        <w:pStyle w:val="NormalWeb"/>
-        <w:ind w:left="720"/>
-        <w:rPr>
-          <w:rFonts w:ascii="Arial" w:hAnsi="Arial" w:cs="Arial"/>
-        </w:rPr>
-      </w:pPr>
-    </w:p>
-    <w:p>
-      <w:pPr>
-        <w:pStyle w:val="NormalWeb"/>
-        <w:ind w:left="720"/>
-        <w:rPr>
-          <w:rFonts w:ascii="Arial" w:hAnsi="Arial" w:cs="Arial"/>
-        </w:rPr>
-      </w:pPr>
-    </w:p>
-    <w:p>
-      <w:pPr>
-        <w:pStyle w:val="NormalWeb"/>
-        <w:ind w:left="720"/>
-        <w:rPr>
-          <w:rFonts w:ascii="Arial" w:hAnsi="Arial" w:cs="Arial"/>
-        </w:rPr>
-      </w:pPr>
-    </w:p>
-    <w:p>
-      <w:pPr>
-        <w:pStyle w:val="NormalWeb"/>
-        <w:ind w:left="720"/>
-        <w:rPr>
-          <w:rFonts w:ascii="Arial" w:hAnsi="Arial" w:cs="Arial"/>
-        </w:rPr>
-      </w:pPr>
-    </w:p>
-    <w:p>
-      <w:pPr>
-        <w:pStyle w:val="NormalWeb"/>
-        <w:ind w:left="720"/>
-        <w:rPr>
-          <w:rFonts w:ascii="Arial" w:hAnsi="Arial" w:cs="Arial"/>
-        </w:rPr>
-      </w:pPr>
-    </w:p>
-    <w:p>
-      <w:pPr>
-        <w:pStyle w:val="NormalWeb"/>
-        <w:ind w:left="720"/>
-        <w:rPr>
-          <w:rFonts w:ascii="Arial" w:hAnsi="Arial" w:cs="Arial"/>
-        </w:rPr>
-      </w:pPr>
-    </w:p>
-    <w:p>
-      <w:pPr>
-        <w:pStyle w:val="Heading2"/>
-      </w:pPr>
-      <w:r>
-        <w:lastRenderedPageBreak/>
-        <w:t>Phase 2</w:t>
-      </w:r>
-      <w:r>
-        <w:t>: Analysis</w:t>
-      </w:r>
-    </w:p>
-    <w:p>
-      <w:pPr>
+      <w:r>
         <w:rPr>
           <w:lang w:val="en-US"/>
         </w:rPr>
-      </w:pPr>
-      <w:r>
+        <w:t>Figure 3.1</w:t>
+      </w:r>
+    </w:p>
+    <w:p>
+      <w:pPr>
         <w:rPr>
           <w:lang w:val="en-US"/>
         </w:rPr>
-        <w:t xml:space="preserve">Phase 2 should </w:t>
-      </w:r>
-      <w:r>
-        <w:rPr>
-          <w:lang w:val="en-US"/>
-        </w:rPr>
-        <w:t>not</w:t>
-      </w:r>
-      <w:r>
-        <w:rPr>
-          <w:lang w:val="en-US"/>
-        </w:rPr>
-        <w:t xml:space="preserve"> </w:t>
-      </w:r>
-      <w:r>
-        <w:rPr>
-          <w:lang w:val="en-US"/>
-        </w:rPr>
-        <w:t xml:space="preserve">take a long time </w:t>
-      </w:r>
-      <w:r>
-        <w:rPr>
-          <w:lang w:val="en-US"/>
-        </w:rPr>
-        <w:t>one because it would be an over</w:t>
-      </w:r>
-      <w:r>
-        <w:rPr>
-          <w:lang w:val="en-US"/>
-        </w:rPr>
-        <w:t>look and overall</w:t>
-      </w:r>
-      <w:r>
-        <w:rPr>
-          <w:lang w:val="en-US"/>
-        </w:rPr>
-        <w:t xml:space="preserve"> analysis of the current parking situation and </w:t>
-      </w:r>
-      <w:r>
-        <w:rPr>
-          <w:lang w:val="en-US"/>
-        </w:rPr>
-        <w:t xml:space="preserve">to determine and identify </w:t>
-      </w:r>
-      <w:r>
-        <w:t xml:space="preserve">any missing or additional requirements and objectives for the project. </w:t>
-      </w:r>
-    </w:p>
-    <w:p>
-      <w:pPr>
-        <w:pStyle w:val="ListParagraph"/>
-        <w:numPr>
-          <w:ilvl w:val="0"/>
-          <w:numId w:val="51"/>
-        </w:numPr>
-        <w:rPr>
-          <w:lang w:val="en-US"/>
-        </w:rPr>
-      </w:pPr>
-      <w:r>
-        <w:rPr>
-          <w:b/>
-          <w:bCs/>
-          <w:lang w:val="en-US"/>
-        </w:rPr>
-        <w:t>Business Process &amp; System Analysis:</w:t>
-      </w:r>
-      <w:r>
-        <w:rPr>
-          <w:lang w:val="en-US"/>
-        </w:rPr>
-        <w:t xml:space="preserve"> Mapping and evaluating the core workflows for drivers, operators, and finance personnel, while identifying necessary system inputs, outputs, and external dependencies.</w:t>
-      </w:r>
-    </w:p>
-    <w:p>
-      <w:pPr>
-        <w:pStyle w:val="ListParagraph"/>
-        <w:numPr>
-          <w:ilvl w:val="0"/>
-          <w:numId w:val="51"/>
-        </w:numPr>
-        <w:rPr>
-          <w:lang w:val="en-US"/>
-        </w:rPr>
-      </w:pPr>
-      <w:r>
-        <w:rPr>
-          <w:b/>
-          <w:bCs/>
-          <w:lang w:val="en-US"/>
-        </w:rPr>
-        <w:t>Competitive Analysis:</w:t>
-      </w:r>
-      <w:r>
-        <w:rPr>
-          <w:lang w:val="en-US"/>
-        </w:rPr>
-        <w:t xml:space="preserve"> Researching existing parking solutions to identify competitor strengths, weaknesses, and market gaps to establish clear platform differentiators.</w:t>
-      </w:r>
-    </w:p>
-    <w:p>
-      <w:pPr>
-        <w:pStyle w:val="ListParagraph"/>
-        <w:numPr>
-          <w:ilvl w:val="0"/>
-          <w:numId w:val="51"/>
-        </w:numPr>
-        <w:rPr>
-          <w:lang w:val="en-US"/>
-        </w:rPr>
-      </w:pPr>
-      <w:r>
-        <w:rPr>
-          <w:b/>
-          <w:bCs/>
-          <w:lang w:val="en-US"/>
-        </w:rPr>
-        <w:t>System Proposal &amp; Analysis Review:</w:t>
-      </w:r>
-      <w:r>
-        <w:rPr>
-          <w:lang w:val="en-US"/>
-        </w:rPr>
-        <w:t xml:space="preserve"> Consolidating all analysis findings into a formal system proposal, reviewing capabilities against business objectives, and incorporating stakeholder feedback for approval.</w:t>
-      </w:r>
-    </w:p>
-    <w:p>
-      <w:pPr>
-        <w:pStyle w:val="ListParagraph"/>
-        <w:numPr>
-          <w:ilvl w:val="0"/>
-          <w:numId w:val="51"/>
-        </w:numPr>
-        <w:rPr>
-          <w:lang w:val="en-US"/>
-        </w:rPr>
-      </w:pPr>
-      <w:r>
-        <w:rPr>
-          <w:b/>
-          <w:bCs/>
-          <w:lang w:val="en-US"/>
-        </w:rPr>
-        <w:t>Analysis Phase Assessment:</w:t>
-      </w:r>
-      <w:r>
-        <w:rPr>
-          <w:lang w:val="en-US"/>
-        </w:rPr>
-        <w:t xml:space="preserve"> Evaluating all analysis-phase deliverables, documenting lessons learned, and securing formal approval to transition into the system design phase.</w:t>
-      </w:r>
-    </w:p>
-    <w:p>
-      <w:pPr>
-        <w:pStyle w:val="ListParagraph"/>
-        <w:rPr>
-          <w:lang w:val="en-US"/>
-        </w:rPr>
-      </w:pPr>
-    </w:p>
-    <w:p>
-      <w:pPr>
-        <w:pStyle w:val="ListParagraph"/>
+      </w:pPr>
+    </w:p>
+    <w:p>
+      <w:pPr>
         <w:rPr>
           <w:lang w:val="en-US"/>
         </w:rPr>
@@ -5963,11 +6038,12 @@
           <w:noProof/>
           <w:lang w:val="en-US"/>
         </w:rPr>
+        <w:lastRenderedPageBreak/>
         <w:drawing>
-          <wp:inline distT="0" distB="0" distL="0" distR="0" wp14:anchorId="61C5F21C" wp14:editId="08DFE30F">
-            <wp:extent cx="4606584" cy="5143500"/>
-            <wp:effectExtent l="19050" t="19050" r="22860" b="19050"/>
-            <wp:docPr id="619803951" name="Picture 1"/>
+          <wp:inline distT="0" distB="0" distL="0" distR="0" wp14:anchorId="533DF9C5" wp14:editId="3B92BE8A">
+            <wp:extent cx="5943600" cy="3026410"/>
+            <wp:effectExtent l="0" t="0" r="0" b="2540"/>
+            <wp:docPr id="619626159" name="Picture 1"/>
             <wp:cNvGraphicFramePr>
               <a:graphicFrameLocks xmlns:a="http://schemas.openxmlformats.org/drawingml/2006/main" noChangeAspect="1"/>
             </wp:cNvGraphicFramePr>
@@ -5975,7 +6051,7 @@
               <a:graphicData uri="http://schemas.openxmlformats.org/drawingml/2006/picture">
                 <pic:pic xmlns:pic="http://schemas.openxmlformats.org/drawingml/2006/picture">
                   <pic:nvPicPr>
-                    <pic:cNvPr id="619803951" name=""/>
+                    <pic:cNvPr id="619626159" name=""/>
                     <pic:cNvPicPr/>
                   </pic:nvPicPr>
                   <pic:blipFill>
@@ -5987,16 +6063,11 @@
                   <pic:spPr>
                     <a:xfrm>
                       <a:off x="0" y="0"/>
-                      <a:ext cx="4613508" cy="5151232"/>
+                      <a:ext cx="5943600" cy="3026410"/>
                     </a:xfrm>
                     <a:prstGeom prst="rect">
                       <a:avLst/>
                     </a:prstGeom>
-                    <a:ln>
-                      <a:solidFill>
-                        <a:schemeClr val="tx1"/>
-                      </a:solidFill>
-                    </a:ln>
                   </pic:spPr>
                 </pic:pic>
               </a:graphicData>
@@ -6004,10 +6075,504 @@
           </wp:inline>
         </w:drawing>
       </w:r>
+      <w:r>
+        <w:rPr>
+          <w:lang w:val="en-US"/>
+        </w:rPr>
+        <w:t>Figure 3.2</w:t>
+      </w:r>
     </w:p>
     <w:p>
       <w:pPr>
         <w:pStyle w:val="ListParagraph"/>
+        <w:rPr>
+          <w:lang w:val="en-US"/>
+        </w:rPr>
+      </w:pPr>
+    </w:p>
+    <w:p>
+      <w:pPr>
+        <w:pStyle w:val="ListParagraph"/>
+        <w:rPr>
+          <w:lang w:val="en-US"/>
+        </w:rPr>
+      </w:pPr>
+    </w:p>
+    <w:p>
+      <w:pPr>
+        <w:pStyle w:val="ListParagraph"/>
+        <w:rPr>
+          <w:lang w:val="en-US"/>
+        </w:rPr>
+      </w:pPr>
+    </w:p>
+    <w:p>
+      <w:pPr>
+        <w:pStyle w:val="ListParagraph"/>
+        <w:rPr>
+          <w:lang w:val="en-US"/>
+        </w:rPr>
+      </w:pPr>
+    </w:p>
+    <w:p>
+      <w:pPr>
+        <w:pStyle w:val="ListParagraph"/>
+        <w:rPr>
+          <w:lang w:val="en-US"/>
+        </w:rPr>
+      </w:pPr>
+    </w:p>
+    <w:p>
+      <w:pPr>
+        <w:pStyle w:val="ListParagraph"/>
+        <w:rPr>
+          <w:lang w:val="en-US"/>
+        </w:rPr>
+      </w:pPr>
+    </w:p>
+    <w:p>
+      <w:pPr>
+        <w:pStyle w:val="ListParagraph"/>
+        <w:rPr>
+          <w:lang w:val="en-US"/>
+        </w:rPr>
+      </w:pPr>
+    </w:p>
+    <w:p>
+      <w:pPr>
+        <w:pStyle w:val="ListParagraph"/>
+        <w:rPr>
+          <w:lang w:val="en-US"/>
+        </w:rPr>
+      </w:pPr>
+    </w:p>
+    <w:p>
+      <w:pPr>
+        <w:pStyle w:val="ListParagraph"/>
+        <w:rPr>
+          <w:lang w:val="en-US"/>
+        </w:rPr>
+      </w:pPr>
+    </w:p>
+    <w:p>
+      <w:pPr>
+        <w:pStyle w:val="ListParagraph"/>
+        <w:rPr>
+          <w:lang w:val="en-US"/>
+        </w:rPr>
+      </w:pPr>
+    </w:p>
+    <w:p>
+      <w:pPr>
+        <w:pStyle w:val="ListParagraph"/>
+        <w:rPr>
+          <w:lang w:val="en-US"/>
+        </w:rPr>
+      </w:pPr>
+    </w:p>
+    <w:p>
+      <w:pPr>
+        <w:pStyle w:val="ListParagraph"/>
+        <w:rPr>
+          <w:lang w:val="en-US"/>
+        </w:rPr>
+      </w:pPr>
+    </w:p>
+    <w:p>
+      <w:pPr>
+        <w:pStyle w:val="ListParagraph"/>
+        <w:rPr>
+          <w:lang w:val="en-US"/>
+        </w:rPr>
+      </w:pPr>
+    </w:p>
+    <w:p>
+      <w:pPr>
+        <w:pStyle w:val="ListParagraph"/>
+        <w:rPr>
+          <w:lang w:val="en-US"/>
+        </w:rPr>
+      </w:pPr>
+    </w:p>
+    <w:p>
+      <w:pPr>
+        <w:pStyle w:val="ListParagraph"/>
+        <w:rPr>
+          <w:lang w:val="en-US"/>
+        </w:rPr>
+      </w:pPr>
+    </w:p>
+    <w:p>
+      <w:pPr>
+        <w:pStyle w:val="ListParagraph"/>
+        <w:rPr>
+          <w:lang w:val="en-US"/>
+        </w:rPr>
+      </w:pPr>
+    </w:p>
+    <w:p>
+      <w:pPr>
+        <w:pStyle w:val="ListParagraph"/>
+        <w:rPr>
+          <w:lang w:val="en-US"/>
+        </w:rPr>
+      </w:pPr>
+    </w:p>
+    <w:p>
+      <w:pPr>
+        <w:pStyle w:val="ListParagraph"/>
+        <w:rPr>
+          <w:lang w:val="en-US"/>
+        </w:rPr>
+      </w:pPr>
+    </w:p>
+    <w:p>
+      <w:pPr>
+        <w:pStyle w:val="ListParagraph"/>
+        <w:rPr>
+          <w:lang w:val="en-US"/>
+        </w:rPr>
+      </w:pPr>
+    </w:p>
+    <w:p>
+      <w:pPr>
+        <w:pStyle w:val="ListParagraph"/>
+        <w:rPr>
+          <w:lang w:val="en-US"/>
+        </w:rPr>
+      </w:pPr>
+    </w:p>
+    <w:p>
+      <w:pPr>
+        <w:pStyle w:val="ListParagraph"/>
+        <w:rPr>
+          <w:lang w:val="en-US"/>
+        </w:rPr>
+      </w:pPr>
+    </w:p>
+    <w:p>
+      <w:pPr>
+        <w:pStyle w:val="ListParagraph"/>
+        <w:rPr>
+          <w:lang w:val="en-US"/>
+        </w:rPr>
+      </w:pPr>
+    </w:p>
+    <w:p>
+      <w:pPr>
+        <w:pStyle w:val="ListParagraph"/>
+        <w:rPr>
+          <w:lang w:val="en-US"/>
+        </w:rPr>
+      </w:pPr>
+    </w:p>
+    <w:p>
+      <w:pPr>
+        <w:pStyle w:val="ListParagraph"/>
+        <w:rPr>
+          <w:lang w:val="en-US"/>
+        </w:rPr>
+      </w:pPr>
+    </w:p>
+    <w:p>
+      <w:pPr>
+        <w:pStyle w:val="ListParagraph"/>
+        <w:rPr>
+          <w:lang w:val="en-US"/>
+        </w:rPr>
+      </w:pPr>
+    </w:p>
+    <w:p>
+      <w:pPr>
+        <w:pStyle w:val="ListParagraph"/>
+        <w:rPr>
+          <w:lang w:val="en-US"/>
+        </w:rPr>
+      </w:pPr>
+    </w:p>
+    <w:p>
+      <w:pPr>
+        <w:pStyle w:val="Heading2"/>
+      </w:pPr>
+      <w:r>
+        <w:lastRenderedPageBreak/>
+        <w:t>Phase 3</w:t>
+      </w:r>
+      <w:r>
+        <w:t>: System Design</w:t>
+      </w:r>
+      <w:r>
+        <w:t xml:space="preserve"> </w:t>
+      </w:r>
+    </w:p>
+    <w:p>
+      <w:pPr>
+        <w:rPr>
+          <w:lang w:val="en-US"/>
+        </w:rPr>
+      </w:pPr>
+      <w:r>
+        <w:rPr>
+          <w:lang w:val="en-US"/>
+        </w:rPr>
+        <w:t>This is where the entire system is designed, database structure, backend components and logic, and frontend interfaces; everything is mapped out</w:t>
+      </w:r>
+      <w:r>
+        <w:rPr>
+          <w:lang w:val="en-US"/>
+        </w:rPr>
+        <w:t xml:space="preserve"> in this phase.</w:t>
+      </w:r>
+      <w:r>
+        <w:rPr>
+          <w:lang w:val="en-US"/>
+        </w:rPr>
+        <w:t xml:space="preserve">  </w:t>
+      </w:r>
+    </w:p>
+    <w:p>
+      <w:pPr>
+        <w:pStyle w:val="ListParagraph"/>
+        <w:numPr>
+          <w:ilvl w:val="0"/>
+          <w:numId w:val="51"/>
+        </w:numPr>
+        <w:rPr>
+          <w:lang w:val="en-US"/>
+        </w:rPr>
+      </w:pPr>
+      <w:r>
+        <w:rPr>
+          <w:b/>
+          <w:bCs/>
+          <w:lang w:val="en-US"/>
+        </w:rPr>
+        <w:t>System Architecture Design:</w:t>
+      </w:r>
+      <w:r>
+        <w:rPr>
+          <w:lang w:val="en-US"/>
+        </w:rPr>
+        <w:t xml:space="preserve"> Defining the overarching system framework, including web, mobile, backend, and integration components.</w:t>
+      </w:r>
+    </w:p>
+    <w:p>
+      <w:pPr>
+        <w:pStyle w:val="ListParagraph"/>
+        <w:numPr>
+          <w:ilvl w:val="0"/>
+          <w:numId w:val="51"/>
+        </w:numPr>
+        <w:rPr>
+          <w:lang w:val="en-US"/>
+        </w:rPr>
+      </w:pPr>
+      <w:r>
+        <w:rPr>
+          <w:b/>
+          <w:bCs/>
+          <w:lang w:val="en-US"/>
+        </w:rPr>
+        <w:t>Authentication Design:</w:t>
+      </w:r>
+      <w:r>
+        <w:rPr>
+          <w:lang w:val="en-US"/>
+        </w:rPr>
+        <w:t xml:space="preserve"> Establishing secure workflows for user authentication, authorization, and role-based access permissions.</w:t>
+      </w:r>
+    </w:p>
+    <w:p>
+      <w:pPr>
+        <w:pStyle w:val="ListParagraph"/>
+        <w:numPr>
+          <w:ilvl w:val="0"/>
+          <w:numId w:val="51"/>
+        </w:numPr>
+        <w:rPr>
+          <w:lang w:val="en-US"/>
+        </w:rPr>
+      </w:pPr>
+      <w:r>
+        <w:rPr>
+          <w:b/>
+          <w:bCs/>
+          <w:lang w:val="en-US"/>
+        </w:rPr>
+        <w:t>User/Operator Setup Design:</w:t>
+      </w:r>
+      <w:r>
+        <w:rPr>
+          <w:lang w:val="en-US"/>
+        </w:rPr>
+        <w:t xml:space="preserve"> Structuring the user and operator account profiles, including vehicle details and role information.</w:t>
+      </w:r>
+    </w:p>
+    <w:p>
+      <w:pPr>
+        <w:pStyle w:val="ListParagraph"/>
+        <w:numPr>
+          <w:ilvl w:val="0"/>
+          <w:numId w:val="51"/>
+        </w:numPr>
+        <w:rPr>
+          <w:lang w:val="en-US"/>
+        </w:rPr>
+      </w:pPr>
+      <w:r>
+        <w:rPr>
+          <w:b/>
+          <w:bCs/>
+          <w:lang w:val="en-US"/>
+        </w:rPr>
+        <w:t>Garage Monitoring Design:</w:t>
+      </w:r>
+      <w:r>
+        <w:rPr>
+          <w:lang w:val="en-US"/>
+        </w:rPr>
+        <w:t xml:space="preserve"> Architecting the mechanisms for real-time occupancy tracking and the corresponding operator monitoring interfaces.</w:t>
+      </w:r>
+    </w:p>
+    <w:p>
+      <w:pPr>
+        <w:pStyle w:val="ListParagraph"/>
+        <w:numPr>
+          <w:ilvl w:val="0"/>
+          <w:numId w:val="51"/>
+        </w:numPr>
+        <w:rPr>
+          <w:lang w:val="en-US"/>
+        </w:rPr>
+      </w:pPr>
+      <w:r>
+        <w:rPr>
+          <w:b/>
+          <w:bCs/>
+          <w:lang w:val="en-US"/>
+        </w:rPr>
+        <w:t>Payment Design:</w:t>
+      </w:r>
+      <w:r>
+        <w:rPr>
+          <w:lang w:val="en-US"/>
+        </w:rPr>
+        <w:t xml:space="preserve"> Mapping out the digital payment processing workflows and third-party provider integrations.</w:t>
+      </w:r>
+    </w:p>
+    <w:p>
+      <w:pPr>
+        <w:pStyle w:val="ListParagraph"/>
+        <w:numPr>
+          <w:ilvl w:val="0"/>
+          <w:numId w:val="51"/>
+        </w:numPr>
+        <w:rPr>
+          <w:lang w:val="en-US"/>
+        </w:rPr>
+      </w:pPr>
+      <w:r>
+        <w:rPr>
+          <w:b/>
+          <w:bCs/>
+          <w:lang w:val="en-US"/>
+        </w:rPr>
+        <w:t>Reporting Design:</w:t>
+      </w:r>
+      <w:r>
+        <w:rPr>
+          <w:lang w:val="en-US"/>
+        </w:rPr>
+        <w:t xml:space="preserve"> Outlining the structural requirements for generating occupancy, utilization, and financial analytics.</w:t>
+      </w:r>
+    </w:p>
+    <w:p>
+      <w:pPr>
+        <w:pStyle w:val="ListParagraph"/>
+        <w:numPr>
+          <w:ilvl w:val="0"/>
+          <w:numId w:val="51"/>
+        </w:numPr>
+        <w:rPr>
+          <w:lang w:val="en-US"/>
+        </w:rPr>
+      </w:pPr>
+      <w:r>
+        <w:rPr>
+          <w:b/>
+          <w:bCs/>
+          <w:lang w:val="en-US"/>
+        </w:rPr>
+        <w:t>Database Design:</w:t>
+      </w:r>
+      <w:r>
+        <w:rPr>
+          <w:lang w:val="en-US"/>
+        </w:rPr>
+        <w:t xml:space="preserve"> Defining core data entities, relationships, and the overall database schema for final approval.</w:t>
+      </w:r>
+    </w:p>
+    <w:p>
+      <w:pPr>
+        <w:pStyle w:val="ListParagraph"/>
+        <w:numPr>
+          <w:ilvl w:val="0"/>
+          <w:numId w:val="51"/>
+        </w:numPr>
+        <w:rPr>
+          <w:lang w:val="en-US"/>
+        </w:rPr>
+      </w:pPr>
+      <w:r>
+        <w:rPr>
+          <w:b/>
+          <w:bCs/>
+          <w:lang w:val="en-US"/>
+        </w:rPr>
+        <w:t>Interface / UI-UX Design:</w:t>
+      </w:r>
+      <w:r>
+        <w:rPr>
+          <w:lang w:val="en-US"/>
+        </w:rPr>
+        <w:t xml:space="preserve"> Creating and finalizing the visual layouts and user experience for both drivers and parking operators.</w:t>
+      </w:r>
+    </w:p>
+    <w:p>
+      <w:pPr>
+        <w:pStyle w:val="ListParagraph"/>
+        <w:numPr>
+          <w:ilvl w:val="0"/>
+          <w:numId w:val="51"/>
+        </w:numPr>
+        <w:rPr>
+          <w:lang w:val="en-US"/>
+        </w:rPr>
+      </w:pPr>
+      <w:r>
+        <w:rPr>
+          <w:b/>
+          <w:bCs/>
+          <w:lang w:val="en-US"/>
+        </w:rPr>
+        <w:t>Design Review:</w:t>
+      </w:r>
+      <w:r>
+        <w:rPr>
+          <w:lang w:val="en-US"/>
+        </w:rPr>
+        <w:t xml:space="preserve"> Conducting a comprehensive evaluation of all system design components to incorporate feedback and secure formal approval for development.</w:t>
+      </w:r>
+    </w:p>
+    <w:p>
+      <w:pPr>
+        <w:rPr>
+          <w:lang w:val="en-US"/>
+        </w:rPr>
+      </w:pPr>
+    </w:p>
+    <w:p>
+      <w:pPr>
         <w:rPr>
           <w:lang w:val="en-US"/>
         </w:rPr>
@@ -6019,10 +6584,10 @@
         </w:rPr>
         <w:lastRenderedPageBreak/>
         <w:drawing>
-          <wp:inline distT="0" distB="0" distL="0" distR="0" wp14:anchorId="35D48F5D" wp14:editId="5CEA2DD9">
-            <wp:extent cx="5438775" cy="4300661"/>
-            <wp:effectExtent l="19050" t="19050" r="9525" b="24130"/>
-            <wp:docPr id="1126174236" name="Picture 1"/>
+          <wp:inline distT="0" distB="0" distL="0" distR="0" wp14:anchorId="32F3CE1F" wp14:editId="2A445A5B">
+            <wp:extent cx="5943600" cy="5464810"/>
+            <wp:effectExtent l="0" t="0" r="0" b="2540"/>
+            <wp:docPr id="1065945266" name="Picture 1"/>
             <wp:cNvGraphicFramePr>
               <a:graphicFrameLocks xmlns:a="http://schemas.openxmlformats.org/drawingml/2006/main" noChangeAspect="1"/>
             </wp:cNvGraphicFramePr>
@@ -6030,7 +6595,7 @@
               <a:graphicData uri="http://schemas.openxmlformats.org/drawingml/2006/picture">
                 <pic:pic xmlns:pic="http://schemas.openxmlformats.org/drawingml/2006/picture">
                   <pic:nvPicPr>
-                    <pic:cNvPr id="1126174236" name=""/>
+                    <pic:cNvPr id="1065945266" name=""/>
                     <pic:cNvPicPr/>
                   </pic:nvPicPr>
                   <pic:blipFill>
@@ -6042,16 +6607,11 @@
                   <pic:spPr>
                     <a:xfrm>
                       <a:off x="0" y="0"/>
-                      <a:ext cx="5448270" cy="4308169"/>
+                      <a:ext cx="5943600" cy="5464810"/>
                     </a:xfrm>
                     <a:prstGeom prst="rect">
                       <a:avLst/>
                     </a:prstGeom>
-                    <a:ln>
-                      <a:solidFill>
-                        <a:schemeClr val="tx1"/>
-                      </a:solidFill>
-                    </a:ln>
                   </pic:spPr>
                 </pic:pic>
               </a:graphicData>
@@ -6059,440 +6619,19 @@
           </wp:inline>
         </w:drawing>
       </w:r>
-    </w:p>
-    <w:p>
-      <w:pPr>
-        <w:pStyle w:val="ListParagraph"/>
+      <w:r>
         <w:rPr>
           <w:lang w:val="en-US"/>
         </w:rPr>
-      </w:pPr>
-    </w:p>
-    <w:p>
-      <w:pPr>
-        <w:pStyle w:val="ListParagraph"/>
+        <w:t>Figure 4.1</w:t>
+      </w:r>
+    </w:p>
+    <w:p>
+      <w:pPr>
         <w:rPr>
           <w:lang w:val="en-US"/>
         </w:rPr>
       </w:pPr>
-    </w:p>
-    <w:p>
-      <w:pPr>
-        <w:pStyle w:val="ListParagraph"/>
-        <w:rPr>
-          <w:lang w:val="en-US"/>
-        </w:rPr>
-      </w:pPr>
-    </w:p>
-    <w:p>
-      <w:pPr>
-        <w:pStyle w:val="ListParagraph"/>
-        <w:rPr>
-          <w:lang w:val="en-US"/>
-        </w:rPr>
-      </w:pPr>
-    </w:p>
-    <w:p>
-      <w:pPr>
-        <w:pStyle w:val="ListParagraph"/>
-        <w:rPr>
-          <w:lang w:val="en-US"/>
-        </w:rPr>
-      </w:pPr>
-    </w:p>
-    <w:p>
-      <w:pPr>
-        <w:pStyle w:val="ListParagraph"/>
-        <w:rPr>
-          <w:lang w:val="en-US"/>
-        </w:rPr>
-      </w:pPr>
-    </w:p>
-    <w:p>
-      <w:pPr>
-        <w:pStyle w:val="ListParagraph"/>
-        <w:rPr>
-          <w:lang w:val="en-US"/>
-        </w:rPr>
-      </w:pPr>
-    </w:p>
-    <w:p>
-      <w:pPr>
-        <w:pStyle w:val="ListParagraph"/>
-        <w:rPr>
-          <w:lang w:val="en-US"/>
-        </w:rPr>
-      </w:pPr>
-    </w:p>
-    <w:p>
-      <w:pPr>
-        <w:pStyle w:val="ListParagraph"/>
-        <w:rPr>
-          <w:lang w:val="en-US"/>
-        </w:rPr>
-      </w:pPr>
-    </w:p>
-    <w:p>
-      <w:pPr>
-        <w:pStyle w:val="ListParagraph"/>
-        <w:rPr>
-          <w:lang w:val="en-US"/>
-        </w:rPr>
-      </w:pPr>
-    </w:p>
-    <w:p>
-      <w:pPr>
-        <w:pStyle w:val="ListParagraph"/>
-        <w:rPr>
-          <w:lang w:val="en-US"/>
-        </w:rPr>
-      </w:pPr>
-    </w:p>
-    <w:p>
-      <w:pPr>
-        <w:pStyle w:val="ListParagraph"/>
-        <w:rPr>
-          <w:lang w:val="en-US"/>
-        </w:rPr>
-      </w:pPr>
-    </w:p>
-    <w:p>
-      <w:pPr>
-        <w:pStyle w:val="ListParagraph"/>
-        <w:rPr>
-          <w:lang w:val="en-US"/>
-        </w:rPr>
-      </w:pPr>
-    </w:p>
-    <w:p>
-      <w:pPr>
-        <w:pStyle w:val="ListParagraph"/>
-        <w:rPr>
-          <w:lang w:val="en-US"/>
-        </w:rPr>
-      </w:pPr>
-    </w:p>
-    <w:p>
-      <w:pPr>
-        <w:pStyle w:val="ListParagraph"/>
-        <w:rPr>
-          <w:lang w:val="en-US"/>
-        </w:rPr>
-      </w:pPr>
-    </w:p>
-    <w:p>
-      <w:pPr>
-        <w:pStyle w:val="ListParagraph"/>
-        <w:rPr>
-          <w:lang w:val="en-US"/>
-        </w:rPr>
-      </w:pPr>
-    </w:p>
-    <w:p>
-      <w:pPr>
-        <w:pStyle w:val="ListParagraph"/>
-        <w:rPr>
-          <w:lang w:val="en-US"/>
-        </w:rPr>
-      </w:pPr>
-    </w:p>
-    <w:p>
-      <w:pPr>
-        <w:pStyle w:val="ListParagraph"/>
-        <w:rPr>
-          <w:lang w:val="en-US"/>
-        </w:rPr>
-      </w:pPr>
-    </w:p>
-    <w:p>
-      <w:pPr>
-        <w:pStyle w:val="ListParagraph"/>
-        <w:rPr>
-          <w:lang w:val="en-US"/>
-        </w:rPr>
-      </w:pPr>
-    </w:p>
-    <w:p>
-      <w:pPr>
-        <w:pStyle w:val="ListParagraph"/>
-        <w:rPr>
-          <w:lang w:val="en-US"/>
-        </w:rPr>
-      </w:pPr>
-    </w:p>
-    <w:p>
-      <w:pPr>
-        <w:pStyle w:val="Heading2"/>
-      </w:pPr>
-      <w:r>
-        <w:lastRenderedPageBreak/>
-        <w:t>Phase 3</w:t>
-      </w:r>
-      <w:r>
-        <w:t>: System Design</w:t>
-      </w:r>
-      <w:r>
-        <w:t xml:space="preserve"> </w:t>
-      </w:r>
-    </w:p>
-    <w:p>
-      <w:pPr>
-        <w:rPr>
-          <w:lang w:val="en-US"/>
-        </w:rPr>
-      </w:pPr>
-      <w:r>
-        <w:rPr>
-          <w:lang w:val="en-US"/>
-        </w:rPr>
-        <w:t>This is where the entire system is designed, database structure, backend components and logic, and frontend interfaces; everything is mapped out</w:t>
-      </w:r>
-      <w:r>
-        <w:rPr>
-          <w:lang w:val="en-US"/>
-        </w:rPr>
-        <w:t xml:space="preserve"> in this phase.</w:t>
-      </w:r>
-      <w:r>
-        <w:rPr>
-          <w:lang w:val="en-US"/>
-        </w:rPr>
-        <w:t xml:space="preserve">  </w:t>
-      </w:r>
-    </w:p>
-    <w:p>
-      <w:pPr>
-        <w:pStyle w:val="ListParagraph"/>
-        <w:numPr>
-          <w:ilvl w:val="0"/>
-          <w:numId w:val="51"/>
-        </w:numPr>
-        <w:rPr>
-          <w:lang w:val="en-US"/>
-        </w:rPr>
-      </w:pPr>
-      <w:r>
-        <w:rPr>
-          <w:b/>
-          <w:bCs/>
-          <w:lang w:val="en-US"/>
-        </w:rPr>
-        <w:t>System Architecture Design:</w:t>
-      </w:r>
-      <w:r>
-        <w:rPr>
-          <w:lang w:val="en-US"/>
-        </w:rPr>
-        <w:t xml:space="preserve"> Defining the overarching system framework, including web, mobile, backend, and integration components.</w:t>
-      </w:r>
-    </w:p>
-    <w:p>
-      <w:pPr>
-        <w:pStyle w:val="ListParagraph"/>
-        <w:numPr>
-          <w:ilvl w:val="0"/>
-          <w:numId w:val="51"/>
-        </w:numPr>
-        <w:rPr>
-          <w:lang w:val="en-US"/>
-        </w:rPr>
-      </w:pPr>
-      <w:r>
-        <w:rPr>
-          <w:b/>
-          <w:bCs/>
-          <w:lang w:val="en-US"/>
-        </w:rPr>
-        <w:t>Authentication Design:</w:t>
-      </w:r>
-      <w:r>
-        <w:rPr>
-          <w:lang w:val="en-US"/>
-        </w:rPr>
-        <w:t xml:space="preserve"> Establishing secure workflows for user authentication, authorization, and role-based access permissions.</w:t>
-      </w:r>
-    </w:p>
-    <w:p>
-      <w:pPr>
-        <w:pStyle w:val="ListParagraph"/>
-        <w:numPr>
-          <w:ilvl w:val="0"/>
-          <w:numId w:val="51"/>
-        </w:numPr>
-        <w:rPr>
-          <w:lang w:val="en-US"/>
-        </w:rPr>
-      </w:pPr>
-      <w:r>
-        <w:rPr>
-          <w:b/>
-          <w:bCs/>
-          <w:lang w:val="en-US"/>
-        </w:rPr>
-        <w:t>User/Operator Setup Design:</w:t>
-      </w:r>
-      <w:r>
-        <w:rPr>
-          <w:lang w:val="en-US"/>
-        </w:rPr>
-        <w:t xml:space="preserve"> Structuring the user and operator account profiles, including vehicle details and role information.</w:t>
-      </w:r>
-    </w:p>
-    <w:p>
-      <w:pPr>
-        <w:pStyle w:val="ListParagraph"/>
-        <w:numPr>
-          <w:ilvl w:val="0"/>
-          <w:numId w:val="51"/>
-        </w:numPr>
-        <w:rPr>
-          <w:lang w:val="en-US"/>
-        </w:rPr>
-      </w:pPr>
-      <w:r>
-        <w:rPr>
-          <w:b/>
-          <w:bCs/>
-          <w:lang w:val="en-US"/>
-        </w:rPr>
-        <w:t>Garage Monitoring Design:</w:t>
-      </w:r>
-      <w:r>
-        <w:rPr>
-          <w:lang w:val="en-US"/>
-        </w:rPr>
-        <w:t xml:space="preserve"> Architecting the mechanisms for real-time occupancy tracking and the corresponding operator monitoring interfaces.</w:t>
-      </w:r>
-    </w:p>
-    <w:p>
-      <w:pPr>
-        <w:pStyle w:val="ListParagraph"/>
-        <w:numPr>
-          <w:ilvl w:val="0"/>
-          <w:numId w:val="51"/>
-        </w:numPr>
-        <w:rPr>
-          <w:lang w:val="en-US"/>
-        </w:rPr>
-      </w:pPr>
-      <w:r>
-        <w:rPr>
-          <w:b/>
-          <w:bCs/>
-          <w:lang w:val="en-US"/>
-        </w:rPr>
-        <w:t>Payment Design:</w:t>
-      </w:r>
-      <w:r>
-        <w:rPr>
-          <w:lang w:val="en-US"/>
-        </w:rPr>
-        <w:t xml:space="preserve"> Mapping out the digital payment processing workflows and third-party provider integrations.</w:t>
-      </w:r>
-    </w:p>
-    <w:p>
-      <w:pPr>
-        <w:pStyle w:val="ListParagraph"/>
-        <w:numPr>
-          <w:ilvl w:val="0"/>
-          <w:numId w:val="51"/>
-        </w:numPr>
-        <w:rPr>
-          <w:lang w:val="en-US"/>
-        </w:rPr>
-      </w:pPr>
-      <w:r>
-        <w:rPr>
-          <w:b/>
-          <w:bCs/>
-          <w:lang w:val="en-US"/>
-        </w:rPr>
-        <w:t>Reporting Design:</w:t>
-      </w:r>
-      <w:r>
-        <w:rPr>
-          <w:lang w:val="en-US"/>
-        </w:rPr>
-        <w:t xml:space="preserve"> Outlining the structural requirements for generating occupancy, utilization, and financial analytics.</w:t>
-      </w:r>
-    </w:p>
-    <w:p>
-      <w:pPr>
-        <w:pStyle w:val="ListParagraph"/>
-        <w:numPr>
-          <w:ilvl w:val="0"/>
-          <w:numId w:val="51"/>
-        </w:numPr>
-        <w:rPr>
-          <w:lang w:val="en-US"/>
-        </w:rPr>
-      </w:pPr>
-      <w:r>
-        <w:rPr>
-          <w:b/>
-          <w:bCs/>
-          <w:lang w:val="en-US"/>
-        </w:rPr>
-        <w:t>Database Design:</w:t>
-      </w:r>
-      <w:r>
-        <w:rPr>
-          <w:lang w:val="en-US"/>
-        </w:rPr>
-        <w:t xml:space="preserve"> Defining core data entities, relationships, and the overall database schema for final approval.</w:t>
-      </w:r>
-    </w:p>
-    <w:p>
-      <w:pPr>
-        <w:pStyle w:val="ListParagraph"/>
-        <w:numPr>
-          <w:ilvl w:val="0"/>
-          <w:numId w:val="51"/>
-        </w:numPr>
-        <w:rPr>
-          <w:lang w:val="en-US"/>
-        </w:rPr>
-      </w:pPr>
-      <w:r>
-        <w:rPr>
-          <w:b/>
-          <w:bCs/>
-          <w:lang w:val="en-US"/>
-        </w:rPr>
-        <w:t>Interface / UI-UX Design:</w:t>
-      </w:r>
-      <w:r>
-        <w:rPr>
-          <w:lang w:val="en-US"/>
-        </w:rPr>
-        <w:t xml:space="preserve"> Creating and finalizing the visual layouts and user experience for both drivers and parking operators.</w:t>
-      </w:r>
-    </w:p>
-    <w:p>
-      <w:pPr>
-        <w:pStyle w:val="ListParagraph"/>
-        <w:numPr>
-          <w:ilvl w:val="0"/>
-          <w:numId w:val="51"/>
-        </w:numPr>
-        <w:rPr>
-          <w:lang w:val="en-US"/>
-        </w:rPr>
-      </w:pPr>
-      <w:r>
-        <w:rPr>
-          <w:b/>
-          <w:bCs/>
-          <w:lang w:val="en-US"/>
-        </w:rPr>
-        <w:t>Design Review:</w:t>
-      </w:r>
-      <w:r>
-        <w:rPr>
-          <w:lang w:val="en-US"/>
-        </w:rPr>
-        <w:t xml:space="preserve"> Conducting a comprehensive evaluation of all system design components to incorporate feedback and secure formal approval for development.</w:t>
-      </w:r>
     </w:p>
     <w:p>
       <w:pPr>
@@ -6505,12 +6644,11 @@
           <w:noProof/>
           <w:lang w:val="en-US"/>
         </w:rPr>
-        <w:lastRenderedPageBreak/>
         <w:drawing>
-          <wp:inline distT="0" distB="0" distL="0" distR="0" wp14:anchorId="43E37F90" wp14:editId="5771865D">
-            <wp:extent cx="6257925" cy="5387616"/>
-            <wp:effectExtent l="19050" t="19050" r="9525" b="22860"/>
-            <wp:docPr id="1608782153" name="Picture 1"/>
+          <wp:inline distT="0" distB="0" distL="0" distR="0" wp14:anchorId="2B2A13E9" wp14:editId="3D347283">
+            <wp:extent cx="5943600" cy="1473835"/>
+            <wp:effectExtent l="0" t="0" r="0" b="0"/>
+            <wp:docPr id="1104821848" name="Picture 1"/>
             <wp:cNvGraphicFramePr>
               <a:graphicFrameLocks xmlns:a="http://schemas.openxmlformats.org/drawingml/2006/main" noChangeAspect="1"/>
             </wp:cNvGraphicFramePr>
@@ -6518,7 +6656,7 @@
               <a:graphicData uri="http://schemas.openxmlformats.org/drawingml/2006/picture">
                 <pic:pic xmlns:pic="http://schemas.openxmlformats.org/drawingml/2006/picture">
                   <pic:nvPicPr>
-                    <pic:cNvPr id="1608782153" name=""/>
+                    <pic:cNvPr id="1104821848" name=""/>
                     <pic:cNvPicPr/>
                   </pic:nvPicPr>
                   <pic:blipFill>
@@ -6530,16 +6668,11 @@
                   <pic:spPr>
                     <a:xfrm>
                       <a:off x="0" y="0"/>
-                      <a:ext cx="6264079" cy="5392914"/>
+                      <a:ext cx="5943600" cy="1473835"/>
                     </a:xfrm>
                     <a:prstGeom prst="rect">
                       <a:avLst/>
                     </a:prstGeom>
-                    <a:ln>
-                      <a:solidFill>
-                        <a:schemeClr val="tx1"/>
-                      </a:solidFill>
-                    </a:ln>
                   </pic:spPr>
                 </pic:pic>
               </a:graphicData>
@@ -6547,6 +6680,336 @@
           </wp:inline>
         </w:drawing>
       </w:r>
+      <w:r>
+        <w:rPr>
+          <w:lang w:val="en-US"/>
+        </w:rPr>
+        <w:t>Figure 4.2</w:t>
+      </w:r>
+    </w:p>
+    <w:p>
+      <w:pPr>
+        <w:rPr>
+          <w:lang w:val="en-US"/>
+        </w:rPr>
+      </w:pPr>
+    </w:p>
+    <w:p>
+      <w:pPr>
+        <w:rPr>
+          <w:lang w:val="en-US"/>
+        </w:rPr>
+      </w:pPr>
+    </w:p>
+    <w:p>
+      <w:pPr>
+        <w:pStyle w:val="Heading2"/>
+      </w:pPr>
+      <w:r>
+        <w:lastRenderedPageBreak/>
+        <w:t>Phase 4</w:t>
+      </w:r>
+      <w:r>
+        <w:t>: Software Development &amp; Testing</w:t>
+      </w:r>
+    </w:p>
+    <w:p>
+      <w:pPr>
+        <w:rPr>
+          <w:lang w:val="en-US"/>
+        </w:rPr>
+      </w:pPr>
+      <w:r>
+        <w:rPr>
+          <w:lang w:val="en-US"/>
+        </w:rPr>
+        <w:t>Phase 4 is the continuation right after the design phase where the team will start building the system, bit by bit</w:t>
+      </w:r>
+      <w:r>
+        <w:rPr>
+          <w:lang w:val="en-US"/>
+        </w:rPr>
+        <w:t>, and conduct testing for each of them</w:t>
+      </w:r>
+      <w:r>
+        <w:rPr>
+          <w:lang w:val="en-US"/>
+        </w:rPr>
+        <w:t xml:space="preserve">. </w:t>
+      </w:r>
+      <w:r>
+        <w:rPr>
+          <w:lang w:val="en-US"/>
+        </w:rPr>
+        <w:t>Database construction, backend and frontend development, and non-functionalities including security, reliability, compatibility, usability, scalability, etc. Satisfying all of the requirements.</w:t>
+      </w:r>
+    </w:p>
+    <w:p>
+      <w:pPr>
+        <w:pStyle w:val="ListParagraph"/>
+        <w:numPr>
+          <w:ilvl w:val="0"/>
+          <w:numId w:val="51"/>
+        </w:numPr>
+        <w:rPr>
+          <w:lang w:val="en-US"/>
+        </w:rPr>
+      </w:pPr>
+      <w:r>
+        <w:rPr>
+          <w:b/>
+          <w:bCs/>
+          <w:lang w:val="en-US"/>
+        </w:rPr>
+        <w:t>Backend Setup &amp; Development:</w:t>
+      </w:r>
+      <w:r>
+        <w:rPr>
+          <w:lang w:val="en-US"/>
+        </w:rPr>
+        <w:t xml:space="preserve"> Configuring the core server environment and implementing foundational backend services, security protocols, and database connectivity.</w:t>
+      </w:r>
+    </w:p>
+    <w:p>
+      <w:pPr>
+        <w:pStyle w:val="ListParagraph"/>
+        <w:numPr>
+          <w:ilvl w:val="0"/>
+          <w:numId w:val="51"/>
+        </w:numPr>
+        <w:rPr>
+          <w:lang w:val="en-US"/>
+        </w:rPr>
+      </w:pPr>
+      <w:r>
+        <w:rPr>
+          <w:b/>
+          <w:bCs/>
+          <w:lang w:val="en-US"/>
+        </w:rPr>
+        <w:t>Database Setup &amp; Development:</w:t>
+      </w:r>
+      <w:r>
+        <w:rPr>
+          <w:lang w:val="en-US"/>
+        </w:rPr>
+        <w:t xml:space="preserve"> Building the database schema, establishing data relationships, and configuring initial system data to ensure integrity.</w:t>
+      </w:r>
+    </w:p>
+    <w:p>
+      <w:pPr>
+        <w:pStyle w:val="ListParagraph"/>
+        <w:numPr>
+          <w:ilvl w:val="0"/>
+          <w:numId w:val="51"/>
+        </w:numPr>
+        <w:rPr>
+          <w:lang w:val="en-US"/>
+        </w:rPr>
+      </w:pPr>
+      <w:r>
+        <w:rPr>
+          <w:b/>
+          <w:bCs/>
+          <w:lang w:val="en-US"/>
+        </w:rPr>
+        <w:t>Authentication Development:</w:t>
+      </w:r>
+      <w:r>
+        <w:rPr>
+          <w:lang w:val="en-US"/>
+        </w:rPr>
+        <w:t xml:space="preserve"> Programming secure user registration, login workflows, and role-based access controls.</w:t>
+      </w:r>
+    </w:p>
+    <w:p>
+      <w:pPr>
+        <w:pStyle w:val="ListParagraph"/>
+        <w:numPr>
+          <w:ilvl w:val="0"/>
+          <w:numId w:val="51"/>
+        </w:numPr>
+        <w:rPr>
+          <w:lang w:val="en-US"/>
+        </w:rPr>
+      </w:pPr>
+      <w:r>
+        <w:rPr>
+          <w:b/>
+          <w:bCs/>
+          <w:lang w:val="en-US"/>
+        </w:rPr>
+        <w:t>User/Operator Setup Development:</w:t>
+      </w:r>
+      <w:r>
+        <w:rPr>
+          <w:lang w:val="en-US"/>
+        </w:rPr>
+        <w:t xml:space="preserve"> Building the functional components for account, vehicle, and administrative role management.</w:t>
+      </w:r>
+    </w:p>
+    <w:p>
+      <w:pPr>
+        <w:pStyle w:val="ListParagraph"/>
+        <w:numPr>
+          <w:ilvl w:val="0"/>
+          <w:numId w:val="51"/>
+        </w:numPr>
+        <w:rPr>
+          <w:lang w:val="en-US"/>
+        </w:rPr>
+      </w:pPr>
+      <w:r>
+        <w:rPr>
+          <w:b/>
+          <w:bCs/>
+          <w:lang w:val="en-US"/>
+        </w:rPr>
+        <w:t>Garage Monitoring Development:</w:t>
+      </w:r>
+      <w:r>
+        <w:rPr>
+          <w:lang w:val="en-US"/>
+        </w:rPr>
+        <w:t xml:space="preserve"> Coding the logic for real-time facility occupancy tracking, availability updates, and operator pricing tools.</w:t>
+      </w:r>
+    </w:p>
+    <w:p>
+      <w:pPr>
+        <w:pStyle w:val="ListParagraph"/>
+        <w:numPr>
+          <w:ilvl w:val="0"/>
+          <w:numId w:val="51"/>
+        </w:numPr>
+        <w:rPr>
+          <w:lang w:val="en-US"/>
+        </w:rPr>
+      </w:pPr>
+      <w:r>
+        <w:rPr>
+          <w:b/>
+          <w:bCs/>
+          <w:lang w:val="en-US"/>
+        </w:rPr>
+        <w:t>Payment Development:</w:t>
+      </w:r>
+      <w:r>
+        <w:rPr>
+          <w:lang w:val="en-US"/>
+        </w:rPr>
+        <w:t xml:space="preserve"> Implementing digital payment processing workflows and integrating authorized third-party payment gateways.</w:t>
+      </w:r>
+    </w:p>
+    <w:p>
+      <w:pPr>
+        <w:pStyle w:val="ListParagraph"/>
+        <w:numPr>
+          <w:ilvl w:val="0"/>
+          <w:numId w:val="51"/>
+        </w:numPr>
+        <w:rPr>
+          <w:lang w:val="en-US"/>
+        </w:rPr>
+      </w:pPr>
+      <w:r>
+        <w:rPr>
+          <w:b/>
+          <w:bCs/>
+          <w:lang w:val="en-US"/>
+        </w:rPr>
+        <w:t>Reporting Development:</w:t>
+      </w:r>
+      <w:r>
+        <w:rPr>
+          <w:lang w:val="en-US"/>
+        </w:rPr>
+        <w:t xml:space="preserve"> Creating the required analytics engines for occupancy, utilization, and financial stakeholder reporting.</w:t>
+      </w:r>
+    </w:p>
+    <w:p>
+      <w:pPr>
+        <w:pStyle w:val="ListParagraph"/>
+        <w:numPr>
+          <w:ilvl w:val="0"/>
+          <w:numId w:val="51"/>
+        </w:numPr>
+        <w:rPr>
+          <w:lang w:val="en-US"/>
+        </w:rPr>
+      </w:pPr>
+      <w:r>
+        <w:rPr>
+          <w:b/>
+          <w:bCs/>
+          <w:lang w:val="en-US"/>
+        </w:rPr>
+        <w:t>Frontend Development:</w:t>
+      </w:r>
+      <w:r>
+        <w:rPr>
+          <w:lang w:val="en-US"/>
+        </w:rPr>
+        <w:t xml:space="preserve"> Building and connecting the user-facing web and mobile application interfaces to the backend services.</w:t>
+      </w:r>
+    </w:p>
+    <w:p>
+      <w:pPr>
+        <w:pStyle w:val="ListParagraph"/>
+        <w:numPr>
+          <w:ilvl w:val="0"/>
+          <w:numId w:val="51"/>
+        </w:numPr>
+        <w:rPr>
+          <w:lang w:val="en-US"/>
+        </w:rPr>
+      </w:pPr>
+      <w:r>
+        <w:rPr>
+          <w:b/>
+          <w:bCs/>
+          <w:lang w:val="en-US"/>
+        </w:rPr>
+        <w:t>System Integration &amp; Testing:</w:t>
+      </w:r>
+      <w:r>
+        <w:rPr>
+          <w:lang w:val="en-US"/>
+        </w:rPr>
+        <w:t xml:space="preserve"> Combining all system components to execute comprehensive functional, integration, and regression testing.</w:t>
+      </w:r>
+    </w:p>
+    <w:p>
+      <w:pPr>
+        <w:pStyle w:val="ListParagraph"/>
+        <w:numPr>
+          <w:ilvl w:val="0"/>
+          <w:numId w:val="51"/>
+        </w:numPr>
+        <w:rPr>
+          <w:lang w:val="en-US"/>
+        </w:rPr>
+      </w:pPr>
+      <w:r>
+        <w:rPr>
+          <w:b/>
+          <w:bCs/>
+          <w:lang w:val="en-US"/>
+        </w:rPr>
+        <w:t>Development Phase Review:</w:t>
+      </w:r>
+      <w:r>
+        <w:rPr>
+          <w:lang w:val="en-US"/>
+        </w:rPr>
+        <w:t xml:space="preserve"> Evaluating all testing results to confirm requirements are met and securing formal approval for the release candidate.</w:t>
+      </w:r>
+    </w:p>
+    <w:p>
+      <w:pPr>
+        <w:rPr>
+          <w:lang w:val="en-US"/>
+        </w:rPr>
+      </w:pPr>
     </w:p>
     <w:p>
       <w:pPr>
@@ -6561,10 +7024,10 @@
         </w:rPr>
         <w:lastRenderedPageBreak/>
         <w:drawing>
-          <wp:inline distT="0" distB="0" distL="0" distR="0" wp14:anchorId="2B645D5E" wp14:editId="6A325B77">
-            <wp:extent cx="5207226" cy="4114800"/>
-            <wp:effectExtent l="19050" t="19050" r="12700" b="19050"/>
-            <wp:docPr id="547085076" name="Picture 1"/>
+          <wp:inline distT="0" distB="0" distL="0" distR="0" wp14:anchorId="7DDA0D16" wp14:editId="71EE58C3">
+            <wp:extent cx="5943600" cy="4351655"/>
+            <wp:effectExtent l="0" t="0" r="0" b="0"/>
+            <wp:docPr id="1760049330" name="Picture 1"/>
             <wp:cNvGraphicFramePr>
               <a:graphicFrameLocks xmlns:a="http://schemas.openxmlformats.org/drawingml/2006/main" noChangeAspect="1"/>
             </wp:cNvGraphicFramePr>
@@ -6572,7 +7035,7 @@
               <a:graphicData uri="http://schemas.openxmlformats.org/drawingml/2006/picture">
                 <pic:pic xmlns:pic="http://schemas.openxmlformats.org/drawingml/2006/picture">
                   <pic:nvPicPr>
-                    <pic:cNvPr id="547085076" name=""/>
+                    <pic:cNvPr id="1760049330" name=""/>
                     <pic:cNvPicPr/>
                   </pic:nvPicPr>
                   <pic:blipFill>
@@ -6584,16 +7047,11 @@
                   <pic:spPr>
                     <a:xfrm>
                       <a:off x="0" y="0"/>
-                      <a:ext cx="5210466" cy="4117360"/>
+                      <a:ext cx="5943600" cy="4351655"/>
                     </a:xfrm>
                     <a:prstGeom prst="rect">
                       <a:avLst/>
                     </a:prstGeom>
-                    <a:ln>
-                      <a:solidFill>
-                        <a:schemeClr val="tx1"/>
-                      </a:solidFill>
-                    </a:ln>
                   </pic:spPr>
                 </pic:pic>
               </a:graphicData>
@@ -6608,6 +7066,12 @@
           <w:lang w:val="en-US"/>
         </w:rPr>
       </w:pPr>
+      <w:r>
+        <w:rPr>
+          <w:lang w:val="en-US"/>
+        </w:rPr>
+        <w:t>Figure 5.1</w:t>
+      </w:r>
     </w:p>
     <w:p>
       <w:pPr>
@@ -6627,11 +7091,12 @@
           <w:noProof/>
           <w:lang w:val="en-US"/>
         </w:rPr>
+        <w:lastRenderedPageBreak/>
         <w:drawing>
-          <wp:inline distT="0" distB="0" distL="0" distR="0" wp14:anchorId="332C7DEF" wp14:editId="5977B3E5">
-            <wp:extent cx="6019800" cy="3009900"/>
-            <wp:effectExtent l="19050" t="19050" r="19050" b="19050"/>
-            <wp:docPr id="796588516" name="Picture 1"/>
+          <wp:inline distT="0" distB="0" distL="0" distR="0" wp14:anchorId="15020035" wp14:editId="576D966B">
+            <wp:extent cx="5943600" cy="3589020"/>
+            <wp:effectExtent l="0" t="0" r="0" b="0"/>
+            <wp:docPr id="1828309851" name="Picture 1"/>
             <wp:cNvGraphicFramePr>
               <a:graphicFrameLocks xmlns:a="http://schemas.openxmlformats.org/drawingml/2006/main" noChangeAspect="1"/>
             </wp:cNvGraphicFramePr>
@@ -6639,7 +7104,7 @@
               <a:graphicData uri="http://schemas.openxmlformats.org/drawingml/2006/picture">
                 <pic:pic xmlns:pic="http://schemas.openxmlformats.org/drawingml/2006/picture">
                   <pic:nvPicPr>
-                    <pic:cNvPr id="796588516" name=""/>
+                    <pic:cNvPr id="1828309851" name=""/>
                     <pic:cNvPicPr/>
                   </pic:nvPicPr>
                   <pic:blipFill>
@@ -6651,16 +7116,11 @@
                   <pic:spPr>
                     <a:xfrm>
                       <a:off x="0" y="0"/>
-                      <a:ext cx="6020324" cy="3010162"/>
+                      <a:ext cx="5943600" cy="3589020"/>
                     </a:xfrm>
                     <a:prstGeom prst="rect">
                       <a:avLst/>
                     </a:prstGeom>
-                    <a:ln>
-                      <a:solidFill>
-                        <a:schemeClr val="tx1"/>
-                      </a:solidFill>
-                    </a:ln>
                   </pic:spPr>
                 </pic:pic>
               </a:graphicData>
@@ -6668,13 +7128,12 @@
           </wp:inline>
         </w:drawing>
       </w:r>
-    </w:p>
-    <w:p>
-      <w:pPr>
+      <w:r>
         <w:rPr>
           <w:lang w:val="en-US"/>
         </w:rPr>
-      </w:pPr>
+        <w:t>Figure 5.2</w:t>
+      </w:r>
     </w:p>
     <w:p>
       <w:pPr>
@@ -6692,14 +7151,154 @@
     </w:p>
     <w:p>
       <w:pPr>
+        <w:rPr>
+          <w:lang w:val="en-US"/>
+        </w:rPr>
+      </w:pPr>
+    </w:p>
+    <w:p>
+      <w:pPr>
+        <w:rPr>
+          <w:lang w:val="en-US"/>
+        </w:rPr>
+      </w:pPr>
+    </w:p>
+    <w:p>
+      <w:pPr>
+        <w:rPr>
+          <w:lang w:val="en-US"/>
+        </w:rPr>
+      </w:pPr>
+    </w:p>
+    <w:p>
+      <w:pPr>
+        <w:rPr>
+          <w:lang w:val="en-US"/>
+        </w:rPr>
+      </w:pPr>
+    </w:p>
+    <w:p>
+      <w:pPr>
+        <w:rPr>
+          <w:lang w:val="en-US"/>
+        </w:rPr>
+      </w:pPr>
+    </w:p>
+    <w:p>
+      <w:pPr>
+        <w:rPr>
+          <w:lang w:val="en-US"/>
+        </w:rPr>
+      </w:pPr>
+    </w:p>
+    <w:p>
+      <w:pPr>
+        <w:rPr>
+          <w:lang w:val="en-US"/>
+        </w:rPr>
+      </w:pPr>
+    </w:p>
+    <w:p>
+      <w:pPr>
+        <w:rPr>
+          <w:lang w:val="en-US"/>
+        </w:rPr>
+      </w:pPr>
+    </w:p>
+    <w:p>
+      <w:pPr>
+        <w:rPr>
+          <w:lang w:val="en-US"/>
+        </w:rPr>
+      </w:pPr>
+    </w:p>
+    <w:p>
+      <w:pPr>
+        <w:rPr>
+          <w:lang w:val="en-US"/>
+        </w:rPr>
+      </w:pPr>
+    </w:p>
+    <w:p>
+      <w:pPr>
+        <w:rPr>
+          <w:lang w:val="en-US"/>
+        </w:rPr>
+      </w:pPr>
+    </w:p>
+    <w:p>
+      <w:pPr>
+        <w:rPr>
+          <w:lang w:val="en-US"/>
+        </w:rPr>
+      </w:pPr>
+    </w:p>
+    <w:p>
+      <w:pPr>
+        <w:rPr>
+          <w:lang w:val="en-US"/>
+        </w:rPr>
+      </w:pPr>
+    </w:p>
+    <w:p>
+      <w:pPr>
+        <w:rPr>
+          <w:lang w:val="en-US"/>
+        </w:rPr>
+      </w:pPr>
+    </w:p>
+    <w:p>
+      <w:pPr>
+        <w:rPr>
+          <w:lang w:val="en-US"/>
+        </w:rPr>
+      </w:pPr>
+    </w:p>
+    <w:p>
+      <w:pPr>
+        <w:rPr>
+          <w:lang w:val="en-US"/>
+        </w:rPr>
+      </w:pPr>
+    </w:p>
+    <w:p>
+      <w:pPr>
+        <w:rPr>
+          <w:lang w:val="en-US"/>
+        </w:rPr>
+      </w:pPr>
+    </w:p>
+    <w:p>
+      <w:pPr>
+        <w:rPr>
+          <w:lang w:val="en-US"/>
+        </w:rPr>
+      </w:pPr>
+    </w:p>
+    <w:p>
+      <w:pPr>
+        <w:rPr>
+          <w:lang w:val="en-US"/>
+        </w:rPr>
+      </w:pPr>
+    </w:p>
+    <w:p>
+      <w:pPr>
+        <w:rPr>
+          <w:lang w:val="en-US"/>
+        </w:rPr>
+      </w:pPr>
+    </w:p>
+    <w:p>
+      <w:pPr>
         <w:pStyle w:val="Heading2"/>
       </w:pPr>
       <w:r>
         <w:lastRenderedPageBreak/>
-        <w:t>Phase 4</w:t>
-      </w:r>
-      <w:r>
-        <w:t>: Software Development &amp; Testing</w:t>
+        <w:t>Phase 5</w:t>
+      </w:r>
+      <w:r>
+        <w:t>: Implementation &amp; Deployment</w:t>
       </w:r>
     </w:p>
     <w:p>
@@ -6712,25 +7311,19 @@
         <w:rPr>
           <w:lang w:val="en-US"/>
         </w:rPr>
-        <w:t>Phase 4 is the continuation right after the design phase where the team will start building the system, bit by bit</w:t>
+        <w:t>After finishing building, phase 5 is all about implementing the newly built system and deploying it for public use</w:t>
       </w:r>
       <w:r>
         <w:rPr>
           <w:lang w:val="en-US"/>
         </w:rPr>
-        <w:t>, and conduct testing for each of them</w:t>
+        <w:t xml:space="preserve"> while also making sure that it runs properly outside the testing environment</w:t>
       </w:r>
       <w:r>
         <w:rPr>
           <w:lang w:val="en-US"/>
         </w:rPr>
-        <w:t xml:space="preserve">. </w:t>
-      </w:r>
-      <w:r>
-        <w:rPr>
-          <w:lang w:val="en-US"/>
-        </w:rPr>
-        <w:t>Database construction, backend and frontend development, and non-functionalities including security, reliability, compatibility, usability, scalability, etc. Satisfying all of the requirements.</w:t>
+        <w:t xml:space="preserve">.  </w:t>
       </w:r>
     </w:p>
     <w:p>
@@ -6750,13 +7343,13 @@
           <w:bCs/>
           <w:lang w:val="en-US"/>
         </w:rPr>
-        <w:t>Backend Setup &amp; Development:</w:t>
+        <w:t>Production Environment Setup:</w:t>
       </w:r>
       <w:r>
         <w:rPr>
           <w:lang w:val="en-US"/>
         </w:rPr>
-        <w:t xml:space="preserve"> Configuring the core server environment and implementing foundational backend services, security protocols, and database connectivity.</w:t>
+        <w:t xml:space="preserve"> Configuring the live hosting infrastructure, database environments, and required connections to external services.</w:t>
       </w:r>
     </w:p>
     <w:p>
@@ -6776,13 +7369,13 @@
           <w:bCs/>
           <w:lang w:val="en-US"/>
         </w:rPr>
-        <w:t>Database Setup &amp; Development:</w:t>
+        <w:t>Deployment &amp; System Configuration:</w:t>
       </w:r>
       <w:r>
         <w:rPr>
           <w:lang w:val="en-US"/>
         </w:rPr>
-        <w:t xml:space="preserve"> Building the database schema, establishing data relationships, and configuring initial system data to ensure integrity.</w:t>
+        <w:t xml:space="preserve"> Deploying all backend, web, and mobile platform components, configuring system roles, and validating initial parking facility data.</w:t>
       </w:r>
     </w:p>
     <w:p>
@@ -6802,13 +7395,13 @@
           <w:bCs/>
           <w:lang w:val="en-US"/>
         </w:rPr>
-        <w:t>Authentication Development:</w:t>
+        <w:t>User Training &amp; Operational Readiness:</w:t>
       </w:r>
       <w:r>
         <w:rPr>
           <w:lang w:val="en-US"/>
         </w:rPr>
-        <w:t xml:space="preserve"> Programming secure user registration, login workflows, and role-based access controls.</w:t>
+        <w:t xml:space="preserve"> Developing training materials, conducting sessions for operators and administrators, and confirming operational support procedures.</w:t>
       </w:r>
     </w:p>
     <w:p>
@@ -6828,13 +7421,13 @@
           <w:bCs/>
           <w:lang w:val="en-US"/>
         </w:rPr>
-        <w:t>User/Operator Setup Development:</w:t>
+        <w:t>System Launch &amp; Monitoring:</w:t>
       </w:r>
       <w:r>
         <w:rPr>
           <w:lang w:val="en-US"/>
         </w:rPr>
-        <w:t xml:space="preserve"> Building the functional components for account, vehicle, and administrative role management.</w:t>
+        <w:t xml:space="preserve"> Conducting a final readiness review, launching the production platform, and actively monitoring initial operations to resolve any critical issues.</w:t>
       </w:r>
     </w:p>
     <w:p>
@@ -6854,147 +7447,18 @@
           <w:bCs/>
           <w:lang w:val="en-US"/>
         </w:rPr>
-        <w:t>Garage Monitoring Development:</w:t>
+        <w:t>Implementation Phase Assessment:</w:t>
       </w:r>
       <w:r>
         <w:rPr>
           <w:lang w:val="en-US"/>
         </w:rPr>
-        <w:t xml:space="preserve"> Coding the logic for real-time facility occupancy tracking, availability updates, and operator pricing tools.</w:t>
+        <w:t xml:space="preserve"> Evaluating the system launch against project objectives, gathering stakeholder feedback, and securing formal approval to transition to project closure.</w:t>
       </w:r>
     </w:p>
     <w:p>
       <w:pPr>
         <w:pStyle w:val="ListParagraph"/>
-        <w:numPr>
-          <w:ilvl w:val="0"/>
-          <w:numId w:val="51"/>
-        </w:numPr>
-        <w:rPr>
-          <w:lang w:val="en-US"/>
-        </w:rPr>
-      </w:pPr>
-      <w:r>
-        <w:rPr>
-          <w:b/>
-          <w:bCs/>
-          <w:lang w:val="en-US"/>
-        </w:rPr>
-        <w:t>Payment Development:</w:t>
-      </w:r>
-      <w:r>
-        <w:rPr>
-          <w:lang w:val="en-US"/>
-        </w:rPr>
-        <w:t xml:space="preserve"> Implementing digital payment processing workflows and integrating authorized third-party payment gateways.</w:t>
-      </w:r>
-    </w:p>
-    <w:p>
-      <w:pPr>
-        <w:pStyle w:val="ListParagraph"/>
-        <w:numPr>
-          <w:ilvl w:val="0"/>
-          <w:numId w:val="51"/>
-        </w:numPr>
-        <w:rPr>
-          <w:lang w:val="en-US"/>
-        </w:rPr>
-      </w:pPr>
-      <w:r>
-        <w:rPr>
-          <w:b/>
-          <w:bCs/>
-          <w:lang w:val="en-US"/>
-        </w:rPr>
-        <w:t>Reporting Development:</w:t>
-      </w:r>
-      <w:r>
-        <w:rPr>
-          <w:lang w:val="en-US"/>
-        </w:rPr>
-        <w:t xml:space="preserve"> Creating the required analytics engines for occupancy, utilization, and financial stakeholder reporting.</w:t>
-      </w:r>
-    </w:p>
-    <w:p>
-      <w:pPr>
-        <w:pStyle w:val="ListParagraph"/>
-        <w:numPr>
-          <w:ilvl w:val="0"/>
-          <w:numId w:val="51"/>
-        </w:numPr>
-        <w:rPr>
-          <w:lang w:val="en-US"/>
-        </w:rPr>
-      </w:pPr>
-      <w:r>
-        <w:rPr>
-          <w:b/>
-          <w:bCs/>
-          <w:lang w:val="en-US"/>
-        </w:rPr>
-        <w:t>Frontend Development:</w:t>
-      </w:r>
-      <w:r>
-        <w:rPr>
-          <w:lang w:val="en-US"/>
-        </w:rPr>
-        <w:t xml:space="preserve"> Building and connecting the user-facing web and mobile application interfaces to the backend services.</w:t>
-      </w:r>
-    </w:p>
-    <w:p>
-      <w:pPr>
-        <w:pStyle w:val="ListParagraph"/>
-        <w:numPr>
-          <w:ilvl w:val="0"/>
-          <w:numId w:val="51"/>
-        </w:numPr>
-        <w:rPr>
-          <w:lang w:val="en-US"/>
-        </w:rPr>
-      </w:pPr>
-      <w:r>
-        <w:rPr>
-          <w:b/>
-          <w:bCs/>
-          <w:lang w:val="en-US"/>
-        </w:rPr>
-        <w:t>System Integration &amp; Testing:</w:t>
-      </w:r>
-      <w:r>
-        <w:rPr>
-          <w:lang w:val="en-US"/>
-        </w:rPr>
-        <w:t xml:space="preserve"> Combining all system components to execute comprehensive functional, integration, and regression testing.</w:t>
-      </w:r>
-    </w:p>
-    <w:p>
-      <w:pPr>
-        <w:pStyle w:val="ListParagraph"/>
-        <w:numPr>
-          <w:ilvl w:val="0"/>
-          <w:numId w:val="51"/>
-        </w:numPr>
-        <w:rPr>
-          <w:lang w:val="en-US"/>
-        </w:rPr>
-      </w:pPr>
-      <w:r>
-        <w:rPr>
-          <w:b/>
-          <w:bCs/>
-          <w:lang w:val="en-US"/>
-        </w:rPr>
-        <w:t>Development Phase Review:</w:t>
-      </w:r>
-      <w:r>
-        <w:rPr>
-          <w:lang w:val="en-US"/>
-        </w:rPr>
-        <w:t xml:space="preserve"> Evaluating all testing results to confirm requirements are met and securing formal approval for the release candidate.</w:t>
-      </w:r>
-    </w:p>
-    <w:p>
-      <w:pPr>
         <w:rPr>
           <w:lang w:val="en-US"/>
         </w:rPr>
@@ -7011,12 +7475,11 @@
           <w:noProof/>
           <w:lang w:val="en-US"/>
         </w:rPr>
-        <w:lastRenderedPageBreak/>
         <w:drawing>
-          <wp:inline distT="0" distB="0" distL="0" distR="0" wp14:anchorId="52683D15" wp14:editId="307869E0">
-            <wp:extent cx="6229350" cy="5248360"/>
-            <wp:effectExtent l="19050" t="19050" r="19050" b="28575"/>
-            <wp:docPr id="903494333" name="Picture 1"/>
+          <wp:inline distT="0" distB="0" distL="0" distR="0" wp14:anchorId="041889A3" wp14:editId="66033754">
+            <wp:extent cx="5943600" cy="4744720"/>
+            <wp:effectExtent l="0" t="0" r="0" b="0"/>
+            <wp:docPr id="1776565515" name="Picture 1"/>
             <wp:cNvGraphicFramePr>
               <a:graphicFrameLocks xmlns:a="http://schemas.openxmlformats.org/drawingml/2006/main" noChangeAspect="1"/>
             </wp:cNvGraphicFramePr>
@@ -7024,7 +7487,7 @@
               <a:graphicData uri="http://schemas.openxmlformats.org/drawingml/2006/picture">
                 <pic:pic xmlns:pic="http://schemas.openxmlformats.org/drawingml/2006/picture">
                   <pic:nvPicPr>
-                    <pic:cNvPr id="903494333" name=""/>
+                    <pic:cNvPr id="1776565515" name=""/>
                     <pic:cNvPicPr/>
                   </pic:nvPicPr>
                   <pic:blipFill>
@@ -7036,16 +7499,11 @@
                   <pic:spPr>
                     <a:xfrm>
                       <a:off x="0" y="0"/>
-                      <a:ext cx="6231362" cy="5250055"/>
+                      <a:ext cx="5943600" cy="4744720"/>
                     </a:xfrm>
                     <a:prstGeom prst="rect">
                       <a:avLst/>
                     </a:prstGeom>
-                    <a:ln>
-                      <a:solidFill>
-                        <a:schemeClr val="tx1"/>
-                      </a:solidFill>
-                    </a:ln>
                   </pic:spPr>
                 </pic:pic>
               </a:graphicData>
@@ -7053,6 +7511,167 @@
           </wp:inline>
         </w:drawing>
       </w:r>
+      <w:r>
+        <w:rPr>
+          <w:lang w:val="en-US"/>
+        </w:rPr>
+        <w:t>Figure 6</w:t>
+      </w:r>
+    </w:p>
+    <w:p>
+      <w:pPr>
+        <w:pStyle w:val="Heading2"/>
+      </w:pPr>
+      <w:r>
+        <w:lastRenderedPageBreak/>
+        <w:t>Phase 6</w:t>
+      </w:r>
+      <w:r>
+        <w:t>: Project Closure</w:t>
+      </w:r>
+    </w:p>
+    <w:p>
+      <w:pPr>
+        <w:rPr>
+          <w:lang w:val="en-US"/>
+        </w:rPr>
+      </w:pPr>
+      <w:r>
+        <w:rPr>
+          <w:lang w:val="en-US"/>
+        </w:rPr>
+        <w:t xml:space="preserve">The last phase of the project where evaluation, financial closure, documentation and handover, and finally project closure are </w:t>
+      </w:r>
+      <w:r>
+        <w:rPr>
+          <w:lang w:val="en-US"/>
+        </w:rPr>
+        <w:t>finished.</w:t>
+      </w:r>
+      <w:r>
+        <w:rPr>
+          <w:lang w:val="en-US"/>
+        </w:rPr>
+        <w:t xml:space="preserve">   </w:t>
+      </w:r>
+    </w:p>
+    <w:p>
+      <w:pPr>
+        <w:pStyle w:val="ListParagraph"/>
+        <w:numPr>
+          <w:ilvl w:val="0"/>
+          <w:numId w:val="51"/>
+        </w:numPr>
+        <w:rPr>
+          <w:lang w:val="en-US"/>
+        </w:rPr>
+      </w:pPr>
+      <w:r>
+        <w:rPr>
+          <w:b/>
+          <w:bCs/>
+          <w:lang w:val="en-US"/>
+        </w:rPr>
+        <w:t>Final Evaluation &amp; Maintenance Planning:</w:t>
+      </w:r>
+      <w:r>
+        <w:rPr>
+          <w:lang w:val="en-US"/>
+        </w:rPr>
+        <w:t xml:space="preserve"> Evaluating overall system performance, documenting future maintenance and security recommendations, and compiling project lessons learned.</w:t>
+      </w:r>
+    </w:p>
+    <w:p>
+      <w:pPr>
+        <w:pStyle w:val="ListParagraph"/>
+        <w:numPr>
+          <w:ilvl w:val="0"/>
+          <w:numId w:val="51"/>
+        </w:numPr>
+        <w:rPr>
+          <w:lang w:val="en-US"/>
+        </w:rPr>
+      </w:pPr>
+      <w:r>
+        <w:rPr>
+          <w:b/>
+          <w:bCs/>
+          <w:lang w:val="en-US"/>
+        </w:rPr>
+        <w:t>Financial Closure:</w:t>
+      </w:r>
+      <w:r>
+        <w:rPr>
+          <w:lang w:val="en-US"/>
+        </w:rPr>
+        <w:t xml:space="preserve"> Reconciling final project expenses, closing outstanding commitments, and documenting the ultimate financial status.</w:t>
+      </w:r>
+    </w:p>
+    <w:p>
+      <w:pPr>
+        <w:pStyle w:val="ListParagraph"/>
+        <w:numPr>
+          <w:ilvl w:val="0"/>
+          <w:numId w:val="51"/>
+        </w:numPr>
+        <w:rPr>
+          <w:lang w:val="en-US"/>
+        </w:rPr>
+      </w:pPr>
+      <w:r>
+        <w:rPr>
+          <w:b/>
+          <w:bCs/>
+          <w:lang w:val="en-US"/>
+        </w:rPr>
+        <w:t>Documentation, Archive &amp; Handover:</w:t>
+      </w:r>
+      <w:r>
+        <w:rPr>
+          <w:lang w:val="en-US"/>
+        </w:rPr>
+        <w:t xml:space="preserve"> Finalizing all system documentation, </w:t>
+      </w:r>
+      <w:proofErr w:type="gramStart"/>
+      <w:r>
+        <w:rPr>
+          <w:lang w:val="en-US"/>
+        </w:rPr>
+        <w:t>archiving</w:t>
+      </w:r>
+      <w:proofErr w:type="gramEnd"/>
+      <w:r>
+        <w:rPr>
+          <w:lang w:val="en-US"/>
+        </w:rPr>
+        <w:t xml:space="preserve"> project deliverables, and officially transferring system ownership to the sponsor.</w:t>
+      </w:r>
+    </w:p>
+    <w:p>
+      <w:pPr>
+        <w:pStyle w:val="ListParagraph"/>
+        <w:numPr>
+          <w:ilvl w:val="0"/>
+          <w:numId w:val="51"/>
+        </w:numPr>
+        <w:rPr>
+          <w:lang w:val="en-US"/>
+        </w:rPr>
+      </w:pPr>
+      <w:r>
+        <w:rPr>
+          <w:b/>
+          <w:bCs/>
+          <w:lang w:val="en-US"/>
+        </w:rPr>
+        <w:t>Project Closure:</w:t>
+      </w:r>
+      <w:r>
+        <w:rPr>
+          <w:lang w:val="en-US"/>
+        </w:rPr>
+        <w:t xml:space="preserve"> Conducting a final review meeting, completing the overarching project assessment, and securing formal approval to officially close the project.</w:t>
+      </w:r>
     </w:p>
     <w:p>
       <w:pPr>
@@ -7065,12 +7684,11 @@
           <w:noProof/>
           <w:lang w:val="en-US"/>
         </w:rPr>
-        <w:lastRenderedPageBreak/>
         <w:drawing>
-          <wp:inline distT="0" distB="0" distL="0" distR="0" wp14:anchorId="020E6EDF" wp14:editId="1501E506">
-            <wp:extent cx="6143625" cy="4973411"/>
-            <wp:effectExtent l="19050" t="19050" r="9525" b="17780"/>
-            <wp:docPr id="2039448005" name="Picture 1"/>
+          <wp:inline distT="0" distB="0" distL="0" distR="0" wp14:anchorId="26867950" wp14:editId="0FE8BF64">
+            <wp:extent cx="5830114" cy="4629796"/>
+            <wp:effectExtent l="0" t="0" r="0" b="0"/>
+            <wp:docPr id="1108675102" name="Picture 1"/>
             <wp:cNvGraphicFramePr>
               <a:graphicFrameLocks xmlns:a="http://schemas.openxmlformats.org/drawingml/2006/main" noChangeAspect="1"/>
             </wp:cNvGraphicFramePr>
@@ -7078,7 +7696,7 @@
               <a:graphicData uri="http://schemas.openxmlformats.org/drawingml/2006/picture">
                 <pic:pic xmlns:pic="http://schemas.openxmlformats.org/drawingml/2006/picture">
                   <pic:nvPicPr>
-                    <pic:cNvPr id="2039448005" name=""/>
+                    <pic:cNvPr id="1108675102" name=""/>
                     <pic:cNvPicPr/>
                   </pic:nvPicPr>
                   <pic:blipFill>
@@ -7090,16 +7708,11 @@
                   <pic:spPr>
                     <a:xfrm>
                       <a:off x="0" y="0"/>
-                      <a:ext cx="6146944" cy="4976098"/>
+                      <a:ext cx="5830114" cy="4629796"/>
                     </a:xfrm>
                     <a:prstGeom prst="rect">
                       <a:avLst/>
                     </a:prstGeom>
-                    <a:ln>
-                      <a:solidFill>
-                        <a:schemeClr val="tx1"/>
-                      </a:solidFill>
-                    </a:ln>
                   </pic:spPr>
                 </pic:pic>
               </a:graphicData>
@@ -7107,13 +7720,12 @@
           </wp:inline>
         </w:drawing>
       </w:r>
-    </w:p>
-    <w:p>
-      <w:pPr>
+      <w:r>
         <w:rPr>
           <w:lang w:val="en-US"/>
         </w:rPr>
-      </w:pPr>
+        <w:t>Figure 7</w:t>
+      </w:r>
     </w:p>
     <w:p>
       <w:pPr>
@@ -7121,53 +7733,13 @@
           <w:lang w:val="en-US"/>
         </w:rPr>
       </w:pPr>
-      <w:r>
-        <w:rPr>
-          <w:noProof/>
+    </w:p>
+    <w:p>
+      <w:pPr>
+        <w:rPr>
           <w:lang w:val="en-US"/>
         </w:rPr>
-        <w:lastRenderedPageBreak/>
-        <w:drawing>
-          <wp:inline distT="0" distB="0" distL="0" distR="0" wp14:anchorId="41D5CA06" wp14:editId="5E03D12E">
-            <wp:extent cx="5800725" cy="4715624"/>
-            <wp:effectExtent l="19050" t="19050" r="9525" b="27940"/>
-            <wp:docPr id="142956341" name="Picture 1"/>
-            <wp:cNvGraphicFramePr>
-              <a:graphicFrameLocks xmlns:a="http://schemas.openxmlformats.org/drawingml/2006/main" noChangeAspect="1"/>
-            </wp:cNvGraphicFramePr>
-            <a:graphic xmlns:a="http://schemas.openxmlformats.org/drawingml/2006/main">
-              <a:graphicData uri="http://schemas.openxmlformats.org/drawingml/2006/picture">
-                <pic:pic xmlns:pic="http://schemas.openxmlformats.org/drawingml/2006/picture">
-                  <pic:nvPicPr>
-                    <pic:cNvPr id="142956341" name=""/>
-                    <pic:cNvPicPr/>
-                  </pic:nvPicPr>
-                  <pic:blipFill>
-                    <a:blip r:embed="rId20"/>
-                    <a:stretch>
-                      <a:fillRect/>
-                    </a:stretch>
-                  </pic:blipFill>
-                  <pic:spPr>
-                    <a:xfrm>
-                      <a:off x="0" y="0"/>
-                      <a:ext cx="5805120" cy="4719197"/>
-                    </a:xfrm>
-                    <a:prstGeom prst="rect">
-                      <a:avLst/>
-                    </a:prstGeom>
-                    <a:ln>
-                      <a:solidFill>
-                        <a:schemeClr val="tx1"/>
-                      </a:solidFill>
-                    </a:ln>
-                  </pic:spPr>
-                </pic:pic>
-              </a:graphicData>
-            </a:graphic>
-          </wp:inline>
-        </w:drawing>
-      </w:r>
+      </w:pPr>
     </w:p>
     <w:p>
       <w:pPr>
@@ -7227,577 +7799,15 @@
     </w:p>
     <w:p>
       <w:pPr>
+        <w:pStyle w:val="Heading1"/>
         <w:rPr>
           <w:lang w:val="en-US"/>
         </w:rPr>
       </w:pPr>
-    </w:p>
-    <w:p>
-      <w:pPr>
+      <w:r>
         <w:rPr>
           <w:lang w:val="en-US"/>
         </w:rPr>
-      </w:pPr>
-    </w:p>
-    <w:p>
-      <w:pPr>
-        <w:rPr>
-          <w:lang w:val="en-US"/>
-        </w:rPr>
-      </w:pPr>
-    </w:p>
-    <w:p>
-      <w:pPr>
-        <w:rPr>
-          <w:lang w:val="en-US"/>
-        </w:rPr>
-      </w:pPr>
-    </w:p>
-    <w:p>
-      <w:pPr>
-        <w:rPr>
-          <w:lang w:val="en-US"/>
-        </w:rPr>
-      </w:pPr>
-    </w:p>
-    <w:p>
-      <w:pPr>
-        <w:rPr>
-          <w:lang w:val="en-US"/>
-        </w:rPr>
-      </w:pPr>
-    </w:p>
-    <w:p>
-      <w:pPr>
-        <w:rPr>
-          <w:lang w:val="en-US"/>
-        </w:rPr>
-      </w:pPr>
-    </w:p>
-    <w:p>
-      <w:pPr>
-        <w:rPr>
-          <w:lang w:val="en-US"/>
-        </w:rPr>
-      </w:pPr>
-    </w:p>
-    <w:p>
-      <w:pPr>
-        <w:rPr>
-          <w:lang w:val="en-US"/>
-        </w:rPr>
-      </w:pPr>
-    </w:p>
-    <w:p>
-      <w:pPr>
-        <w:pStyle w:val="Heading2"/>
-      </w:pPr>
-      <w:r>
-        <w:lastRenderedPageBreak/>
-        <w:t>Phase 5</w:t>
-      </w:r>
-      <w:r>
-        <w:t>: Implementation &amp; Deployment</w:t>
-      </w:r>
-    </w:p>
-    <w:p>
-      <w:pPr>
-        <w:rPr>
-          <w:lang w:val="en-US"/>
-        </w:rPr>
-      </w:pPr>
-      <w:r>
-        <w:rPr>
-          <w:lang w:val="en-US"/>
-        </w:rPr>
-        <w:t>After finishing building, phase 5 is all about implementing the newly built system and deploying it for public use</w:t>
-      </w:r>
-      <w:r>
-        <w:rPr>
-          <w:lang w:val="en-US"/>
-        </w:rPr>
-        <w:t xml:space="preserve"> while also making sure that it runs properly outside the testing environment</w:t>
-      </w:r>
-      <w:r>
-        <w:rPr>
-          <w:lang w:val="en-US"/>
-        </w:rPr>
-        <w:t xml:space="preserve">.  </w:t>
-      </w:r>
-    </w:p>
-    <w:p>
-      <w:pPr>
-        <w:pStyle w:val="ListParagraph"/>
-        <w:numPr>
-          <w:ilvl w:val="0"/>
-          <w:numId w:val="51"/>
-        </w:numPr>
-        <w:rPr>
-          <w:lang w:val="en-US"/>
-        </w:rPr>
-      </w:pPr>
-      <w:r>
-        <w:rPr>
-          <w:b/>
-          <w:bCs/>
-          <w:lang w:val="en-US"/>
-        </w:rPr>
-        <w:t>Production Environment Setup:</w:t>
-      </w:r>
-      <w:r>
-        <w:rPr>
-          <w:lang w:val="en-US"/>
-        </w:rPr>
-        <w:t xml:space="preserve"> Configuring the live hosting infrastructure, database environments, and required connections to external services.</w:t>
-      </w:r>
-    </w:p>
-    <w:p>
-      <w:pPr>
-        <w:pStyle w:val="ListParagraph"/>
-        <w:numPr>
-          <w:ilvl w:val="0"/>
-          <w:numId w:val="51"/>
-        </w:numPr>
-        <w:rPr>
-          <w:lang w:val="en-US"/>
-        </w:rPr>
-      </w:pPr>
-      <w:r>
-        <w:rPr>
-          <w:b/>
-          <w:bCs/>
-          <w:lang w:val="en-US"/>
-        </w:rPr>
-        <w:t>Deployment &amp; System Configuration:</w:t>
-      </w:r>
-      <w:r>
-        <w:rPr>
-          <w:lang w:val="en-US"/>
-        </w:rPr>
-        <w:t xml:space="preserve"> Deploying all backend, web, and mobile platform components, configuring system roles, and validating initial parking facility data.</w:t>
-      </w:r>
-    </w:p>
-    <w:p>
-      <w:pPr>
-        <w:pStyle w:val="ListParagraph"/>
-        <w:numPr>
-          <w:ilvl w:val="0"/>
-          <w:numId w:val="51"/>
-        </w:numPr>
-        <w:rPr>
-          <w:lang w:val="en-US"/>
-        </w:rPr>
-      </w:pPr>
-      <w:r>
-        <w:rPr>
-          <w:b/>
-          <w:bCs/>
-          <w:lang w:val="en-US"/>
-        </w:rPr>
-        <w:t>User Training &amp; Operational Readiness:</w:t>
-      </w:r>
-      <w:r>
-        <w:rPr>
-          <w:lang w:val="en-US"/>
-        </w:rPr>
-        <w:t xml:space="preserve"> Developing training materials, conducting sessions for operators and administrators, and confirming operational support procedures.</w:t>
-      </w:r>
-    </w:p>
-    <w:p>
-      <w:pPr>
-        <w:pStyle w:val="ListParagraph"/>
-        <w:numPr>
-          <w:ilvl w:val="0"/>
-          <w:numId w:val="51"/>
-        </w:numPr>
-        <w:rPr>
-          <w:lang w:val="en-US"/>
-        </w:rPr>
-      </w:pPr>
-      <w:r>
-        <w:rPr>
-          <w:b/>
-          <w:bCs/>
-          <w:lang w:val="en-US"/>
-        </w:rPr>
-        <w:t>System Launch &amp; Monitoring:</w:t>
-      </w:r>
-      <w:r>
-        <w:rPr>
-          <w:lang w:val="en-US"/>
-        </w:rPr>
-        <w:t xml:space="preserve"> Conducting a final readiness review, launching the production platform, and actively monitoring initial operations to resolve any critical issues.</w:t>
-      </w:r>
-    </w:p>
-    <w:p>
-      <w:pPr>
-        <w:pStyle w:val="ListParagraph"/>
-        <w:numPr>
-          <w:ilvl w:val="0"/>
-          <w:numId w:val="51"/>
-        </w:numPr>
-        <w:rPr>
-          <w:lang w:val="en-US"/>
-        </w:rPr>
-      </w:pPr>
-      <w:r>
-        <w:rPr>
-          <w:b/>
-          <w:bCs/>
-          <w:lang w:val="en-US"/>
-        </w:rPr>
-        <w:t>Implementation Phase Assessment:</w:t>
-      </w:r>
-      <w:r>
-        <w:rPr>
-          <w:lang w:val="en-US"/>
-        </w:rPr>
-        <w:t xml:space="preserve"> Evaluating the system launch against project objectives, gathering stakeholder feedback, and securing formal approval to transition to project closure.</w:t>
-      </w:r>
-    </w:p>
-    <w:p>
-      <w:pPr>
-        <w:rPr>
-          <w:lang w:val="en-US"/>
-        </w:rPr>
-      </w:pPr>
-      <w:r>
-        <w:rPr>
-          <w:noProof/>
-          <w:lang w:val="en-US"/>
-        </w:rPr>
-        <w:drawing>
-          <wp:inline distT="0" distB="0" distL="0" distR="0" wp14:anchorId="6425E20A" wp14:editId="687F3571">
-            <wp:extent cx="5095875" cy="5120257"/>
-            <wp:effectExtent l="19050" t="19050" r="9525" b="23495"/>
-            <wp:docPr id="236148012" name="Picture 1"/>
-            <wp:cNvGraphicFramePr>
-              <a:graphicFrameLocks xmlns:a="http://schemas.openxmlformats.org/drawingml/2006/main" noChangeAspect="1"/>
-            </wp:cNvGraphicFramePr>
-            <a:graphic xmlns:a="http://schemas.openxmlformats.org/drawingml/2006/main">
-              <a:graphicData uri="http://schemas.openxmlformats.org/drawingml/2006/picture">
-                <pic:pic xmlns:pic="http://schemas.openxmlformats.org/drawingml/2006/picture">
-                  <pic:nvPicPr>
-                    <pic:cNvPr id="236148012" name=""/>
-                    <pic:cNvPicPr/>
-                  </pic:nvPicPr>
-                  <pic:blipFill>
-                    <a:blip r:embed="rId21"/>
-                    <a:stretch>
-                      <a:fillRect/>
-                    </a:stretch>
-                  </pic:blipFill>
-                  <pic:spPr>
-                    <a:xfrm>
-                      <a:off x="0" y="0"/>
-                      <a:ext cx="5103328" cy="5127745"/>
-                    </a:xfrm>
-                    <a:prstGeom prst="rect">
-                      <a:avLst/>
-                    </a:prstGeom>
-                    <a:ln>
-                      <a:solidFill>
-                        <a:schemeClr val="tx1"/>
-                      </a:solidFill>
-                    </a:ln>
-                  </pic:spPr>
-                </pic:pic>
-              </a:graphicData>
-            </a:graphic>
-          </wp:inline>
-        </w:drawing>
-      </w:r>
-    </w:p>
-    <w:p>
-      <w:pPr>
-        <w:pStyle w:val="Heading2"/>
-      </w:pPr>
-      <w:r>
-        <w:lastRenderedPageBreak/>
-        <w:t>Phase 6</w:t>
-      </w:r>
-      <w:r>
-        <w:t>: Project Closure</w:t>
-      </w:r>
-    </w:p>
-    <w:p>
-      <w:pPr>
-        <w:rPr>
-          <w:lang w:val="en-US"/>
-        </w:rPr>
-      </w:pPr>
-      <w:r>
-        <w:rPr>
-          <w:lang w:val="en-US"/>
-        </w:rPr>
-        <w:t xml:space="preserve">The last phase of the project where evaluation, financial closure, documentation and handover, and finally project closure are </w:t>
-      </w:r>
-      <w:r>
-        <w:rPr>
-          <w:lang w:val="en-US"/>
-        </w:rPr>
-        <w:t>finished.</w:t>
-      </w:r>
-      <w:r>
-        <w:rPr>
-          <w:lang w:val="en-US"/>
-        </w:rPr>
-        <w:t xml:space="preserve">   </w:t>
-      </w:r>
-    </w:p>
-    <w:p>
-      <w:pPr>
-        <w:pStyle w:val="ListParagraph"/>
-        <w:numPr>
-          <w:ilvl w:val="0"/>
-          <w:numId w:val="51"/>
-        </w:numPr>
-        <w:rPr>
-          <w:lang w:val="en-US"/>
-        </w:rPr>
-      </w:pPr>
-      <w:r>
-        <w:rPr>
-          <w:b/>
-          <w:bCs/>
-          <w:lang w:val="en-US"/>
-        </w:rPr>
-        <w:t>Final Evaluation &amp; Maintenance Planning:</w:t>
-      </w:r>
-      <w:r>
-        <w:rPr>
-          <w:lang w:val="en-US"/>
-        </w:rPr>
-        <w:t xml:space="preserve"> Evaluating overall system performance, documenting future maintenance and security recommendations, and compiling project lessons learned.</w:t>
-      </w:r>
-    </w:p>
-    <w:p>
-      <w:pPr>
-        <w:pStyle w:val="ListParagraph"/>
-        <w:numPr>
-          <w:ilvl w:val="0"/>
-          <w:numId w:val="51"/>
-        </w:numPr>
-        <w:rPr>
-          <w:lang w:val="en-US"/>
-        </w:rPr>
-      </w:pPr>
-      <w:r>
-        <w:rPr>
-          <w:b/>
-          <w:bCs/>
-          <w:lang w:val="en-US"/>
-        </w:rPr>
-        <w:t>Financial Closure:</w:t>
-      </w:r>
-      <w:r>
-        <w:rPr>
-          <w:lang w:val="en-US"/>
-        </w:rPr>
-        <w:t xml:space="preserve"> Reconciling final project expenses, closing outstanding commitments, and documenting the ultimate financial status.</w:t>
-      </w:r>
-    </w:p>
-    <w:p>
-      <w:pPr>
-        <w:pStyle w:val="ListParagraph"/>
-        <w:numPr>
-          <w:ilvl w:val="0"/>
-          <w:numId w:val="51"/>
-        </w:numPr>
-        <w:rPr>
-          <w:lang w:val="en-US"/>
-        </w:rPr>
-      </w:pPr>
-      <w:r>
-        <w:rPr>
-          <w:b/>
-          <w:bCs/>
-          <w:lang w:val="en-US"/>
-        </w:rPr>
-        <w:t>Documentation, Archive &amp; Handover:</w:t>
-      </w:r>
-      <w:r>
-        <w:rPr>
-          <w:lang w:val="en-US"/>
-        </w:rPr>
-        <w:t xml:space="preserve"> Finalizing all system documentation, </w:t>
-      </w:r>
-      <w:proofErr w:type="gramStart"/>
-      <w:r>
-        <w:rPr>
-          <w:lang w:val="en-US"/>
-        </w:rPr>
-        <w:t>archiving</w:t>
-      </w:r>
-      <w:proofErr w:type="gramEnd"/>
-      <w:r>
-        <w:rPr>
-          <w:lang w:val="en-US"/>
-        </w:rPr>
-        <w:t xml:space="preserve"> project deliverables, and officially transferring system ownership to the sponsor.</w:t>
-      </w:r>
-    </w:p>
-    <w:p>
-      <w:pPr>
-        <w:pStyle w:val="ListParagraph"/>
-        <w:numPr>
-          <w:ilvl w:val="0"/>
-          <w:numId w:val="51"/>
-        </w:numPr>
-        <w:rPr>
-          <w:lang w:val="en-US"/>
-        </w:rPr>
-      </w:pPr>
-      <w:r>
-        <w:rPr>
-          <w:b/>
-          <w:bCs/>
-          <w:lang w:val="en-US"/>
-        </w:rPr>
-        <w:t>Project Closure:</w:t>
-      </w:r>
-      <w:r>
-        <w:rPr>
-          <w:lang w:val="en-US"/>
-        </w:rPr>
-        <w:t xml:space="preserve"> Conducting a final review meeting, completing the overarching project assessment, and securing formal approval to officially close the project.</w:t>
-      </w:r>
-    </w:p>
-    <w:p>
-      <w:pPr>
-        <w:rPr>
-          <w:lang w:val="en-US"/>
-        </w:rPr>
-      </w:pPr>
-    </w:p>
-    <w:p>
-      <w:pPr>
-        <w:rPr>
-          <w:lang w:val="en-US"/>
-        </w:rPr>
-      </w:pPr>
-      <w:r>
-        <w:rPr>
-          <w:noProof/>
-          <w:lang w:val="en-US"/>
-        </w:rPr>
-        <w:drawing>
-          <wp:inline distT="0" distB="0" distL="0" distR="0" wp14:anchorId="04F28408" wp14:editId="59485D42">
-            <wp:extent cx="5715495" cy="3734124"/>
-            <wp:effectExtent l="19050" t="19050" r="19050" b="19050"/>
-            <wp:docPr id="56967633" name="Picture 1"/>
-            <wp:cNvGraphicFramePr>
-              <a:graphicFrameLocks xmlns:a="http://schemas.openxmlformats.org/drawingml/2006/main" noChangeAspect="1"/>
-            </wp:cNvGraphicFramePr>
-            <a:graphic xmlns:a="http://schemas.openxmlformats.org/drawingml/2006/main">
-              <a:graphicData uri="http://schemas.openxmlformats.org/drawingml/2006/picture">
-                <pic:pic xmlns:pic="http://schemas.openxmlformats.org/drawingml/2006/picture">
-                  <pic:nvPicPr>
-                    <pic:cNvPr id="56967633" name=""/>
-                    <pic:cNvPicPr/>
-                  </pic:nvPicPr>
-                  <pic:blipFill>
-                    <a:blip r:embed="rId22"/>
-                    <a:stretch>
-                      <a:fillRect/>
-                    </a:stretch>
-                  </pic:blipFill>
-                  <pic:spPr>
-                    <a:xfrm>
-                      <a:off x="0" y="0"/>
-                      <a:ext cx="5715495" cy="3734124"/>
-                    </a:xfrm>
-                    <a:prstGeom prst="rect">
-                      <a:avLst/>
-                    </a:prstGeom>
-                    <a:ln>
-                      <a:solidFill>
-                        <a:schemeClr val="tx1"/>
-                      </a:solidFill>
-                    </a:ln>
-                  </pic:spPr>
-                </pic:pic>
-              </a:graphicData>
-            </a:graphic>
-          </wp:inline>
-        </w:drawing>
-      </w:r>
-    </w:p>
-    <w:p>
-      <w:pPr>
-        <w:rPr>
-          <w:lang w:val="en-US"/>
-        </w:rPr>
-      </w:pPr>
-    </w:p>
-    <w:p>
-      <w:pPr>
-        <w:rPr>
-          <w:lang w:val="en-US"/>
-        </w:rPr>
-      </w:pPr>
-    </w:p>
-    <w:p>
-      <w:pPr>
-        <w:rPr>
-          <w:lang w:val="en-US"/>
-        </w:rPr>
-      </w:pPr>
-    </w:p>
-    <w:p>
-      <w:pPr>
-        <w:rPr>
-          <w:lang w:val="en-US"/>
-        </w:rPr>
-      </w:pPr>
-    </w:p>
-    <w:p>
-      <w:pPr>
-        <w:rPr>
-          <w:lang w:val="en-US"/>
-        </w:rPr>
-      </w:pPr>
-    </w:p>
-    <w:p>
-      <w:pPr>
-        <w:rPr>
-          <w:lang w:val="en-US"/>
-        </w:rPr>
-      </w:pPr>
-    </w:p>
-    <w:p>
-      <w:pPr>
-        <w:rPr>
-          <w:lang w:val="en-US"/>
-        </w:rPr>
-      </w:pPr>
-    </w:p>
-    <w:p>
-      <w:pPr>
-        <w:rPr>
-          <w:lang w:val="en-US"/>
-        </w:rPr>
-      </w:pPr>
-    </w:p>
-    <w:p>
-      <w:pPr>
-        <w:rPr>
-          <w:lang w:val="en-US"/>
-        </w:rPr>
-      </w:pPr>
-    </w:p>
-    <w:p>
-      <w:pPr>
-        <w:pStyle w:val="Heading1"/>
-        <w:rPr>
-          <w:lang w:val="en-US"/>
-        </w:rPr>
-      </w:pPr>
-      <w:r>
-        <w:rPr>
-          <w:lang w:val="en-US"/>
-        </w:rPr>
-        <w:lastRenderedPageBreak/>
         <w:t xml:space="preserve">Backlog   </w:t>
       </w:r>
     </w:p>
@@ -7841,7 +7851,7 @@
                     <pic:cNvPicPr/>
                   </pic:nvPicPr>
                   <pic:blipFill>
-                    <a:blip r:embed="rId23"/>
+                    <a:blip r:embed="rId20"/>
                     <a:stretch>
                       <a:fillRect/>
                     </a:stretch>
@@ -7890,7 +7900,7 @@
                     <pic:cNvPicPr/>
                   </pic:nvPicPr>
                   <pic:blipFill>
-                    <a:blip r:embed="rId24"/>
+                    <a:blip r:embed="rId21"/>
                     <a:stretch>
                       <a:fillRect/>
                     </a:stretch>
@@ -7938,7 +7948,7 @@
                     <pic:cNvPicPr/>
                   </pic:nvPicPr>
                   <pic:blipFill>
-                    <a:blip r:embed="rId25"/>
+                    <a:blip r:embed="rId22"/>
                     <a:stretch>
                       <a:fillRect/>
                     </a:stretch>
@@ -7987,7 +7997,7 @@
                     <pic:cNvPicPr/>
                   </pic:nvPicPr>
                   <pic:blipFill>
-                    <a:blip r:embed="rId26"/>
+                    <a:blip r:embed="rId23"/>
                     <a:stretch>
                       <a:fillRect/>
                     </a:stretch>
@@ -8281,7 +8291,7 @@
                     <pic:cNvPicPr/>
                   </pic:nvPicPr>
                   <pic:blipFill>
-                    <a:blip r:embed="rId27"/>
+                    <a:blip r:embed="rId24"/>
                     <a:stretch>
                       <a:fillRect/>
                     </a:stretch>
@@ -8357,7 +8367,7 @@
                     <pic:cNvPicPr/>
                   </pic:nvPicPr>
                   <pic:blipFill>
-                    <a:blip r:embed="rId28"/>
+                    <a:blip r:embed="rId25"/>
                     <a:stretch>
                       <a:fillRect/>
                     </a:stretch>
@@ -8413,7 +8423,7 @@
                     <pic:cNvPicPr/>
                   </pic:nvPicPr>
                   <pic:blipFill>
-                    <a:blip r:embed="rId29"/>
+                    <a:blip r:embed="rId26"/>
                     <a:stretch>
                       <a:fillRect/>
                     </a:stretch>
@@ -8455,7 +8465,7 @@
                     <pic:cNvPicPr/>
                   </pic:nvPicPr>
                   <pic:blipFill>
-                    <a:blip r:embed="rId30"/>
+                    <a:blip r:embed="rId27"/>
                     <a:stretch>
                       <a:fillRect/>
                     </a:stretch>
@@ -8518,7 +8528,7 @@
                     <pic:cNvPicPr/>
                   </pic:nvPicPr>
                   <pic:blipFill>
-                    <a:blip r:embed="rId31"/>
+                    <a:blip r:embed="rId28"/>
                     <a:stretch>
                       <a:fillRect/>
                     </a:stretch>
@@ -12869,34 +12879,42 @@
       <w:tr>
         <w:tc>
           <w:tcPr>
-            <w:tcW w:w="2337" w:type="dxa"/>
-          </w:tcPr>
-          <w:p>
-            <w:pPr>
-              <w:rPr>
-                <w:lang w:val="en-US"/>
-              </w:rPr>
-            </w:pPr>
-            <w:r>
-              <w:rPr>
-                <w:lang w:val="en-US"/>
-              </w:rPr>
-              <w:t>Role Roster</w:t>
-            </w:r>
-          </w:p>
-        </w:tc>
-        <w:tc>
-          <w:tcPr>
-            <w:tcW w:w="2337" w:type="dxa"/>
-          </w:tcPr>
-          <w:p>
-            <w:pPr>
-              <w:rPr>
-                <w:lang w:val="en-US"/>
-              </w:rPr>
-            </w:pPr>
-            <w:r>
-              <w:rPr>
+            <w:tcW w:w="2540" w:type="dxa"/>
+          </w:tcPr>
+          <w:p>
+            <w:pPr>
+              <w:rPr>
+                <w:b/>
+                <w:bCs/>
+                <w:lang w:val="en-US"/>
+              </w:rPr>
+            </w:pPr>
+            <w:r>
+              <w:rPr>
+                <w:b/>
+                <w:bCs/>
+                <w:lang w:val="en-US"/>
+              </w:rPr>
+              <w:t>Lead Role Roster and Phase Allocation</w:t>
+            </w:r>
+          </w:p>
+        </w:tc>
+        <w:tc>
+          <w:tcPr>
+            <w:tcW w:w="2290" w:type="dxa"/>
+          </w:tcPr>
+          <w:p>
+            <w:pPr>
+              <w:rPr>
+                <w:b/>
+                <w:bCs/>
+                <w:lang w:val="en-US"/>
+              </w:rPr>
+            </w:pPr>
+            <w:r>
+              <w:rPr>
+                <w:b/>
+                <w:bCs/>
                 <w:lang w:val="en-US"/>
               </w:rPr>
               <w:t>Skills</w:t>
@@ -12905,16 +12923,20 @@
         </w:tc>
         <w:tc>
           <w:tcPr>
-            <w:tcW w:w="2338" w:type="dxa"/>
-          </w:tcPr>
-          <w:p>
-            <w:pPr>
-              <w:rPr>
-                <w:lang w:val="en-US"/>
-              </w:rPr>
-            </w:pPr>
-            <w:r>
-              <w:rPr>
+            <w:tcW w:w="2242" w:type="dxa"/>
+          </w:tcPr>
+          <w:p>
+            <w:pPr>
+              <w:rPr>
+                <w:b/>
+                <w:bCs/>
+                <w:lang w:val="en-US"/>
+              </w:rPr>
+            </w:pPr>
+            <w:r>
+              <w:rPr>
+                <w:b/>
+                <w:bCs/>
                 <w:lang w:val="en-US"/>
               </w:rPr>
               <w:t>Allocation</w:t>
@@ -12923,16 +12945,20 @@
         </w:tc>
         <w:tc>
           <w:tcPr>
-            <w:tcW w:w="2338" w:type="dxa"/>
-          </w:tcPr>
-          <w:p>
-            <w:pPr>
-              <w:rPr>
-                <w:lang w:val="en-US"/>
-              </w:rPr>
-            </w:pPr>
-            <w:r>
-              <w:rPr>
+            <w:tcW w:w="2278" w:type="dxa"/>
+          </w:tcPr>
+          <w:p>
+            <w:pPr>
+              <w:rPr>
+                <w:b/>
+                <w:bCs/>
+                <w:lang w:val="en-US"/>
+              </w:rPr>
+            </w:pPr>
+            <w:r>
+              <w:rPr>
+                <w:b/>
+                <w:bCs/>
                 <w:lang w:val="en-US"/>
               </w:rPr>
               <w:t>WBS Assignment</w:t>
@@ -12943,10 +12969,11 @@
       <w:tr>
         <w:tc>
           <w:tcPr>
-            <w:tcW w:w="2337" w:type="dxa"/>
-          </w:tcPr>
-          <w:p>
-            <w:pPr>
+            <w:tcW w:w="2540" w:type="dxa"/>
+          </w:tcPr>
+          <w:p>
+            <w:pPr>
+              <w:spacing w:after="240"/>
               <w:rPr>
                 <w:lang w:val="en-US"/>
               </w:rPr>
@@ -12961,10 +12988,11 @@
         </w:tc>
         <w:tc>
           <w:tcPr>
-            <w:tcW w:w="2337" w:type="dxa"/>
-          </w:tcPr>
-          <w:p>
-            <w:pPr>
+            <w:tcW w:w="2290" w:type="dxa"/>
+          </w:tcPr>
+          <w:p>
+            <w:pPr>
+              <w:spacing w:after="240"/>
               <w:rPr>
                 <w:lang w:val="en-US"/>
               </w:rPr>
@@ -12979,10 +13007,11 @@
         </w:tc>
         <w:tc>
           <w:tcPr>
-            <w:tcW w:w="2338" w:type="dxa"/>
-          </w:tcPr>
-          <w:p>
-            <w:pPr>
+            <w:tcW w:w="2242" w:type="dxa"/>
+          </w:tcPr>
+          <w:p>
+            <w:pPr>
+              <w:spacing w:after="240"/>
               <w:rPr>
                 <w:lang w:val="en-US"/>
               </w:rPr>
@@ -12996,37 +13025,47 @@
           </w:p>
           <w:p>
             <w:pPr>
-              <w:rPr>
-                <w:lang w:val="en-US"/>
-              </w:rPr>
-            </w:pPr>
-          </w:p>
-          <w:p>
-            <w:pPr>
-              <w:rPr>
-                <w:lang w:val="en-US"/>
-              </w:rPr>
-            </w:pPr>
-          </w:p>
-          <w:p>
-            <w:pPr>
-              <w:rPr>
-                <w:lang w:val="en-US"/>
-              </w:rPr>
-            </w:pPr>
-            <w:r>
-              <w:rPr>
-                <w:lang w:val="en-US"/>
-              </w:rPr>
-              <w:t>25% (Phases 2-4)</w:t>
-            </w:r>
-          </w:p>
-        </w:tc>
-        <w:tc>
-          <w:tcPr>
-            <w:tcW w:w="2338" w:type="dxa"/>
-          </w:tcPr>
-          <w:p>
+              <w:spacing w:after="240"/>
+              <w:rPr>
+                <w:lang w:val="en-US"/>
+              </w:rPr>
+            </w:pPr>
+          </w:p>
+          <w:p>
+            <w:pPr>
+              <w:spacing w:after="240"/>
+              <w:rPr>
+                <w:lang w:val="en-US"/>
+              </w:rPr>
+            </w:pPr>
+            <w:r>
+              <w:rPr>
+                <w:lang w:val="en-US"/>
+              </w:rPr>
+              <w:t>5</w:t>
+            </w:r>
+            <w:r>
+              <w:rPr>
+                <w:lang w:val="en-US"/>
+              </w:rPr>
+              <w:t>0</w:t>
+            </w:r>
+            <w:r>
+              <w:rPr>
+                <w:lang w:val="en-US"/>
+              </w:rPr>
+              <w:t>% (Phases 2-4)</w:t>
+            </w:r>
+          </w:p>
+        </w:tc>
+        <w:tc>
+          <w:tcPr>
+            <w:tcW w:w="2278" w:type="dxa"/>
+          </w:tcPr>
+          <w:p>
+            <w:pPr>
+              <w:spacing w:after="100"/>
+            </w:pPr>
             <w:r>
               <w:rPr>
                 <w:lang w:val="en-US"/>
@@ -13038,6 +13077,9 @@
             </w:r>
           </w:p>
           <w:p>
+            <w:pPr>
+              <w:spacing w:after="100"/>
+            </w:pPr>
             <w:r>
               <w:rPr>
                 <w:lang w:val="en-US"/>
@@ -13049,6 +13091,9 @@
             </w:r>
           </w:p>
           <w:p>
+            <w:pPr>
+              <w:spacing w:after="100"/>
+            </w:pPr>
             <w:r>
               <w:rPr>
                 <w:lang w:val="en-US"/>
@@ -13061,6 +13106,7 @@
           </w:p>
           <w:p>
             <w:pPr>
+              <w:spacing w:after="100"/>
               <w:rPr>
                 <w:lang w:val="en-US"/>
               </w:rPr>
@@ -13080,53 +13126,604 @@
       <w:tr>
         <w:tc>
           <w:tcPr>
-            <w:tcW w:w="2337" w:type="dxa"/>
-          </w:tcPr>
-          <w:p>
-            <w:pPr>
-              <w:rPr>
-                <w:lang w:val="en-US"/>
-              </w:rPr>
-            </w:pPr>
-            <w:r>
-              <w:rPr>
-                <w:lang w:val="en-US"/>
-              </w:rPr>
+            <w:tcW w:w="2540" w:type="dxa"/>
+          </w:tcPr>
+          <w:p>
+            <w:pPr>
+              <w:spacing w:after="240"/>
+              <w:rPr>
+                <w:lang w:val="en-US"/>
+              </w:rPr>
+            </w:pPr>
+            <w:r>
+              <w:rPr>
+                <w:lang w:val="en-US"/>
+              </w:rPr>
+              <w:lastRenderedPageBreak/>
               <w:t>Business/Requirements Analyst</w:t>
             </w:r>
           </w:p>
         </w:tc>
         <w:tc>
           <w:tcPr>
-            <w:tcW w:w="2337" w:type="dxa"/>
-          </w:tcPr>
-          <w:p>
-            <w:pPr>
-              <w:rPr>
-                <w:lang w:val="en-US"/>
-              </w:rPr>
-            </w:pPr>
-            <w:r>
-              <w:rPr>
-                <w:lang w:val="en-US"/>
-              </w:rPr>
-              <w:t xml:space="preserve">Requirements gathering, process mapping, </w:t>
-            </w:r>
-            <w:r>
-              <w:rPr>
-                <w:lang w:val="en-US"/>
-              </w:rPr>
+            <w:tcW w:w="2290" w:type="dxa"/>
+          </w:tcPr>
+          <w:p>
+            <w:pPr>
+              <w:spacing w:after="240"/>
+              <w:rPr>
+                <w:lang w:val="en-US"/>
+              </w:rPr>
+            </w:pPr>
+            <w:r>
+              <w:rPr>
+                <w:lang w:val="en-US"/>
+              </w:rPr>
+              <w:t>Requirements gathering, process mapping, competitive analysis, documentation</w:t>
+            </w:r>
+          </w:p>
+        </w:tc>
+        <w:tc>
+          <w:tcPr>
+            <w:tcW w:w="2242" w:type="dxa"/>
+          </w:tcPr>
+          <w:p>
+            <w:pPr>
+              <w:spacing w:after="240"/>
+              <w:rPr>
+                <w:lang w:val="en-US"/>
+              </w:rPr>
+            </w:pPr>
+            <w:r>
+              <w:rPr>
+                <w:lang w:val="en-US"/>
+              </w:rPr>
+              <w:t>100% (Phases 1, 2)</w:t>
+            </w:r>
+          </w:p>
+          <w:p>
+            <w:pPr>
+              <w:spacing w:after="240"/>
+              <w:rPr>
+                <w:lang w:val="en-US"/>
+              </w:rPr>
+            </w:pPr>
+          </w:p>
+          <w:p>
+            <w:pPr>
+              <w:spacing w:after="240"/>
+              <w:rPr>
+                <w:lang w:val="en-US"/>
+              </w:rPr>
+            </w:pPr>
+            <w:r>
+              <w:rPr>
+                <w:lang w:val="en-US"/>
+              </w:rPr>
+              <w:t>50% (Phase 3)</w:t>
+            </w:r>
+          </w:p>
+          <w:p>
+            <w:pPr>
+              <w:spacing w:after="240"/>
+              <w:rPr>
+                <w:lang w:val="en-US"/>
+              </w:rPr>
+            </w:pPr>
+          </w:p>
+          <w:p>
+            <w:pPr>
+              <w:spacing w:after="240"/>
+              <w:rPr>
+                <w:lang w:val="en-US"/>
+              </w:rPr>
+            </w:pPr>
+            <w:r>
+              <w:rPr>
+                <w:lang w:val="en-US"/>
+              </w:rPr>
+              <w:t xml:space="preserve">25% (Phases </w:t>
+            </w:r>
+            <w:r>
+              <w:rPr>
+                <w:lang w:val="en-US"/>
+              </w:rPr>
+              <w:t>4</w:t>
+            </w:r>
+            <w:r>
+              <w:rPr>
+                <w:lang w:val="en-US"/>
+              </w:rPr>
+              <w:t>-6)</w:t>
+            </w:r>
+          </w:p>
+        </w:tc>
+        <w:tc>
+          <w:tcPr>
+            <w:tcW w:w="2278" w:type="dxa"/>
+          </w:tcPr>
+          <w:p>
+            <w:pPr>
+              <w:spacing w:after="100"/>
+            </w:pPr>
+            <w:r>
+              <w:rPr>
+                <w:lang w:val="en-US"/>
+              </w:rPr>
+              <w:t xml:space="preserve">- </w:t>
+            </w:r>
+            <w:r>
+              <w:t>Requirements Identification &amp; Specification</w:t>
+            </w:r>
+          </w:p>
+          <w:p>
+            <w:pPr>
+              <w:spacing w:after="100"/>
+            </w:pPr>
+            <w:r>
+              <w:t>- Feasibility Analysis</w:t>
+            </w:r>
+          </w:p>
+          <w:p>
+            <w:pPr>
+              <w:spacing w:after="100"/>
+            </w:pPr>
+            <w:r>
+              <w:t>- Business Process &amp; System Analysis, Competitive Analysis</w:t>
+            </w:r>
+          </w:p>
+          <w:p>
+            <w:pPr>
+              <w:spacing w:after="100"/>
+            </w:pPr>
+            <w:r>
+              <w:t>- V</w:t>
+            </w:r>
+            <w:r>
+              <w:t>alidation of system design against approved requirements</w:t>
+            </w:r>
+          </w:p>
+          <w:p>
+            <w:pPr>
+              <w:spacing w:after="100"/>
+              <w:rPr>
+                <w:lang w:val="en-US"/>
+              </w:rPr>
+            </w:pPr>
+            <w:r>
+              <w:rPr>
+                <w:lang w:val="en-US"/>
+              </w:rPr>
+              <w:t xml:space="preserve">- </w:t>
+            </w:r>
+            <w:r>
+              <w:t>User Training &amp; Operational Readiness</w:t>
+            </w:r>
+          </w:p>
+        </w:tc>
+      </w:tr>
+      <w:tr>
+        <w:tc>
+          <w:tcPr>
+            <w:tcW w:w="2540" w:type="dxa"/>
+          </w:tcPr>
+          <w:p>
+            <w:pPr>
+              <w:spacing w:after="240"/>
+              <w:rPr>
+                <w:lang w:val="en-US"/>
+              </w:rPr>
+            </w:pPr>
+            <w:r>
+              <w:rPr>
+                <w:lang w:val="en-US"/>
+              </w:rPr>
+              <w:t>UI/UX Designer</w:t>
+            </w:r>
+          </w:p>
+        </w:tc>
+        <w:tc>
+          <w:tcPr>
+            <w:tcW w:w="2290" w:type="dxa"/>
+          </w:tcPr>
+          <w:p>
+            <w:pPr>
+              <w:spacing w:after="240"/>
+              <w:rPr>
+                <w:lang w:val="en-US"/>
+              </w:rPr>
+            </w:pPr>
+            <w:r>
+              <w:t>Wireframing, prototyping, user research, interface usability.</w:t>
+            </w:r>
+          </w:p>
+        </w:tc>
+        <w:tc>
+          <w:tcPr>
+            <w:tcW w:w="2242" w:type="dxa"/>
+          </w:tcPr>
+          <w:p>
+            <w:pPr>
+              <w:spacing w:after="240"/>
+              <w:rPr>
+                <w:lang w:val="en-US"/>
+              </w:rPr>
+            </w:pPr>
+            <w:r>
+              <w:rPr>
+                <w:lang w:val="en-US"/>
+              </w:rPr>
+              <w:t>100% (Phase 3)</w:t>
+            </w:r>
+          </w:p>
+          <w:p>
+            <w:pPr>
+              <w:spacing w:after="240"/>
+              <w:rPr>
+                <w:lang w:val="en-US"/>
+              </w:rPr>
+            </w:pPr>
+          </w:p>
+          <w:p>
+            <w:pPr>
+              <w:spacing w:after="240"/>
+              <w:rPr>
+                <w:lang w:val="en-US"/>
+              </w:rPr>
+            </w:pPr>
+            <w:r>
+              <w:rPr>
+                <w:lang w:val="en-US"/>
+              </w:rPr>
+              <w:t>30</w:t>
+            </w:r>
+            <w:r>
+              <w:rPr>
+                <w:lang w:val="en-US"/>
+              </w:rPr>
+              <w:t>% (Phase 4)</w:t>
+            </w:r>
+          </w:p>
+          <w:p>
+            <w:pPr>
+              <w:spacing w:after="240"/>
+              <w:rPr>
+                <w:lang w:val="en-US"/>
+              </w:rPr>
+            </w:pPr>
+          </w:p>
+        </w:tc>
+        <w:tc>
+          <w:tcPr>
+            <w:tcW w:w="2278" w:type="dxa"/>
+          </w:tcPr>
+          <w:p>
+            <w:pPr>
+              <w:spacing w:after="100"/>
+            </w:pPr>
+            <w:r>
+              <w:t>- Interface / UI-UX Design for driver, operator, and reporting interfaces</w:t>
+            </w:r>
+          </w:p>
+          <w:p>
+            <w:pPr>
+              <w:spacing w:after="100"/>
+              <w:rPr>
+                <w:lang w:val="en-US"/>
+              </w:rPr>
+            </w:pPr>
+            <w:r>
+              <w:t>- Frontend Development oversight</w:t>
+            </w:r>
+          </w:p>
+        </w:tc>
+      </w:tr>
+      <w:tr>
+        <w:tc>
+          <w:tcPr>
+            <w:tcW w:w="2540" w:type="dxa"/>
+          </w:tcPr>
+          <w:p>
+            <w:pPr>
+              <w:spacing w:after="240"/>
+              <w:rPr>
+                <w:lang w:val="en-US"/>
+              </w:rPr>
+            </w:pPr>
+            <w:r>
+              <w:rPr>
+                <w:lang w:val="en-US"/>
+              </w:rPr>
+              <w:t>Backend/API Engineer</w:t>
+            </w:r>
+          </w:p>
+        </w:tc>
+        <w:tc>
+          <w:tcPr>
+            <w:tcW w:w="2290" w:type="dxa"/>
+          </w:tcPr>
+          <w:p>
+            <w:pPr>
+              <w:spacing w:after="240"/>
+              <w:rPr>
+                <w:lang w:val="en-US"/>
+              </w:rPr>
+            </w:pPr>
+            <w:r>
+              <w:rPr>
+                <w:lang w:val="en-US"/>
+              </w:rPr>
+              <w:t>Server-side logic, API development, system architecture, security implementation.</w:t>
+            </w:r>
+          </w:p>
+        </w:tc>
+        <w:tc>
+          <w:tcPr>
+            <w:tcW w:w="2242" w:type="dxa"/>
+          </w:tcPr>
+          <w:p>
+            <w:pPr>
+              <w:spacing w:after="240"/>
+              <w:rPr>
+                <w:lang w:val="en-US"/>
+              </w:rPr>
+            </w:pPr>
+            <w:r>
+              <w:t>100% (Phases 3</w:t>
+            </w:r>
+            <w:r>
+              <w:t>-</w:t>
+            </w:r>
+            <w:r>
+              <w:t>5)</w:t>
+            </w:r>
+          </w:p>
+        </w:tc>
+        <w:tc>
+          <w:tcPr>
+            <w:tcW w:w="2278" w:type="dxa"/>
+          </w:tcPr>
+          <w:p>
+            <w:pPr>
+              <w:spacing w:after="100"/>
+            </w:pPr>
+            <w:r>
+              <w:t>- System Architecture Design</w:t>
+            </w:r>
+          </w:p>
+          <w:p>
+            <w:pPr>
+              <w:spacing w:after="100"/>
+              <w:rPr>
+                <w:lang w:val="en-US"/>
+              </w:rPr>
+            </w:pPr>
+            <w:r>
+              <w:rPr>
+                <w:lang w:val="en-US"/>
+              </w:rPr>
+              <w:t>- Authentication and User/Operator Setup Design</w:t>
+            </w:r>
+          </w:p>
+          <w:p>
+            <w:pPr>
+              <w:spacing w:after="100"/>
+              <w:rPr>
+                <w:lang w:val="en-US"/>
+              </w:rPr>
+            </w:pPr>
+            <w:r>
+              <w:rPr>
+                <w:lang w:val="en-US"/>
+              </w:rPr>
+              <w:t>- Backend, API, and Auth Setup &amp; Development</w:t>
+            </w:r>
+          </w:p>
+          <w:p>
+            <w:pPr>
+              <w:spacing w:after="100"/>
+              <w:rPr>
+                <w:lang w:val="en-US"/>
+              </w:rPr>
+            </w:pPr>
+            <w:r>
+              <w:rPr>
+                <w:lang w:val="en-US"/>
+              </w:rPr>
+              <w:t>- System Integration</w:t>
+            </w:r>
+          </w:p>
+        </w:tc>
+      </w:tr>
+      <w:tr>
+        <w:tc>
+          <w:tcPr>
+            <w:tcW w:w="2540" w:type="dxa"/>
+          </w:tcPr>
+          <w:p>
+            <w:pPr>
+              <w:spacing w:after="240"/>
+              <w:rPr>
+                <w:lang w:val="en-US"/>
+              </w:rPr>
+            </w:pPr>
+            <w:r>
+              <w:t>Database Engineer</w:t>
+            </w:r>
+          </w:p>
+        </w:tc>
+        <w:tc>
+          <w:tcPr>
+            <w:tcW w:w="2290" w:type="dxa"/>
+          </w:tcPr>
+          <w:p>
+            <w:pPr>
+              <w:spacing w:after="240"/>
+              <w:rPr>
+                <w:lang w:val="en-US"/>
+              </w:rPr>
+            </w:pPr>
+            <w:r>
+              <w:t>Data modeling, SQL/NoSQL structuring, relational database constraints, performance tuning.</w:t>
+            </w:r>
+          </w:p>
+        </w:tc>
+        <w:tc>
+          <w:tcPr>
+            <w:tcW w:w="2242" w:type="dxa"/>
+          </w:tcPr>
+          <w:p>
+            <w:pPr>
+              <w:spacing w:after="240"/>
+              <w:rPr>
+                <w:lang w:val="en-US"/>
+              </w:rPr>
+            </w:pPr>
+            <w:r>
+              <w:rPr>
+                <w:lang w:val="en-US"/>
+              </w:rPr>
+              <w:t>5</w:t>
+            </w:r>
+            <w:r>
+              <w:rPr>
+                <w:lang w:val="en-US"/>
+              </w:rPr>
+              <w:t>0</w:t>
+            </w:r>
+            <w:r>
+              <w:rPr>
+                <w:lang w:val="en-US"/>
+              </w:rPr>
+              <w:t>% (Phases 3, 4)</w:t>
+            </w:r>
+          </w:p>
+          <w:p>
+            <w:pPr>
+              <w:spacing w:after="240"/>
+              <w:rPr>
+                <w:lang w:val="en-US"/>
+              </w:rPr>
+            </w:pPr>
+          </w:p>
+          <w:p>
+            <w:pPr>
+              <w:spacing w:after="240"/>
+              <w:rPr>
+                <w:lang w:val="en-US"/>
+              </w:rPr>
+            </w:pPr>
+            <w:r>
+              <w:rPr>
+                <w:lang w:val="en-US"/>
+              </w:rPr>
+              <w:t>25% (Phase 5)</w:t>
+            </w:r>
+          </w:p>
+          <w:p>
+            <w:pPr>
+              <w:spacing w:after="240"/>
+              <w:rPr>
+                <w:lang w:val="en-US"/>
+              </w:rPr>
+            </w:pPr>
+          </w:p>
+        </w:tc>
+        <w:tc>
+          <w:tcPr>
+            <w:tcW w:w="2278" w:type="dxa"/>
+          </w:tcPr>
+          <w:p>
+            <w:pPr>
+              <w:spacing w:after="100"/>
+            </w:pPr>
+            <w:r>
+              <w:rPr>
+                <w:lang w:val="en-US"/>
+              </w:rPr>
+              <w:t xml:space="preserve">- </w:t>
+            </w:r>
+            <w:r>
+              <w:t>Database Design and relationship mapping</w:t>
+            </w:r>
+          </w:p>
+          <w:p>
+            <w:pPr>
+              <w:spacing w:after="100"/>
+            </w:pPr>
+            <w:r>
+              <w:rPr>
+                <w:lang w:val="en-US"/>
+              </w:rPr>
+              <w:t xml:space="preserve">- </w:t>
+            </w:r>
+            <w:r>
+              <w:t>Database Setup, Development, and population</w:t>
+            </w:r>
+          </w:p>
+          <w:p>
+            <w:pPr>
+              <w:spacing w:after="100"/>
+              <w:rPr>
+                <w:lang w:val="en-US"/>
+              </w:rPr>
+            </w:pPr>
+            <w:r>
+              <w:rPr>
+                <w:lang w:val="en-US"/>
+              </w:rPr>
+              <w:t xml:space="preserve">- </w:t>
+            </w:r>
+            <w:r>
+              <w:t>Database environment config and initial facility data loading</w:t>
+            </w:r>
+          </w:p>
+        </w:tc>
+      </w:tr>
+      <w:tr>
+        <w:tc>
+          <w:tcPr>
+            <w:tcW w:w="2540" w:type="dxa"/>
+          </w:tcPr>
+          <w:p>
+            <w:pPr>
+              <w:spacing w:after="240"/>
+              <w:rPr>
+                <w:lang w:val="en-US"/>
+              </w:rPr>
+            </w:pPr>
+            <w:r>
+              <w:t>Web Developer</w:t>
+            </w:r>
+          </w:p>
+        </w:tc>
+        <w:tc>
+          <w:tcPr>
+            <w:tcW w:w="2290" w:type="dxa"/>
+          </w:tcPr>
+          <w:p>
+            <w:pPr>
+              <w:spacing w:after="240"/>
+              <w:rPr>
+                <w:lang w:val="en-US"/>
+              </w:rPr>
+            </w:pPr>
+            <w:r>
+              <w:t xml:space="preserve">Frontend frameworks (React, Angular, etc.), responsive web </w:t>
+            </w:r>
+            <w:r>
               <w:lastRenderedPageBreak/>
-              <w:t>competitive analysis, documentation</w:t>
-            </w:r>
-          </w:p>
-        </w:tc>
-        <w:tc>
-          <w:tcPr>
-            <w:tcW w:w="2338" w:type="dxa"/>
-          </w:tcPr>
-          <w:p>
-            <w:pPr>
+              <w:t>design, API integration.</w:t>
+            </w:r>
+          </w:p>
+        </w:tc>
+        <w:tc>
+          <w:tcPr>
+            <w:tcW w:w="2242" w:type="dxa"/>
+          </w:tcPr>
+          <w:p>
+            <w:pPr>
+              <w:spacing w:after="240"/>
               <w:rPr>
                 <w:lang w:val="en-US"/>
               </w:rPr>
@@ -13136,25 +13733,20 @@
                 <w:lang w:val="en-US"/>
               </w:rPr>
               <w:lastRenderedPageBreak/>
-              <w:t>100% (Phases 1, 2)</w:t>
-            </w:r>
-          </w:p>
-          <w:p>
-            <w:pPr>
-              <w:rPr>
-                <w:lang w:val="en-US"/>
-              </w:rPr>
-            </w:pPr>
-          </w:p>
-          <w:p>
-            <w:pPr>
-              <w:rPr>
-                <w:lang w:val="en-US"/>
-              </w:rPr>
-            </w:pPr>
-          </w:p>
-          <w:p>
-            <w:pPr>
+              <w:t>100% (Phase 4)</w:t>
+            </w:r>
+          </w:p>
+          <w:p>
+            <w:pPr>
+              <w:spacing w:after="240"/>
+              <w:rPr>
+                <w:lang w:val="en-US"/>
+              </w:rPr>
+            </w:pPr>
+          </w:p>
+          <w:p>
+            <w:pPr>
+              <w:spacing w:after="240"/>
               <w:rPr>
                 <w:lang w:val="en-US"/>
               </w:rPr>
@@ -13164,51 +13756,80 @@
                 <w:lang w:val="en-US"/>
               </w:rPr>
               <w:lastRenderedPageBreak/>
-              <w:t>25% (Phases 3-6)</w:t>
-            </w:r>
-          </w:p>
-        </w:tc>
-        <w:tc>
-          <w:tcPr>
-            <w:tcW w:w="2338" w:type="dxa"/>
-          </w:tcPr>
-          <w:p>
-            <w:r>
-              <w:rPr>
-                <w:lang w:val="en-US"/>
-              </w:rPr>
+              <w:t>4</w:t>
+            </w:r>
+            <w:r>
+              <w:rPr>
+                <w:lang w:val="en-US"/>
+              </w:rPr>
+              <w:t>0% (Phase 5)</w:t>
+            </w:r>
+          </w:p>
+          <w:p>
+            <w:pPr>
+              <w:spacing w:after="240"/>
+              <w:rPr>
+                <w:lang w:val="en-US"/>
+              </w:rPr>
+            </w:pPr>
+          </w:p>
+        </w:tc>
+        <w:tc>
+          <w:tcPr>
+            <w:tcW w:w="2278" w:type="dxa"/>
+          </w:tcPr>
+          <w:p>
+            <w:pPr>
+              <w:spacing w:after="100"/>
+            </w:pPr>
+            <w:r>
               <w:lastRenderedPageBreak/>
               <w:t xml:space="preserve">- </w:t>
             </w:r>
             <w:r>
-              <w:t>Requirements Identification &amp; Specification</w:t>
-            </w:r>
-          </w:p>
-          <w:p>
-            <w:r>
+              <w:t>Develop web application interfaces</w:t>
+            </w:r>
+          </w:p>
+          <w:p>
+            <w:pPr>
+              <w:spacing w:after="100"/>
+            </w:pPr>
+            <w:r>
+              <w:rPr>
+                <w:lang w:val="en-US"/>
+              </w:rPr>
               <w:lastRenderedPageBreak/>
-              <w:t>- Feasibility Analysis</w:t>
-            </w:r>
-          </w:p>
-          <w:p>
-            <w:r>
-              <w:t>- Business Process &amp; System Analysis, Competitive Analysis</w:t>
-            </w:r>
-          </w:p>
-          <w:p>
-            <w:pPr>
-              <w:rPr>
-                <w:lang w:val="en-US"/>
-              </w:rPr>
-            </w:pPr>
-            <w:r>
-              <w:rPr>
-                <w:lang w:val="en-US"/>
-              </w:rPr>
+              <w:t>- In</w:t>
+            </w:r>
+            <w:proofErr w:type="spellStart"/>
+            <w:r>
+              <w:t>tegrate</w:t>
+            </w:r>
+            <w:proofErr w:type="spellEnd"/>
+            <w:r>
+              <w:t xml:space="preserve"> web interfaces with backend services</w:t>
+            </w:r>
+          </w:p>
+          <w:p>
+            <w:pPr>
+              <w:spacing w:after="100"/>
+            </w:pPr>
+            <w:r>
               <w:t xml:space="preserve">- </w:t>
             </w:r>
             <w:r>
-              <w:t>User Training &amp; Operational Readiness</w:t>
+              <w:t>Deploy web components</w:t>
+            </w:r>
+          </w:p>
+          <w:p>
+            <w:pPr>
+              <w:spacing w:after="100"/>
+            </w:pPr>
+            <w:r>
+              <w:t>- R</w:t>
+            </w:r>
+            <w:r>
+              <w:t>eview of interface designs and frontend/API integration planning during Phase 3</w:t>
             </w:r>
           </w:p>
         </w:tc>
@@ -13216,106 +13837,168 @@
       <w:tr>
         <w:tc>
           <w:tcPr>
-            <w:tcW w:w="2337" w:type="dxa"/>
-          </w:tcPr>
-          <w:p>
-            <w:pPr>
-              <w:rPr>
-                <w:lang w:val="en-US"/>
-              </w:rPr>
-            </w:pPr>
-            <w:r>
-              <w:rPr>
-                <w:lang w:val="en-US"/>
-              </w:rPr>
+            <w:tcW w:w="2540" w:type="dxa"/>
+          </w:tcPr>
+          <w:p>
+            <w:pPr>
+              <w:spacing w:after="240"/>
+              <w:rPr>
+                <w:lang w:val="en-US"/>
+              </w:rPr>
+            </w:pPr>
+            <w:r>
               <w:lastRenderedPageBreak/>
-              <w:t>UI/UX Designer</w:t>
-            </w:r>
-          </w:p>
-        </w:tc>
-        <w:tc>
-          <w:tcPr>
-            <w:tcW w:w="2337" w:type="dxa"/>
-          </w:tcPr>
-          <w:p>
-            <w:pPr>
-              <w:rPr>
-                <w:lang w:val="en-US"/>
-              </w:rPr>
-            </w:pPr>
-            <w:r>
-              <w:t>Wireframing, prototyping, user research, interface usability.</w:t>
-            </w:r>
-          </w:p>
-        </w:tc>
-        <w:tc>
-          <w:tcPr>
-            <w:tcW w:w="2338" w:type="dxa"/>
-          </w:tcPr>
-          <w:p>
-            <w:pPr>
-              <w:rPr>
-                <w:lang w:val="en-US"/>
-              </w:rPr>
-            </w:pPr>
-            <w:r>
-              <w:rPr>
-                <w:lang w:val="en-US"/>
-              </w:rPr>
-              <w:t>100% (Phase 3)</w:t>
-            </w:r>
-          </w:p>
-          <w:p>
-            <w:pPr>
-              <w:rPr>
-                <w:lang w:val="en-US"/>
-              </w:rPr>
-            </w:pPr>
-            <w:r>
-              <w:rPr>
-                <w:lang w:val="en-US"/>
-              </w:rPr>
-              <w:br/>
-            </w:r>
-          </w:p>
-          <w:p>
-            <w:pPr>
-              <w:rPr>
-                <w:lang w:val="en-US"/>
-              </w:rPr>
-            </w:pPr>
-            <w:r>
-              <w:rPr>
-                <w:lang w:val="en-US"/>
-              </w:rPr>
-              <w:t>15% (Phase 4)</w:t>
-            </w:r>
-          </w:p>
-          <w:p>
-            <w:pPr>
-              <w:rPr>
-                <w:lang w:val="en-US"/>
-              </w:rPr>
-            </w:pPr>
-          </w:p>
-        </w:tc>
-        <w:tc>
-          <w:tcPr>
-            <w:tcW w:w="2338" w:type="dxa"/>
-          </w:tcPr>
-          <w:p>
-            <w:r>
-              <w:t>- Interface / UI-UX Design for driver, operator, and reporting interfaces</w:t>
-            </w:r>
-          </w:p>
-          <w:p>
-            <w:pPr>
-              <w:rPr>
-                <w:lang w:val="en-US"/>
-              </w:rPr>
-            </w:pPr>
-            <w:r>
-              <w:t>- Frontend Development oversight</w:t>
+              <w:t>Mobile Developer</w:t>
+            </w:r>
+          </w:p>
+        </w:tc>
+        <w:tc>
+          <w:tcPr>
+            <w:tcW w:w="2290" w:type="dxa"/>
+          </w:tcPr>
+          <w:p>
+            <w:pPr>
+              <w:spacing w:after="240"/>
+              <w:rPr>
+                <w:lang w:val="en-US"/>
+              </w:rPr>
+            </w:pPr>
+            <w:r>
+              <w:t>iOS/Android development (Swift, Kotlin, React Native), mobile UI implementation.</w:t>
+            </w:r>
+          </w:p>
+        </w:tc>
+        <w:tc>
+          <w:tcPr>
+            <w:tcW w:w="2242" w:type="dxa"/>
+          </w:tcPr>
+          <w:p>
+            <w:pPr>
+              <w:spacing w:after="240"/>
+              <w:rPr>
+                <w:lang w:val="en-US"/>
+              </w:rPr>
+            </w:pPr>
+            <w:r>
+              <w:rPr>
+                <w:lang w:val="en-US"/>
+              </w:rPr>
+              <w:t>100% (Phase 4)</w:t>
+            </w:r>
+          </w:p>
+          <w:p>
+            <w:pPr>
+              <w:spacing w:after="240"/>
+              <w:rPr>
+                <w:lang w:val="en-US"/>
+              </w:rPr>
+            </w:pPr>
+          </w:p>
+          <w:p>
+            <w:pPr>
+              <w:spacing w:after="240"/>
+              <w:rPr>
+                <w:lang w:val="en-US"/>
+              </w:rPr>
+            </w:pPr>
+            <w:r>
+              <w:rPr>
+                <w:lang w:val="en-US"/>
+              </w:rPr>
+              <w:t>4</w:t>
+            </w:r>
+            <w:r>
+              <w:rPr>
+                <w:lang w:val="en-US"/>
+              </w:rPr>
+              <w:t>0% (Phase 5)</w:t>
+            </w:r>
+          </w:p>
+          <w:p>
+            <w:pPr>
+              <w:spacing w:after="240"/>
+              <w:rPr>
+                <w:lang w:val="en-US"/>
+              </w:rPr>
+            </w:pPr>
+          </w:p>
+        </w:tc>
+        <w:tc>
+          <w:tcPr>
+            <w:tcW w:w="2278" w:type="dxa"/>
+          </w:tcPr>
+          <w:p>
+            <w:pPr>
+              <w:spacing w:after="100"/>
+              <w:rPr>
+                <w:lang w:val="en-US"/>
+              </w:rPr>
+            </w:pPr>
+            <w:r>
+              <w:rPr>
+                <w:lang w:val="en-US"/>
+              </w:rPr>
+              <w:t xml:space="preserve">- </w:t>
+            </w:r>
+            <w:r>
+              <w:rPr>
+                <w:lang w:val="en-US"/>
+              </w:rPr>
+              <w:t>Develop mobile application interfaces</w:t>
+            </w:r>
+          </w:p>
+          <w:p>
+            <w:pPr>
+              <w:spacing w:after="100"/>
+              <w:rPr>
+                <w:lang w:val="en-US"/>
+              </w:rPr>
+            </w:pPr>
+            <w:r>
+              <w:rPr>
+                <w:lang w:val="en-US"/>
+              </w:rPr>
+              <w:t xml:space="preserve">- </w:t>
+            </w:r>
+            <w:r>
+              <w:rPr>
+                <w:lang w:val="en-US"/>
+              </w:rPr>
+              <w:t>Integrate mobile interfaces with backend services</w:t>
+            </w:r>
+          </w:p>
+          <w:p>
+            <w:pPr>
+              <w:spacing w:after="100"/>
+            </w:pPr>
+            <w:r>
+              <w:rPr>
+                <w:lang w:val="en-US"/>
+              </w:rPr>
+              <w:t xml:space="preserve">- </w:t>
+            </w:r>
+            <w:r>
+              <w:t>Deploy mobile components</w:t>
+            </w:r>
+          </w:p>
+          <w:p>
+            <w:pPr>
+              <w:spacing w:after="100"/>
+              <w:rPr>
+                <w:lang w:val="en-US"/>
+              </w:rPr>
+            </w:pPr>
+            <w:r>
+              <w:rPr>
+                <w:lang w:val="en-US"/>
+              </w:rPr>
+              <w:t>- R</w:t>
+            </w:r>
+            <w:r>
+              <w:rPr>
+                <w:lang w:val="en-US"/>
+              </w:rPr>
+              <w:t>eview of mobile interface designs and mobile/API integration planning during Phase 3</w:t>
             </w:r>
           </w:p>
         </w:tc>
@@ -13323,101 +14006,140 @@
       <w:tr>
         <w:tc>
           <w:tcPr>
-            <w:tcW w:w="2337" w:type="dxa"/>
-          </w:tcPr>
-          <w:p>
-            <w:pPr>
-              <w:rPr>
-                <w:lang w:val="en-US"/>
-              </w:rPr>
-            </w:pPr>
-            <w:r>
-              <w:rPr>
-                <w:lang w:val="en-US"/>
-              </w:rPr>
-              <w:t>Backend/API Engineer</w:t>
-            </w:r>
-          </w:p>
-        </w:tc>
-        <w:tc>
-          <w:tcPr>
-            <w:tcW w:w="2337" w:type="dxa"/>
-          </w:tcPr>
-          <w:p>
-            <w:pPr>
-              <w:rPr>
-                <w:lang w:val="en-US"/>
-              </w:rPr>
-            </w:pPr>
-            <w:r>
-              <w:rPr>
-                <w:lang w:val="en-US"/>
-              </w:rPr>
-              <w:t>Server-side logic, API development, system architecture, security implementation.</w:t>
-            </w:r>
-          </w:p>
-        </w:tc>
-        <w:tc>
-          <w:tcPr>
-            <w:tcW w:w="2338" w:type="dxa"/>
-          </w:tcPr>
-          <w:p>
-            <w:pPr>
-              <w:rPr>
-                <w:lang w:val="en-US"/>
-              </w:rPr>
-            </w:pPr>
-            <w:r>
-              <w:t>100% (Phases 3, 4, 5)</w:t>
-            </w:r>
-          </w:p>
-        </w:tc>
-        <w:tc>
-          <w:tcPr>
-            <w:tcW w:w="2338" w:type="dxa"/>
-          </w:tcPr>
-          <w:p>
-            <w:r>
-              <w:t>- System Architecture Design</w:t>
-            </w:r>
-          </w:p>
-          <w:p>
-            <w:pPr>
-              <w:rPr>
-                <w:lang w:val="en-US"/>
-              </w:rPr>
-            </w:pPr>
-            <w:r>
-              <w:rPr>
-                <w:lang w:val="en-US"/>
-              </w:rPr>
-              <w:t>- Authentication and User/Operator Setup Design</w:t>
-            </w:r>
-          </w:p>
-          <w:p>
-            <w:pPr>
-              <w:rPr>
-                <w:lang w:val="en-US"/>
-              </w:rPr>
-            </w:pPr>
-            <w:r>
-              <w:rPr>
-                <w:lang w:val="en-US"/>
-              </w:rPr>
-              <w:t>- Backend, API, and Auth Setup &amp; Development</w:t>
-            </w:r>
-          </w:p>
-          <w:p>
-            <w:pPr>
-              <w:rPr>
-                <w:lang w:val="en-US"/>
-              </w:rPr>
-            </w:pPr>
-            <w:r>
-              <w:rPr>
-                <w:lang w:val="en-US"/>
-              </w:rPr>
-              <w:t>- System Integration</w:t>
+            <w:tcW w:w="2540" w:type="dxa"/>
+          </w:tcPr>
+          <w:p>
+            <w:pPr>
+              <w:spacing w:after="240"/>
+              <w:rPr>
+                <w:lang w:val="en-US"/>
+              </w:rPr>
+            </w:pPr>
+            <w:r>
+              <w:t>Mapping &amp; Location Services Specialist</w:t>
+            </w:r>
+          </w:p>
+        </w:tc>
+        <w:tc>
+          <w:tcPr>
+            <w:tcW w:w="2290" w:type="dxa"/>
+          </w:tcPr>
+          <w:p>
+            <w:pPr>
+              <w:spacing w:after="240"/>
+              <w:rPr>
+                <w:lang w:val="en-US"/>
+              </w:rPr>
+            </w:pPr>
+            <w:r>
+              <w:t>GIS, Google Maps/</w:t>
+            </w:r>
+            <w:proofErr w:type="spellStart"/>
+            <w:r>
+              <w:t>Mapbox</w:t>
+            </w:r>
+            <w:proofErr w:type="spellEnd"/>
+            <w:r>
+              <w:t xml:space="preserve"> API integration, geolocation tracking.</w:t>
+            </w:r>
+          </w:p>
+        </w:tc>
+        <w:tc>
+          <w:tcPr>
+            <w:tcW w:w="2242" w:type="dxa"/>
+          </w:tcPr>
+          <w:p>
+            <w:pPr>
+              <w:spacing w:after="240"/>
+            </w:pPr>
+            <w:r>
+              <w:t>2</w:t>
+            </w:r>
+            <w:r>
+              <w:t>0% (Phases 2-4)</w:t>
+            </w:r>
+          </w:p>
+          <w:p>
+            <w:pPr>
+              <w:spacing w:after="240"/>
+            </w:pPr>
+          </w:p>
+          <w:p>
+            <w:pPr>
+              <w:spacing w:after="240"/>
+              <w:rPr>
+                <w:lang w:val="en-US"/>
+              </w:rPr>
+            </w:pPr>
+            <w:r>
+              <w:t>10% (Phase 5)</w:t>
+            </w:r>
+          </w:p>
+        </w:tc>
+        <w:tc>
+          <w:tcPr>
+            <w:tcW w:w="2278" w:type="dxa"/>
+          </w:tcPr>
+          <w:p>
+            <w:pPr>
+              <w:spacing w:after="100"/>
+            </w:pPr>
+            <w:r>
+              <w:rPr>
+                <w:lang w:val="en-US"/>
+              </w:rPr>
+              <w:t xml:space="preserve">- </w:t>
+            </w:r>
+            <w:r>
+              <w:t>Analyze driver parking search process</w:t>
+            </w:r>
+          </w:p>
+          <w:p>
+            <w:pPr>
+              <w:spacing w:after="100"/>
+              <w:rPr>
+                <w:lang w:val="en-US"/>
+              </w:rPr>
+            </w:pPr>
+            <w:r>
+              <w:rPr>
+                <w:lang w:val="en-US"/>
+              </w:rPr>
+              <w:t xml:space="preserve">- </w:t>
+            </w:r>
+            <w:r>
+              <w:rPr>
+                <w:lang w:val="en-US"/>
+              </w:rPr>
+              <w:t>Garage Monitoring Design (occupancy and availability)</w:t>
+            </w:r>
+          </w:p>
+          <w:p>
+            <w:pPr>
+              <w:spacing w:after="100"/>
+            </w:pPr>
+            <w:r>
+              <w:rPr>
+                <w:lang w:val="en-US"/>
+              </w:rPr>
+              <w:t xml:space="preserve">- </w:t>
+            </w:r>
+            <w:r>
+              <w:t>Garage Monitoring Development</w:t>
+            </w:r>
+          </w:p>
+          <w:p>
+            <w:pPr>
+              <w:spacing w:after="100"/>
+              <w:rPr>
+                <w:lang w:val="en-US"/>
+              </w:rPr>
+            </w:pPr>
+            <w:r>
+              <w:t>- S</w:t>
+            </w:r>
+            <w:r>
+              <w:t>upport for production configuration and validation of mapping integration during Phase 5</w:t>
             </w:r>
           </w:p>
         </w:tc>
@@ -13425,90 +14147,76 @@
       <w:tr>
         <w:tc>
           <w:tcPr>
-            <w:tcW w:w="2337" w:type="dxa"/>
-          </w:tcPr>
-          <w:p>
-            <w:pPr>
-              <w:rPr>
-                <w:lang w:val="en-US"/>
-              </w:rPr>
-            </w:pPr>
-            <w:r>
-              <w:t>Database Engineer</w:t>
-            </w:r>
-          </w:p>
-        </w:tc>
-        <w:tc>
-          <w:tcPr>
-            <w:tcW w:w="2337" w:type="dxa"/>
-          </w:tcPr>
-          <w:p>
-            <w:pPr>
-              <w:rPr>
-                <w:lang w:val="en-US"/>
-              </w:rPr>
-            </w:pPr>
-            <w:r>
-              <w:t>Data modeling, SQL/NoSQL structuring, relational database constraints, performance tuning.</w:t>
-            </w:r>
-          </w:p>
-        </w:tc>
-        <w:tc>
-          <w:tcPr>
-            <w:tcW w:w="2338" w:type="dxa"/>
-          </w:tcPr>
-          <w:p>
-            <w:pPr>
-              <w:rPr>
-                <w:lang w:val="en-US"/>
-              </w:rPr>
-            </w:pPr>
-            <w:r>
-              <w:rPr>
-                <w:lang w:val="en-US"/>
-              </w:rPr>
-              <w:t>75% (Phases 3, 4)</w:t>
-            </w:r>
-          </w:p>
-          <w:p>
-            <w:pPr>
-              <w:rPr>
-                <w:lang w:val="en-US"/>
-              </w:rPr>
-            </w:pPr>
-            <w:r>
-              <w:rPr>
-                <w:lang w:val="en-US"/>
-              </w:rPr>
-              <w:br/>
-            </w:r>
-          </w:p>
-          <w:p>
-            <w:pPr>
-              <w:rPr>
-                <w:lang w:val="en-US"/>
-              </w:rPr>
-            </w:pPr>
-            <w:r>
-              <w:rPr>
-                <w:lang w:val="en-US"/>
-              </w:rPr>
-              <w:t>25% (Phase 5)</w:t>
-            </w:r>
-          </w:p>
-          <w:p>
-            <w:pPr>
-              <w:rPr>
-                <w:lang w:val="en-US"/>
-              </w:rPr>
-            </w:pPr>
-          </w:p>
-        </w:tc>
-        <w:tc>
-          <w:tcPr>
-            <w:tcW w:w="2338" w:type="dxa"/>
-          </w:tcPr>
-          <w:p>
+            <w:tcW w:w="2540" w:type="dxa"/>
+          </w:tcPr>
+          <w:p>
+            <w:pPr>
+              <w:spacing w:after="240"/>
+              <w:rPr>
+                <w:lang w:val="en-US"/>
+              </w:rPr>
+            </w:pPr>
+            <w:r>
+              <w:t>Payment Integration Specialist</w:t>
+            </w:r>
+          </w:p>
+        </w:tc>
+        <w:tc>
+          <w:tcPr>
+            <w:tcW w:w="2290" w:type="dxa"/>
+          </w:tcPr>
+          <w:p>
+            <w:pPr>
+              <w:spacing w:after="240"/>
+              <w:rPr>
+                <w:lang w:val="en-US"/>
+              </w:rPr>
+            </w:pPr>
+            <w:r>
+              <w:t>Payment gateway APIs (Stripe, PayPal), PCI compliance, financial transaction handling.</w:t>
+            </w:r>
+          </w:p>
+        </w:tc>
+        <w:tc>
+          <w:tcPr>
+            <w:tcW w:w="2242" w:type="dxa"/>
+          </w:tcPr>
+          <w:p>
+            <w:pPr>
+              <w:spacing w:after="240"/>
+            </w:pPr>
+            <w:r>
+              <w:t>2</w:t>
+            </w:r>
+            <w:r>
+              <w:t>0% (Phases 2-4)</w:t>
+            </w:r>
+          </w:p>
+          <w:p>
+            <w:pPr>
+              <w:spacing w:after="240"/>
+            </w:pPr>
+          </w:p>
+          <w:p>
+            <w:pPr>
+              <w:spacing w:after="240"/>
+            </w:pPr>
+            <w:r>
+              <w:t>10% (Phase 5)</w:t>
+            </w:r>
+          </w:p>
+        </w:tc>
+        <w:tc>
+          <w:tcPr>
+            <w:tcW w:w="2278" w:type="dxa"/>
+          </w:tcPr>
+          <w:p>
+            <w:pPr>
+              <w:spacing w:after="100"/>
+              <w:rPr>
+                <w:lang w:val="en-US"/>
+              </w:rPr>
+            </w:pPr>
             <w:r>
               <w:rPr>
                 <w:lang w:val="en-US"/>
@@ -13516,10 +14224,16 @@
               <w:t xml:space="preserve">- </w:t>
             </w:r>
             <w:r>
-              <w:t>Database Design and relationship mapping</w:t>
-            </w:r>
-          </w:p>
-          <w:p>
+              <w:rPr>
+                <w:lang w:val="en-US"/>
+              </w:rPr>
+              <w:t>Analyze reservation, payment, and billing processes</w:t>
+            </w:r>
+          </w:p>
+          <w:p>
+            <w:pPr>
+              <w:spacing w:after="100"/>
+            </w:pPr>
             <w:r>
               <w:rPr>
                 <w:lang w:val="en-US"/>
@@ -13527,23 +14241,44 @@
               <w:t xml:space="preserve">- </w:t>
             </w:r>
             <w:r>
-              <w:t>Database Setup, Development, and population</w:t>
-            </w:r>
-          </w:p>
-          <w:p>
-            <w:pPr>
-              <w:rPr>
-                <w:lang w:val="en-US"/>
-              </w:rPr>
-            </w:pPr>
-            <w:r>
-              <w:rPr>
-                <w:lang w:val="en-US"/>
-              </w:rPr>
+              <w:t>Payment Design and transaction handling</w:t>
+            </w:r>
+          </w:p>
+          <w:p>
+            <w:pPr>
+              <w:spacing w:after="100"/>
+            </w:pPr>
+            <w:r>
+              <w:rPr>
+                <w:lang w:val="en-US"/>
+              </w:rPr>
+              <w:lastRenderedPageBreak/>
               <w:t xml:space="preserve">- </w:t>
             </w:r>
             <w:r>
-              <w:t>Database environment config and initial facility data loading</w:t>
+              <w:t>Payment Development and testing</w:t>
+            </w:r>
+          </w:p>
+          <w:p>
+            <w:pPr>
+              <w:spacing w:after="100"/>
+              <w:rPr>
+                <w:lang w:val="en-US"/>
+              </w:rPr>
+            </w:pPr>
+            <w:r>
+              <w:rPr>
+                <w:lang w:val="en-US"/>
+              </w:rPr>
+              <w:t>- S</w:t>
+            </w:r>
+            <w:proofErr w:type="spellStart"/>
+            <w:r>
+              <w:t>upport</w:t>
+            </w:r>
+            <w:proofErr w:type="spellEnd"/>
+            <w:r>
+              <w:t xml:space="preserve"> for production payment configuration and transaction verification during Phase 5</w:t>
             </w:r>
           </w:p>
         </w:tc>
@@ -13551,592 +14286,107 @@
       <w:tr>
         <w:tc>
           <w:tcPr>
-            <w:tcW w:w="2337" w:type="dxa"/>
-          </w:tcPr>
-          <w:p>
-            <w:pPr>
-              <w:rPr>
-                <w:lang w:val="en-US"/>
-              </w:rPr>
-            </w:pPr>
-            <w:r>
-              <w:t>Web Developer</w:t>
-            </w:r>
-          </w:p>
-        </w:tc>
-        <w:tc>
-          <w:tcPr>
-            <w:tcW w:w="2337" w:type="dxa"/>
-          </w:tcPr>
-          <w:p>
-            <w:pPr>
-              <w:rPr>
-                <w:lang w:val="en-US"/>
-              </w:rPr>
-            </w:pPr>
-            <w:r>
-              <w:t>Frontend frameworks (React, Angular, etc.), responsive web design, API integration.</w:t>
-            </w:r>
-          </w:p>
-        </w:tc>
-        <w:tc>
-          <w:tcPr>
-            <w:tcW w:w="2338" w:type="dxa"/>
-          </w:tcPr>
-          <w:p>
-            <w:pPr>
-              <w:rPr>
-                <w:lang w:val="en-US"/>
-              </w:rPr>
-            </w:pPr>
-            <w:r>
-              <w:rPr>
-                <w:b/>
-                <w:bCs/>
-                <w:lang w:val="en-US"/>
-              </w:rPr>
-              <w:t>100%</w:t>
-            </w:r>
-            <w:r>
-              <w:rPr>
-                <w:lang w:val="en-US"/>
-              </w:rPr>
-              <w:t xml:space="preserve"> (Phase 4)</w:t>
-            </w:r>
-          </w:p>
-          <w:p>
-            <w:pPr>
-              <w:rPr>
-                <w:lang w:val="en-US"/>
-              </w:rPr>
-            </w:pPr>
-            <w:r>
-              <w:rPr>
-                <w:lang w:val="en-US"/>
-              </w:rPr>
-              <w:br/>
-            </w:r>
-          </w:p>
-          <w:p>
-            <w:pPr>
-              <w:rPr>
-                <w:lang w:val="en-US"/>
-              </w:rPr>
-            </w:pPr>
-            <w:r>
-              <w:rPr>
-                <w:b/>
-                <w:bCs/>
-                <w:lang w:val="en-US"/>
-              </w:rPr>
-              <w:t>50%</w:t>
-            </w:r>
-            <w:r>
-              <w:rPr>
-                <w:lang w:val="en-US"/>
-              </w:rPr>
-              <w:t xml:space="preserve"> (Phase 5)</w:t>
-            </w:r>
-          </w:p>
-          <w:p>
-            <w:pPr>
-              <w:rPr>
-                <w:lang w:val="en-US"/>
-              </w:rPr>
-            </w:pPr>
-          </w:p>
-        </w:tc>
-        <w:tc>
-          <w:tcPr>
-            <w:tcW w:w="2338" w:type="dxa"/>
-          </w:tcPr>
-          <w:p>
-            <w:r>
+            <w:tcW w:w="2540" w:type="dxa"/>
+          </w:tcPr>
+          <w:p>
+            <w:pPr>
+              <w:spacing w:after="240"/>
+              <w:rPr>
+                <w:lang w:val="en-US"/>
+              </w:rPr>
+            </w:pPr>
+            <w:r>
+              <w:lastRenderedPageBreak/>
+              <w:t>QA/Test Engineer</w:t>
+            </w:r>
+          </w:p>
+        </w:tc>
+        <w:tc>
+          <w:tcPr>
+            <w:tcW w:w="2290" w:type="dxa"/>
+          </w:tcPr>
+          <w:p>
+            <w:pPr>
+              <w:spacing w:after="240"/>
+              <w:rPr>
+                <w:lang w:val="en-US"/>
+              </w:rPr>
+            </w:pPr>
+            <w:r>
+              <w:t>Automated testing, manual testing, regression testing, defect tracking.</w:t>
+            </w:r>
+          </w:p>
+        </w:tc>
+        <w:tc>
+          <w:tcPr>
+            <w:tcW w:w="2242" w:type="dxa"/>
+          </w:tcPr>
+          <w:p>
+            <w:pPr>
+              <w:spacing w:after="240"/>
+            </w:pPr>
+            <w:r>
+              <w:t>100% (Phases 4)</w:t>
+            </w:r>
+          </w:p>
+          <w:p>
+            <w:pPr>
+              <w:spacing w:after="240"/>
+              <w:rPr>
+                <w:lang w:val="en-US"/>
+              </w:rPr>
+            </w:pPr>
+          </w:p>
+          <w:p>
+            <w:pPr>
+              <w:spacing w:after="240"/>
+              <w:rPr>
+                <w:lang w:val="en-US"/>
+              </w:rPr>
+            </w:pPr>
+            <w:r>
+              <w:rPr>
+                <w:lang w:val="en-US"/>
+              </w:rPr>
+              <w:t>75% (Phase 5)</w:t>
+            </w:r>
+          </w:p>
+        </w:tc>
+        <w:tc>
+          <w:tcPr>
+            <w:tcW w:w="2278" w:type="dxa"/>
+          </w:tcPr>
+          <w:p>
+            <w:pPr>
+              <w:spacing w:after="100"/>
+            </w:pPr>
+            <w:r>
+              <w:rPr>
+                <w:lang w:val="en-US"/>
+              </w:rPr>
               <w:t xml:space="preserve">- </w:t>
             </w:r>
             <w:r>
-              <w:t>Develop web application interfaces</w:t>
-            </w:r>
-          </w:p>
-          <w:p>
-            <w:r>
-              <w:rPr>
-                <w:lang w:val="en-US"/>
-              </w:rPr>
-              <w:t>- In</w:t>
-            </w:r>
-            <w:r>
-              <w:t>tegrate web interfaces with backend services</w:t>
-            </w:r>
-          </w:p>
-          <w:p>
-            <w:r>
+              <w:t>Component-level testing</w:t>
+            </w:r>
+          </w:p>
+          <w:p>
+            <w:pPr>
+              <w:spacing w:after="100"/>
+            </w:pPr>
+            <w:r>
+              <w:rPr>
+                <w:lang w:val="en-US"/>
+              </w:rPr>
               <w:t xml:space="preserve">- </w:t>
             </w:r>
             <w:r>
-              <w:t>Deploy web components</w:t>
-            </w:r>
-          </w:p>
-        </w:tc>
-      </w:tr>
-      <w:tr>
-        <w:tc>
-          <w:tcPr>
-            <w:tcW w:w="2337" w:type="dxa"/>
-          </w:tcPr>
-          <w:p>
-            <w:pPr>
-              <w:rPr>
-                <w:lang w:val="en-US"/>
-              </w:rPr>
-            </w:pPr>
-            <w:r>
-              <w:t>Mobile Developer</w:t>
-            </w:r>
-          </w:p>
-        </w:tc>
-        <w:tc>
-          <w:tcPr>
-            <w:tcW w:w="2337" w:type="dxa"/>
-          </w:tcPr>
-          <w:p>
-            <w:pPr>
-              <w:rPr>
-                <w:lang w:val="en-US"/>
-              </w:rPr>
-            </w:pPr>
-            <w:r>
-              <w:t>iOS/Android development (Swift, Kotlin, React Native), mobile UI implementation.</w:t>
-            </w:r>
-          </w:p>
-        </w:tc>
-        <w:tc>
-          <w:tcPr>
-            <w:tcW w:w="2338" w:type="dxa"/>
-          </w:tcPr>
-          <w:p>
-            <w:pPr>
-              <w:rPr>
-                <w:lang w:val="en-US"/>
-              </w:rPr>
-            </w:pPr>
-            <w:r>
-              <w:rPr>
-                <w:b/>
-                <w:bCs/>
-                <w:lang w:val="en-US"/>
-              </w:rPr>
-              <w:t>100%</w:t>
-            </w:r>
-            <w:r>
-              <w:rPr>
-                <w:lang w:val="en-US"/>
-              </w:rPr>
-              <w:t xml:space="preserve"> (Phase 4)</w:t>
-            </w:r>
-          </w:p>
-          <w:p>
-            <w:pPr>
-              <w:rPr>
-                <w:lang w:val="en-US"/>
-              </w:rPr>
-            </w:pPr>
-            <w:r>
-              <w:rPr>
-                <w:lang w:val="en-US"/>
-              </w:rPr>
-              <w:br/>
-            </w:r>
-          </w:p>
-          <w:p>
-            <w:pPr>
-              <w:rPr>
-                <w:lang w:val="en-US"/>
-              </w:rPr>
-            </w:pPr>
-            <w:r>
-              <w:rPr>
-                <w:b/>
-                <w:bCs/>
-                <w:lang w:val="en-US"/>
-              </w:rPr>
-              <w:t>50%</w:t>
-            </w:r>
-            <w:r>
-              <w:rPr>
-                <w:lang w:val="en-US"/>
-              </w:rPr>
-              <w:t xml:space="preserve"> (Phase 5)</w:t>
-            </w:r>
-          </w:p>
-          <w:p>
-            <w:pPr>
-              <w:rPr>
-                <w:lang w:val="en-US"/>
-              </w:rPr>
-            </w:pPr>
-          </w:p>
-        </w:tc>
-        <w:tc>
-          <w:tcPr>
-            <w:tcW w:w="2338" w:type="dxa"/>
-          </w:tcPr>
-          <w:p>
-            <w:pPr>
-              <w:rPr>
-                <w:lang w:val="en-US"/>
-              </w:rPr>
-            </w:pPr>
-            <w:r>
-              <w:rPr>
-                <w:lang w:val="en-US"/>
-              </w:rPr>
-              <w:t xml:space="preserve">- </w:t>
-            </w:r>
-            <w:r>
-              <w:rPr>
-                <w:lang w:val="en-US"/>
-              </w:rPr>
-              <w:t>Develop mobile application interfaces</w:t>
-            </w:r>
-          </w:p>
-          <w:p>
-            <w:pPr>
-              <w:rPr>
-                <w:lang w:val="en-US"/>
-              </w:rPr>
-            </w:pPr>
-            <w:r>
-              <w:rPr>
-                <w:lang w:val="en-US"/>
-              </w:rPr>
-              <w:t xml:space="preserve">- </w:t>
-            </w:r>
-            <w:r>
-              <w:rPr>
-                <w:lang w:val="en-US"/>
-              </w:rPr>
-              <w:t>Integrate mobile interfaces with backend services</w:t>
-            </w:r>
-          </w:p>
-          <w:p>
-            <w:pPr>
-              <w:rPr>
-                <w:lang w:val="en-US"/>
-              </w:rPr>
-            </w:pPr>
-            <w:r>
-              <w:rPr>
-                <w:lang w:val="en-US"/>
-              </w:rPr>
-              <w:t xml:space="preserve">- </w:t>
-            </w:r>
-            <w:r>
-              <w:t>Deploy mobile components</w:t>
-            </w:r>
-          </w:p>
-        </w:tc>
-      </w:tr>
-      <w:tr>
-        <w:tc>
-          <w:tcPr>
-            <w:tcW w:w="2337" w:type="dxa"/>
-          </w:tcPr>
-          <w:p>
-            <w:pPr>
-              <w:rPr>
-                <w:lang w:val="en-US"/>
-              </w:rPr>
-            </w:pPr>
-            <w:r>
-              <w:lastRenderedPageBreak/>
-              <w:t>Mapping &amp; Location Services Specialist</w:t>
-            </w:r>
-          </w:p>
-        </w:tc>
-        <w:tc>
-          <w:tcPr>
-            <w:tcW w:w="2337" w:type="dxa"/>
-          </w:tcPr>
-          <w:p>
-            <w:pPr>
-              <w:rPr>
-                <w:lang w:val="en-US"/>
-              </w:rPr>
-            </w:pPr>
-            <w:r>
-              <w:t>GIS, Google Maps/</w:t>
-            </w:r>
-            <w:proofErr w:type="spellStart"/>
-            <w:r>
-              <w:t>Mapbox</w:t>
-            </w:r>
-            <w:proofErr w:type="spellEnd"/>
-            <w:r>
-              <w:t xml:space="preserve"> API integration, geolocation tracking.</w:t>
-            </w:r>
-          </w:p>
-        </w:tc>
-        <w:tc>
-          <w:tcPr>
-            <w:tcW w:w="2338" w:type="dxa"/>
-          </w:tcPr>
-          <w:p>
-            <w:pPr>
-              <w:rPr>
-                <w:lang w:val="en-US"/>
-              </w:rPr>
-            </w:pPr>
-            <w:r>
-              <w:rPr>
-                <w:b/>
-                <w:bCs/>
-              </w:rPr>
-              <w:t>50%</w:t>
-            </w:r>
-            <w:r>
-              <w:t xml:space="preserve"> (Phases 2-4)</w:t>
-            </w:r>
-          </w:p>
-        </w:tc>
-        <w:tc>
-          <w:tcPr>
-            <w:tcW w:w="2338" w:type="dxa"/>
-          </w:tcPr>
-          <w:p>
-            <w:r>
-              <w:rPr>
-                <w:lang w:val="en-US"/>
-              </w:rPr>
-              <w:t xml:space="preserve">- </w:t>
-            </w:r>
-            <w:r>
-              <w:t>Analyze driver parking search process</w:t>
-            </w:r>
-          </w:p>
-          <w:p>
-            <w:pPr>
-              <w:rPr>
-                <w:lang w:val="en-US"/>
-              </w:rPr>
-            </w:pPr>
-            <w:r>
-              <w:rPr>
-                <w:lang w:val="en-US"/>
-              </w:rPr>
-              <w:t xml:space="preserve">- </w:t>
-            </w:r>
-            <w:r>
-              <w:rPr>
-                <w:lang w:val="en-US"/>
-              </w:rPr>
-              <w:t>Garage Monitoring Design (occupancy and availability)</w:t>
-            </w:r>
-          </w:p>
-          <w:p>
-            <w:pPr>
-              <w:rPr>
-                <w:lang w:val="en-US"/>
-              </w:rPr>
-            </w:pPr>
-            <w:r>
-              <w:rPr>
-                <w:lang w:val="en-US"/>
-              </w:rPr>
-              <w:t xml:space="preserve">- </w:t>
-            </w:r>
-            <w:r>
-              <w:t>Garage Monitoring Development</w:t>
-            </w:r>
-          </w:p>
-        </w:tc>
-      </w:tr>
-      <w:tr>
-        <w:tc>
-          <w:tcPr>
-            <w:tcW w:w="2337" w:type="dxa"/>
-          </w:tcPr>
-          <w:p>
-            <w:pPr>
-              <w:rPr>
-                <w:lang w:val="en-US"/>
-              </w:rPr>
-            </w:pPr>
-            <w:r>
-              <w:t>Payment Integration Specialist</w:t>
-            </w:r>
-          </w:p>
-        </w:tc>
-        <w:tc>
-          <w:tcPr>
-            <w:tcW w:w="2337" w:type="dxa"/>
-          </w:tcPr>
-          <w:p>
-            <w:pPr>
-              <w:rPr>
-                <w:lang w:val="en-US"/>
-              </w:rPr>
-            </w:pPr>
-            <w:r>
-              <w:t>Payment gateway APIs (Stripe, PayPal), PCI compliance, financial transaction handling.</w:t>
-            </w:r>
-          </w:p>
-        </w:tc>
-        <w:tc>
-          <w:tcPr>
-            <w:tcW w:w="2338" w:type="dxa"/>
-          </w:tcPr>
-          <w:p>
-            <w:pPr>
-              <w:rPr>
-                <w:lang w:val="en-US"/>
-              </w:rPr>
-            </w:pPr>
-            <w:r>
-              <w:rPr>
-                <w:b/>
-                <w:bCs/>
-              </w:rPr>
-              <w:t>50%</w:t>
-            </w:r>
-            <w:r>
-              <w:t xml:space="preserve"> (Phases 2-4)</w:t>
-            </w:r>
-          </w:p>
-        </w:tc>
-        <w:tc>
-          <w:tcPr>
-            <w:tcW w:w="2338" w:type="dxa"/>
-          </w:tcPr>
-          <w:p>
-            <w:pPr>
-              <w:rPr>
-                <w:lang w:val="en-US"/>
-              </w:rPr>
-            </w:pPr>
-            <w:r>
-              <w:rPr>
-                <w:lang w:val="en-US"/>
-              </w:rPr>
-              <w:t xml:space="preserve">- </w:t>
-            </w:r>
-            <w:r>
-              <w:rPr>
-                <w:lang w:val="en-US"/>
-              </w:rPr>
-              <w:t>Analyze reservation, payment, and billing processes</w:t>
-            </w:r>
-          </w:p>
-          <w:p>
-            <w:r>
-              <w:rPr>
-                <w:lang w:val="en-US"/>
-              </w:rPr>
-              <w:t xml:space="preserve">- </w:t>
-            </w:r>
-            <w:r>
-              <w:t>Payment Design and transaction handling</w:t>
-            </w:r>
-          </w:p>
-          <w:p>
-            <w:pPr>
-              <w:rPr>
-                <w:lang w:val="en-US"/>
-              </w:rPr>
-            </w:pPr>
-            <w:r>
-              <w:rPr>
-                <w:lang w:val="en-US"/>
-              </w:rPr>
-              <w:t xml:space="preserve">- </w:t>
-            </w:r>
-            <w:r>
-              <w:t>Payment Development and testing</w:t>
-            </w:r>
-          </w:p>
-        </w:tc>
-      </w:tr>
-      <w:tr>
-        <w:tc>
-          <w:tcPr>
-            <w:tcW w:w="2337" w:type="dxa"/>
-          </w:tcPr>
-          <w:p>
-            <w:pPr>
-              <w:rPr>
-                <w:lang w:val="en-US"/>
-              </w:rPr>
-            </w:pPr>
-            <w:r>
-              <w:t>QA/Test Engineer</w:t>
-            </w:r>
-          </w:p>
-        </w:tc>
-        <w:tc>
-          <w:tcPr>
-            <w:tcW w:w="2337" w:type="dxa"/>
-          </w:tcPr>
-          <w:p>
-            <w:pPr>
-              <w:rPr>
-                <w:lang w:val="en-US"/>
-              </w:rPr>
-            </w:pPr>
-            <w:r>
-              <w:t>Automated testing, manual testing, regression testing, defect tracking.</w:t>
-            </w:r>
-          </w:p>
-        </w:tc>
-        <w:tc>
-          <w:tcPr>
-            <w:tcW w:w="2338" w:type="dxa"/>
-          </w:tcPr>
-          <w:p>
-            <w:pPr>
-              <w:rPr>
-                <w:lang w:val="en-US"/>
-              </w:rPr>
-            </w:pPr>
-            <w:r>
-              <w:rPr>
-                <w:b/>
-                <w:bCs/>
-              </w:rPr>
-              <w:t>100%</w:t>
-            </w:r>
-            <w:r>
-              <w:t xml:space="preserve"> (Phases 4, 5)</w:t>
-            </w:r>
-          </w:p>
-        </w:tc>
-        <w:tc>
-          <w:tcPr>
-            <w:tcW w:w="2338" w:type="dxa"/>
-          </w:tcPr>
-          <w:p>
-            <w:r>
-              <w:rPr>
-                <w:lang w:val="en-US"/>
-              </w:rPr>
-              <w:t xml:space="preserve">- </w:t>
-            </w:r>
-            <w:r>
-              <w:t>Component-level testing</w:t>
-            </w:r>
-          </w:p>
-          <w:p>
-            <w:r>
-              <w:rPr>
-                <w:lang w:val="en-US"/>
-              </w:rPr>
-              <w:t xml:space="preserve">- </w:t>
-            </w:r>
-            <w:r>
               <w:t>Functional testing, integration testing, and defect resolution</w:t>
             </w:r>
           </w:p>
           <w:p>
             <w:pPr>
+              <w:spacing w:after="100"/>
               <w:rPr>
                 <w:lang w:val="en-US"/>
               </w:rPr>
@@ -14154,6 +14404,26 @@
         </w:tc>
       </w:tr>
     </w:tbl>
+    <w:p>
+      <w:pPr>
+        <w:rPr>
+          <w:lang w:val="en-US"/>
+        </w:rPr>
+      </w:pPr>
+    </w:p>
+    <w:p>
+      <w:pPr>
+        <w:rPr>
+          <w:lang w:val="en-US"/>
+        </w:rPr>
+      </w:pPr>
+      <w:r>
+        <w:rPr>
+          <w:lang w:val="en-US"/>
+        </w:rPr>
+        <w:t>The allocations shown represent the planned availability of the lead or primary resource for each role during each project phase. Supporting team members and their individual staffing estimates are detailed in Section VII, Resource &amp; Cost Plan.</w:t>
+      </w:r>
+    </w:p>
     <w:p>
       <w:pPr>
         <w:rPr>
@@ -14350,6 +14620,9 @@
             <w:r>
               <w:t>Project Manager — Senior</w:t>
             </w:r>
+            <w:r>
+              <w:t>/Lead</w:t>
+            </w:r>
           </w:p>
         </w:tc>
         <w:tc>
@@ -14380,7 +14653,10 @@
               </w:rPr>
             </w:pPr>
             <w:r>
-              <w:t>640</w:t>
+              <w:rPr>
+                <w:lang w:val="en-US"/>
+              </w:rPr>
+              <w:t>628</w:t>
             </w:r>
           </w:p>
         </w:tc>
@@ -14412,7 +14688,10 @@
               </w:rPr>
             </w:pPr>
             <w:r>
-              <w:t>$41,600</w:t>
+              <w:t>$</w:t>
+            </w:r>
+            <w:r>
+              <w:t>40,820</w:t>
             </w:r>
           </w:p>
         </w:tc>
@@ -14446,7 +14725,10 @@
               </w:rPr>
             </w:pPr>
             <w:r>
-              <w:t>Business/Requirements Analyst — Mid-Level</w:t>
+              <w:t xml:space="preserve">Business/Requirements Analyst — </w:t>
+            </w:r>
+            <w:r>
+              <w:t>Lead</w:t>
             </w:r>
           </w:p>
         </w:tc>
@@ -14478,7 +14760,10 @@
               </w:rPr>
             </w:pPr>
             <w:r>
-              <w:t>480</w:t>
+              <w:rPr>
+                <w:lang w:val="en-US"/>
+              </w:rPr>
+              <w:t>474</w:t>
             </w:r>
           </w:p>
         </w:tc>
@@ -14510,7 +14795,10 @@
               </w:rPr>
             </w:pPr>
             <w:r>
-              <w:t>$26,400</w:t>
+              <w:t>$26,</w:t>
+            </w:r>
+            <w:r>
+              <w:t>070</w:t>
             </w:r>
           </w:p>
         </w:tc>
@@ -14544,7 +14832,10 @@
               </w:rPr>
             </w:pPr>
             <w:r>
-              <w:t>UI/UX Designer — Mid-Level</w:t>
+              <w:t xml:space="preserve">UI/UX Designer — </w:t>
+            </w:r>
+            <w:r>
+              <w:t>Lead</w:t>
             </w:r>
           </w:p>
         </w:tc>
@@ -14576,7 +14867,10 @@
               </w:rPr>
             </w:pPr>
             <w:r>
-              <w:t>240</w:t>
+              <w:rPr>
+                <w:lang w:val="en-US"/>
+              </w:rPr>
+              <w:t>242</w:t>
             </w:r>
           </w:p>
         </w:tc>
@@ -14608,7 +14902,13 @@
               </w:rPr>
             </w:pPr>
             <w:r>
-              <w:t>$12,000</w:t>
+              <w:t>$12,</w:t>
+            </w:r>
+            <w:r>
+              <w:t>1</w:t>
+            </w:r>
+            <w:r>
+              <w:t>00</w:t>
             </w:r>
           </w:p>
         </w:tc>
@@ -14644,6 +14944,9 @@
             <w:r>
               <w:t>Backend/API Engineer — Senior</w:t>
             </w:r>
+            <w:r>
+              <w:t>/Lead</w:t>
+            </w:r>
           </w:p>
         </w:tc>
         <w:tc>
@@ -14674,7 +14977,10 @@
               </w:rPr>
             </w:pPr>
             <w:r>
-              <w:t>640</w:t>
+              <w:rPr>
+                <w:lang w:val="en-US"/>
+              </w:rPr>
+              <w:t>560</w:t>
             </w:r>
           </w:p>
         </w:tc>
@@ -14706,7 +15012,10 @@
               </w:rPr>
             </w:pPr>
             <w:r>
-              <w:t>$41,600</w:t>
+              <w:t>$</w:t>
+            </w:r>
+            <w:r>
+              <w:t>36,400</w:t>
             </w:r>
           </w:p>
         </w:tc>
@@ -14772,7 +15081,10 @@
               </w:rPr>
             </w:pPr>
             <w:r>
-              <w:t>360</w:t>
+              <w:rPr>
+                <w:lang w:val="en-US"/>
+              </w:rPr>
+              <w:t>420</w:t>
             </w:r>
           </w:p>
         </w:tc>
@@ -14804,7 +15116,16 @@
               </w:rPr>
             </w:pPr>
             <w:r>
-              <w:t>$19,800</w:t>
+              <w:t>$</w:t>
+            </w:r>
+            <w:r>
+              <w:t>23</w:t>
+            </w:r>
+            <w:r>
+              <w:t>,</w:t>
+            </w:r>
+            <w:r>
+              <w:t>100</w:t>
             </w:r>
           </w:p>
         </w:tc>
@@ -14870,7 +15191,10 @@
               </w:rPr>
             </w:pPr>
             <w:r>
-              <w:t>240</w:t>
+              <w:rPr>
+                <w:lang w:val="en-US"/>
+              </w:rPr>
+              <w:t>280</w:t>
             </w:r>
           </w:p>
         </w:tc>
@@ -14902,7 +15226,19 @@
               </w:rPr>
             </w:pPr>
             <w:r>
-              <w:t>$10,800</w:t>
+              <w:t>$</w:t>
+            </w:r>
+            <w:r>
+              <w:t>12</w:t>
+            </w:r>
+            <w:r>
+              <w:t>,</w:t>
+            </w:r>
+            <w:r>
+              <w:t>6</w:t>
+            </w:r>
+            <w:r>
+              <w:t>00</w:t>
             </w:r>
           </w:p>
         </w:tc>
@@ -14936,7 +15272,10 @@
               </w:rPr>
             </w:pPr>
             <w:r>
-              <w:t>Database Engineer — Mid-Level</w:t>
+              <w:t xml:space="preserve">Database Engineer — </w:t>
+            </w:r>
+            <w:r>
+              <w:t>Lead</w:t>
             </w:r>
           </w:p>
         </w:tc>
@@ -14968,7 +15307,10 @@
               </w:rPr>
             </w:pPr>
             <w:r>
-              <w:t>240</w:t>
+              <w:rPr>
+                <w:lang w:val="en-US"/>
+              </w:rPr>
+              <w:t>248</w:t>
             </w:r>
           </w:p>
         </w:tc>
@@ -15000,7 +15342,13 @@
               </w:rPr>
             </w:pPr>
             <w:r>
-              <w:t>$13,200</w:t>
+              <w:t>$13,</w:t>
+            </w:r>
+            <w:r>
+              <w:t>64</w:t>
+            </w:r>
+            <w:r>
+              <w:t>0</w:t>
             </w:r>
           </w:p>
         </w:tc>
@@ -15066,7 +15414,10 @@
               </w:rPr>
             </w:pPr>
             <w:r>
-              <w:t>120</w:t>
+              <w:rPr>
+                <w:lang w:val="en-US"/>
+              </w:rPr>
+              <w:t>124</w:t>
             </w:r>
           </w:p>
         </w:tc>
@@ -15098,7 +15449,13 @@
               </w:rPr>
             </w:pPr>
             <w:r>
-              <w:t>$5,400</w:t>
+              <w:t>$5,</w:t>
+            </w:r>
+            <w:r>
+              <w:t>58</w:t>
+            </w:r>
+            <w:r>
+              <w:t>0</w:t>
             </w:r>
           </w:p>
         </w:tc>
@@ -15116,7 +15473,6 @@
               </w:rPr>
             </w:pPr>
             <w:r>
-              <w:lastRenderedPageBreak/>
               <w:t>Ryan Patel</w:t>
             </w:r>
           </w:p>
@@ -15133,7 +15489,10 @@
               </w:rPr>
             </w:pPr>
             <w:r>
-              <w:t>Web Developer — Mid-Level</w:t>
+              <w:t xml:space="preserve">Web Developer — </w:t>
+            </w:r>
+            <w:r>
+              <w:t>Lead</w:t>
             </w:r>
           </w:p>
         </w:tc>
@@ -15165,7 +15524,10 @@
               </w:rPr>
             </w:pPr>
             <w:r>
-              <w:t>480</w:t>
+              <w:rPr>
+                <w:lang w:val="en-US"/>
+              </w:rPr>
+              <w:t>484</w:t>
             </w:r>
           </w:p>
         </w:tc>
@@ -15197,7 +15559,13 @@
               </w:rPr>
             </w:pPr>
             <w:r>
-              <w:t>$26,400</w:t>
+              <w:t>$26,</w:t>
+            </w:r>
+            <w:r>
+              <w:t>62</w:t>
+            </w:r>
+            <w:r>
+              <w:t>0</w:t>
             </w:r>
           </w:p>
         </w:tc>
@@ -15263,7 +15631,10 @@
               </w:rPr>
             </w:pPr>
             <w:r>
-              <w:t>240</w:t>
+              <w:rPr>
+                <w:lang w:val="en-US"/>
+              </w:rPr>
+              <w:t>242</w:t>
             </w:r>
           </w:p>
         </w:tc>
@@ -15295,7 +15666,13 @@
               </w:rPr>
             </w:pPr>
             <w:r>
-              <w:t>$10,800</w:t>
+              <w:t>$10,8</w:t>
+            </w:r>
+            <w:r>
+              <w:t>9</w:t>
+            </w:r>
+            <w:r>
+              <w:t>0</w:t>
             </w:r>
           </w:p>
         </w:tc>
@@ -15313,6 +15690,7 @@
               </w:rPr>
             </w:pPr>
             <w:r>
+              <w:lastRenderedPageBreak/>
               <w:t>Jordan Williams</w:t>
             </w:r>
           </w:p>
@@ -15329,7 +15707,10 @@
               </w:rPr>
             </w:pPr>
             <w:r>
-              <w:t>Mobile Developer — Mid-Level</w:t>
+              <w:t xml:space="preserve">Mobile Developer — </w:t>
+            </w:r>
+            <w:r>
+              <w:t>Lead</w:t>
             </w:r>
           </w:p>
         </w:tc>
@@ -15361,7 +15742,10 @@
               </w:rPr>
             </w:pPr>
             <w:r>
-              <w:t>480</w:t>
+              <w:rPr>
+                <w:lang w:val="en-US"/>
+              </w:rPr>
+              <w:t>484</w:t>
             </w:r>
           </w:p>
         </w:tc>
@@ -15393,7 +15777,13 @@
               </w:rPr>
             </w:pPr>
             <w:r>
-              <w:t>$26,400</w:t>
+              <w:t>$26,</w:t>
+            </w:r>
+            <w:r>
+              <w:t>62</w:t>
+            </w:r>
+            <w:r>
+              <w:t>0</w:t>
             </w:r>
           </w:p>
         </w:tc>
@@ -15459,7 +15849,10 @@
               </w:rPr>
             </w:pPr>
             <w:r>
-              <w:t>240</w:t>
+              <w:rPr>
+                <w:lang w:val="en-US"/>
+              </w:rPr>
+              <w:t>242</w:t>
             </w:r>
           </w:p>
         </w:tc>
@@ -15491,7 +15884,13 @@
               </w:rPr>
             </w:pPr>
             <w:r>
-              <w:t>$10,800</w:t>
+              <w:t>$10,8</w:t>
+            </w:r>
+            <w:r>
+              <w:t>9</w:t>
+            </w:r>
+            <w:r>
+              <w:t>0</w:t>
             </w:r>
           </w:p>
         </w:tc>
@@ -15525,7 +15924,10 @@
               </w:rPr>
             </w:pPr>
             <w:r>
-              <w:t>Mapping &amp; Location Services Specialist — Senior</w:t>
+              <w:t>Mapping &amp; Location Services Specialist —</w:t>
+            </w:r>
+            <w:r>
+              <w:t>Lead</w:t>
             </w:r>
           </w:p>
         </w:tc>
@@ -15557,6 +15959,9 @@
               </w:rPr>
             </w:pPr>
             <w:r>
+              <w:rPr>
+                <w:lang w:val="en-US"/>
+              </w:rPr>
               <w:t>120</w:t>
             </w:r>
           </w:p>
@@ -15623,7 +16028,10 @@
               </w:rPr>
             </w:pPr>
             <w:r>
-              <w:t>Payment Integration Specialist — Senior</w:t>
+              <w:t>Payment Integration Specialist —</w:t>
+            </w:r>
+            <w:r>
+              <w:t>Lead</w:t>
             </w:r>
           </w:p>
         </w:tc>
@@ -15655,6 +16063,9 @@
               </w:rPr>
             </w:pPr>
             <w:r>
+              <w:rPr>
+                <w:lang w:val="en-US"/>
+              </w:rPr>
               <w:t>120</w:t>
             </w:r>
           </w:p>
@@ -15721,7 +16132,10 @@
               </w:rPr>
             </w:pPr>
             <w:r>
-              <w:t>QA/Test Engineer — Mid-Level</w:t>
+              <w:t xml:space="preserve">QA/Test Engineer — </w:t>
+            </w:r>
+            <w:r>
+              <w:t>Lead</w:t>
             </w:r>
           </w:p>
         </w:tc>
@@ -15753,7 +16167,10 @@
               </w:rPr>
             </w:pPr>
             <w:r>
-              <w:t>360</w:t>
+              <w:rPr>
+                <w:lang w:val="en-US"/>
+              </w:rPr>
+              <w:t>368</w:t>
             </w:r>
           </w:p>
         </w:tc>
@@ -15785,7 +16202,13 @@
               </w:rPr>
             </w:pPr>
             <w:r>
-              <w:t>$18,000</w:t>
+              <w:t>$18,</w:t>
+            </w:r>
+            <w:r>
+              <w:t>4</w:t>
+            </w:r>
+            <w:r>
+              <w:t>00</w:t>
             </w:r>
           </w:p>
         </w:tc>
@@ -15851,7 +16274,10 @@
               </w:rPr>
             </w:pPr>
             <w:r>
-              <w:t>240</w:t>
+              <w:rPr>
+                <w:lang w:val="en-US"/>
+              </w:rPr>
+              <w:t>245</w:t>
             </w:r>
           </w:p>
         </w:tc>
@@ -15883,7 +16309,16 @@
               </w:rPr>
             </w:pPr>
             <w:r>
-              <w:t>$10,800</w:t>
+              <w:t>$1</w:t>
+            </w:r>
+            <w:r>
+              <w:t>1</w:t>
+            </w:r>
+            <w:r>
+              <w:t>,</w:t>
+            </w:r>
+            <w:r>
+              <w:t>025</w:t>
             </w:r>
           </w:p>
         </w:tc>
@@ -15925,7 +16360,13 @@
               <w:rPr>
                 <w:rStyle w:val="Strong"/>
               </w:rPr>
-              <w:t xml:space="preserve">                          4,840</w:t>
+              <w:t xml:space="preserve">                          </w:t>
+            </w:r>
+            <w:r>
+              <w:rPr>
+                <w:rStyle w:val="Strong"/>
+              </w:rPr>
+              <w:t>5281</w:t>
             </w:r>
           </w:p>
         </w:tc>
@@ -15944,7 +16385,28 @@
               <w:rPr>
                 <w:rStyle w:val="Strong"/>
               </w:rPr>
-              <w:t>$268,200</w:t>
+              <w:t>$</w:t>
+            </w:r>
+            <w:r>
+              <w:rPr>
+                <w:b/>
+                <w:bCs/>
+              </w:rPr>
+              <w:t>289</w:t>
+            </w:r>
+            <w:r>
+              <w:rPr>
+                <w:b/>
+                <w:bCs/>
+              </w:rPr>
+              <w:t>,</w:t>
+            </w:r>
+            <w:r>
+              <w:rPr>
+                <w:b/>
+                <w:bCs/>
+              </w:rPr>
+              <w:t>755</w:t>
             </w:r>
           </w:p>
         </w:tc>
@@ -16122,6 +16584,13 @@
                 <w:b/>
                 <w:bCs/>
               </w:rPr>
+              <w:t>FTE/</w:t>
+            </w:r>
+            <w:r>
+              <w:rPr>
+                <w:b/>
+                <w:bCs/>
+              </w:rPr>
               <w:t>Notes</w:t>
             </w:r>
           </w:p>
@@ -16176,7 +16645,7 @@
               </w:rPr>
             </w:pPr>
             <w:r>
-              <w:t xml:space="preserve">160 </w:t>
+              <w:t xml:space="preserve">105 </w:t>
             </w:r>
             <w:proofErr w:type="spellStart"/>
             <w:r>
@@ -16220,7 +16689,7 @@
               </w:rPr>
             </w:pPr>
             <w:r>
-              <w:t>4</w:t>
+              <w:t>5</w:t>
             </w:r>
           </w:p>
         </w:tc>
@@ -16238,7 +16707,7 @@
               </w:rPr>
             </w:pPr>
             <w:r>
-              <w:t>$41,600</w:t>
+              <w:t>$40,820</w:t>
             </w:r>
           </w:p>
         </w:tc>
@@ -16255,7 +16724,7 @@
               </w:rPr>
             </w:pPr>
             <w:r>
-              <w:t>Senior; 100% FTE</w:t>
+              <w:t>100%</w:t>
             </w:r>
           </w:p>
         </w:tc>
@@ -16309,7 +16778,7 @@
               </w:rPr>
             </w:pPr>
             <w:r>
-              <w:t xml:space="preserve">160 </w:t>
+              <w:t xml:space="preserve">79 </w:t>
             </w:r>
             <w:proofErr w:type="spellStart"/>
             <w:r>
@@ -16353,7 +16822,7 @@
               </w:rPr>
             </w:pPr>
             <w:r>
-              <w:t>3</w:t>
+              <w:t>5</w:t>
             </w:r>
           </w:p>
         </w:tc>
@@ -16371,7 +16840,7 @@
               </w:rPr>
             </w:pPr>
             <w:r>
-              <w:t>$26,400</w:t>
+              <w:t>$26,070</w:t>
             </w:r>
           </w:p>
         </w:tc>
@@ -16388,7 +16857,7 @@
               </w:rPr>
             </w:pPr>
             <w:r>
-              <w:t>Mid-Level; 100% FTE</w:t>
+              <w:t>100%</w:t>
             </w:r>
           </w:p>
         </w:tc>
@@ -16442,7 +16911,7 @@
               </w:rPr>
             </w:pPr>
             <w:r>
-              <w:t xml:space="preserve">80 </w:t>
+              <w:t xml:space="preserve">121 </w:t>
             </w:r>
             <w:proofErr w:type="spellStart"/>
             <w:r>
@@ -16486,7 +16955,7 @@
               </w:rPr>
             </w:pPr>
             <w:r>
-              <w:t>3</w:t>
+              <w:t>2</w:t>
             </w:r>
           </w:p>
         </w:tc>
@@ -16504,7 +16973,7 @@
               </w:rPr>
             </w:pPr>
             <w:r>
-              <w:t>$12,000</w:t>
+              <w:t>$12,100</w:t>
             </w:r>
           </w:p>
         </w:tc>
@@ -16521,7 +16990,7 @@
               </w:rPr>
             </w:pPr>
             <w:r>
-              <w:t>Mid-Level; 50% FTE</w:t>
+              <w:t>50%</w:t>
             </w:r>
           </w:p>
         </w:tc>
@@ -16575,7 +17044,7 @@
               </w:rPr>
             </w:pPr>
             <w:r>
-              <w:t xml:space="preserve">160 </w:t>
+              <w:t xml:space="preserve">187 </w:t>
             </w:r>
             <w:proofErr w:type="spellStart"/>
             <w:r>
@@ -16619,7 +17088,7 @@
               </w:rPr>
             </w:pPr>
             <w:r>
-              <w:t>4</w:t>
+              <w:t>3</w:t>
             </w:r>
           </w:p>
         </w:tc>
@@ -16637,7 +17106,7 @@
               </w:rPr>
             </w:pPr>
             <w:r>
-              <w:t>$41,600</w:t>
+              <w:t>$36,400</w:t>
             </w:r>
           </w:p>
         </w:tc>
@@ -16654,7 +17123,7 @@
               </w:rPr>
             </w:pPr>
             <w:r>
-              <w:t>Senior; 100% FTE</w:t>
+              <w:t>100%</w:t>
             </w:r>
           </w:p>
         </w:tc>
@@ -16708,7 +17177,7 @@
               </w:rPr>
             </w:pPr>
             <w:r>
-              <w:t xml:space="preserve">120 </w:t>
+              <w:t xml:space="preserve">140 </w:t>
             </w:r>
             <w:proofErr w:type="spellStart"/>
             <w:r>
@@ -16770,7 +17239,7 @@
               </w:rPr>
             </w:pPr>
             <w:r>
-              <w:t>$19,800</w:t>
+              <w:t>$23,100</w:t>
             </w:r>
           </w:p>
         </w:tc>
@@ -16787,7 +17256,7 @@
               </w:rPr>
             </w:pPr>
             <w:r>
-              <w:t>Mid-Level; 75% FTE</w:t>
+              <w:t>75%, Mid-Level</w:t>
             </w:r>
           </w:p>
         </w:tc>
@@ -16841,7 +17310,7 @@
               </w:rPr>
             </w:pPr>
             <w:r>
-              <w:t xml:space="preserve">80 </w:t>
+              <w:t xml:space="preserve">94 </w:t>
             </w:r>
             <w:proofErr w:type="spellStart"/>
             <w:r>
@@ -16903,7 +17372,7 @@
               </w:rPr>
             </w:pPr>
             <w:r>
-              <w:t>$10,800</w:t>
+              <w:t>$12,600</w:t>
             </w:r>
           </w:p>
         </w:tc>
@@ -16920,7 +17389,7 @@
               </w:rPr>
             </w:pPr>
             <w:r>
-              <w:t>Junior; 50% FTE</w:t>
+              <w:t>50%, Junior</w:t>
             </w:r>
           </w:p>
         </w:tc>
@@ -16974,7 +17443,7 @@
               </w:rPr>
             </w:pPr>
             <w:r>
-              <w:t xml:space="preserve">80 </w:t>
+              <w:t xml:space="preserve">83 </w:t>
             </w:r>
             <w:proofErr w:type="spellStart"/>
             <w:r>
@@ -17036,7 +17505,7 @@
               </w:rPr>
             </w:pPr>
             <w:r>
-              <w:t>$13,200</w:t>
+              <w:t>$13,640</w:t>
             </w:r>
           </w:p>
         </w:tc>
@@ -17053,7 +17522,7 @@
               </w:rPr>
             </w:pPr>
             <w:r>
-              <w:t>Mid-Level; 50% FTE</w:t>
+              <w:t>50%</w:t>
             </w:r>
           </w:p>
         </w:tc>
@@ -17107,7 +17576,7 @@
               </w:rPr>
             </w:pPr>
             <w:r>
-              <w:t xml:space="preserve">40 </w:t>
+              <w:t xml:space="preserve">42 </w:t>
             </w:r>
             <w:proofErr w:type="spellStart"/>
             <w:r>
@@ -17169,7 +17638,7 @@
               </w:rPr>
             </w:pPr>
             <w:r>
-              <w:t>$5,400</w:t>
+              <w:t>$5,580</w:t>
             </w:r>
           </w:p>
         </w:tc>
@@ -17186,7 +17655,7 @@
               </w:rPr>
             </w:pPr>
             <w:r>
-              <w:t>Junior; 25% FTE</w:t>
+              <w:t>25%, Junior</w:t>
             </w:r>
           </w:p>
         </w:tc>
@@ -17205,7 +17674,6 @@
               </w:rPr>
             </w:pPr>
             <w:r>
-              <w:lastRenderedPageBreak/>
               <w:t>Web Developer</w:t>
             </w:r>
           </w:p>
@@ -17241,7 +17709,7 @@
               </w:rPr>
             </w:pPr>
             <w:r>
-              <w:t xml:space="preserve">160 </w:t>
+              <w:t xml:space="preserve">242 </w:t>
             </w:r>
             <w:proofErr w:type="spellStart"/>
             <w:r>
@@ -17285,7 +17753,7 @@
               </w:rPr>
             </w:pPr>
             <w:r>
-              <w:t>3</w:t>
+              <w:t>2</w:t>
             </w:r>
           </w:p>
         </w:tc>
@@ -17303,7 +17771,7 @@
               </w:rPr>
             </w:pPr>
             <w:r>
-              <w:t>$26,400</w:t>
+              <w:t>$26,620</w:t>
             </w:r>
           </w:p>
         </w:tc>
@@ -17320,7 +17788,7 @@
               </w:rPr>
             </w:pPr>
             <w:r>
-              <w:t>Mid-Level; 100% FTE</w:t>
+              <w:t>100%</w:t>
             </w:r>
           </w:p>
         </w:tc>
@@ -17374,7 +17842,7 @@
               </w:rPr>
             </w:pPr>
             <w:r>
-              <w:t xml:space="preserve">80 </w:t>
+              <w:t xml:space="preserve">121 </w:t>
             </w:r>
             <w:proofErr w:type="spellStart"/>
             <w:r>
@@ -17418,7 +17886,7 @@
               </w:rPr>
             </w:pPr>
             <w:r>
-              <w:t>3</w:t>
+              <w:t>2</w:t>
             </w:r>
           </w:p>
         </w:tc>
@@ -17436,7 +17904,7 @@
               </w:rPr>
             </w:pPr>
             <w:r>
-              <w:t>$10,800</w:t>
+              <w:t>$10,890</w:t>
             </w:r>
           </w:p>
         </w:tc>
@@ -17453,7 +17921,7 @@
               </w:rPr>
             </w:pPr>
             <w:r>
-              <w:t>Junior; 50% FTE</w:t>
+              <w:t>50%, Junior</w:t>
             </w:r>
           </w:p>
         </w:tc>
@@ -17507,7 +17975,7 @@
               </w:rPr>
             </w:pPr>
             <w:r>
-              <w:t xml:space="preserve">160 </w:t>
+              <w:t xml:space="preserve">242 </w:t>
             </w:r>
             <w:proofErr w:type="spellStart"/>
             <w:r>
@@ -17551,7 +18019,7 @@
               </w:rPr>
             </w:pPr>
             <w:r>
-              <w:t>3</w:t>
+              <w:t>2</w:t>
             </w:r>
           </w:p>
         </w:tc>
@@ -17569,7 +18037,7 @@
               </w:rPr>
             </w:pPr>
             <w:r>
-              <w:t>$26,400</w:t>
+              <w:t>$26,620</w:t>
             </w:r>
           </w:p>
         </w:tc>
@@ -17586,7 +18054,7 @@
               </w:rPr>
             </w:pPr>
             <w:r>
-              <w:t>Mid-Level; 100% FTE</w:t>
+              <w:t>100%</w:t>
             </w:r>
           </w:p>
         </w:tc>
@@ -17640,7 +18108,7 @@
               </w:rPr>
             </w:pPr>
             <w:r>
-              <w:t xml:space="preserve">80 </w:t>
+              <w:t xml:space="preserve">121 </w:t>
             </w:r>
             <w:proofErr w:type="spellStart"/>
             <w:r>
@@ -17684,7 +18152,7 @@
               </w:rPr>
             </w:pPr>
             <w:r>
-              <w:t>3</w:t>
+              <w:t>2</w:t>
             </w:r>
           </w:p>
         </w:tc>
@@ -17702,7 +18170,7 @@
               </w:rPr>
             </w:pPr>
             <w:r>
-              <w:t>$10,800</w:t>
+              <w:t>$10,890</w:t>
             </w:r>
           </w:p>
         </w:tc>
@@ -17719,7 +18187,7 @@
               </w:rPr>
             </w:pPr>
             <w:r>
-              <w:t>Junior; 50% FTE</w:t>
+              <w:t>50%, Junior</w:t>
             </w:r>
           </w:p>
         </w:tc>
@@ -17773,7 +18241,7 @@
               </w:rPr>
             </w:pPr>
             <w:r>
-              <w:t xml:space="preserve">40 </w:t>
+              <w:t xml:space="preserve">30 </w:t>
             </w:r>
             <w:proofErr w:type="spellStart"/>
             <w:r>
@@ -17852,7 +18320,7 @@
               </w:rPr>
             </w:pPr>
             <w:r>
-              <w:t>Senior; 25% FTE</w:t>
+              <w:t>25%</w:t>
             </w:r>
           </w:p>
         </w:tc>
@@ -17871,6 +18339,7 @@
               </w:rPr>
             </w:pPr>
             <w:r>
+              <w:lastRenderedPageBreak/>
               <w:t>Payment Integration Specialist</w:t>
             </w:r>
           </w:p>
@@ -17906,7 +18375,7 @@
               </w:rPr>
             </w:pPr>
             <w:r>
-              <w:t xml:space="preserve">40 </w:t>
+              <w:t xml:space="preserve">30 </w:t>
             </w:r>
             <w:proofErr w:type="spellStart"/>
             <w:r>
@@ -17985,7 +18454,7 @@
               </w:rPr>
             </w:pPr>
             <w:r>
-              <w:t>Senior; 25% FTE</w:t>
+              <w:t>25%</w:t>
             </w:r>
           </w:p>
         </w:tc>
@@ -18039,7 +18508,7 @@
               </w:rPr>
             </w:pPr>
             <w:r>
-              <w:t xml:space="preserve">120 </w:t>
+              <w:t xml:space="preserve">184 </w:t>
             </w:r>
             <w:proofErr w:type="spellStart"/>
             <w:r>
@@ -18083,7 +18552,7 @@
               </w:rPr>
             </w:pPr>
             <w:r>
-              <w:t>3</w:t>
+              <w:t>2</w:t>
             </w:r>
           </w:p>
         </w:tc>
@@ -18101,7 +18570,7 @@
               </w:rPr>
             </w:pPr>
             <w:r>
-              <w:t>$18,000</w:t>
+              <w:t>$18,400</w:t>
             </w:r>
           </w:p>
         </w:tc>
@@ -18118,7 +18587,7 @@
               </w:rPr>
             </w:pPr>
             <w:r>
-              <w:t>Mid-Level; 75% FTE</w:t>
+              <w:t>75%</w:t>
             </w:r>
           </w:p>
         </w:tc>
@@ -18172,7 +18641,7 @@
               </w:rPr>
             </w:pPr>
             <w:r>
-              <w:t xml:space="preserve">80 </w:t>
+              <w:t xml:space="preserve">123 </w:t>
             </w:r>
             <w:proofErr w:type="spellStart"/>
             <w:r>
@@ -18216,7 +18685,7 @@
               </w:rPr>
             </w:pPr>
             <w:r>
-              <w:t>3</w:t>
+              <w:t>2</w:t>
             </w:r>
           </w:p>
         </w:tc>
@@ -18234,7 +18703,7 @@
               </w:rPr>
             </w:pPr>
             <w:r>
-              <w:t>$10,800</w:t>
+              <w:t>$11,025</w:t>
             </w:r>
           </w:p>
         </w:tc>
@@ -18251,7 +18720,7 @@
               </w:rPr>
             </w:pPr>
             <w:r>
-              <w:t>Junior; 50% FTE</w:t>
+              <w:t>50%, Junior</w:t>
             </w:r>
           </w:p>
         </w:tc>
@@ -18339,7 +18808,7 @@
               </w:rPr>
             </w:pPr>
             <w:r>
-              <w:t>4</w:t>
+              <w:t>5</w:t>
             </w:r>
           </w:p>
         </w:tc>
@@ -18357,7 +18826,19 @@
               </w:rPr>
             </w:pPr>
             <w:r>
-              <w:t>$6,000</w:t>
+              <w:t>$</w:t>
+            </w:r>
+            <w:r>
+              <w:t>7</w:t>
+            </w:r>
+            <w:r>
+              <w:t>,</w:t>
+            </w:r>
+            <w:r>
+              <w:t>5</w:t>
+            </w:r>
+            <w:r>
+              <w:t>00</w:t>
             </w:r>
           </w:p>
         </w:tc>
@@ -18462,7 +18943,7 @@
               </w:rPr>
             </w:pPr>
             <w:r>
-              <w:t>4</w:t>
+              <w:t>5</w:t>
             </w:r>
           </w:p>
         </w:tc>
@@ -18480,7 +18961,13 @@
               </w:rPr>
             </w:pPr>
             <w:r>
-              <w:t>$4,000</w:t>
+              <w:t>$</w:t>
+            </w:r>
+            <w:r>
+              <w:t>5</w:t>
+            </w:r>
+            <w:r>
+              <w:t>,000</w:t>
             </w:r>
           </w:p>
         </w:tc>
@@ -18540,7 +19027,13 @@
               <w:rPr>
                 <w:rStyle w:val="Strong"/>
               </w:rPr>
-              <w:t>$299,000</w:t>
+              <w:t>$</w:t>
+            </w:r>
+            <w:r>
+              <w:rPr>
+                <w:rStyle w:val="Strong"/>
+              </w:rPr>
+              <w:t>302,255</w:t>
             </w:r>
           </w:p>
         </w:tc>
@@ -18583,26 +19076,38 @@
         <w:pStyle w:val="Heading2"/>
       </w:pPr>
       <w:r>
-        <w:t>Monthly budgeted cash flow</w:t>
+        <w:t xml:space="preserve">Monthly </w:t>
+      </w:r>
+      <w:r>
+        <w:t xml:space="preserve">estimated </w:t>
+      </w:r>
+      <w:r>
+        <w:t>budgeted cash flow</w:t>
       </w:r>
     </w:p>
     <w:tbl>
       <w:tblPr>
         <w:tblStyle w:val="TableGrid"/>
-        <w:tblW w:w="0" w:type="auto"/>
+        <w:tblW w:w="11111" w:type="dxa"/>
+        <w:tblInd w:w="-1085" w:type="dxa"/>
         <w:tblLook w:val="04A0" w:firstRow="1" w:lastRow="0" w:firstColumn="1" w:lastColumn="0" w:noHBand="0" w:noVBand="1"/>
       </w:tblPr>
       <w:tblGrid>
-        <w:gridCol w:w="1870"/>
-        <w:gridCol w:w="1870"/>
-        <w:gridCol w:w="1870"/>
-        <w:gridCol w:w="1870"/>
-        <w:gridCol w:w="1870"/>
+        <w:gridCol w:w="2910"/>
+        <w:gridCol w:w="1364"/>
+        <w:gridCol w:w="1363"/>
+        <w:gridCol w:w="1363"/>
+        <w:gridCol w:w="1363"/>
+        <w:gridCol w:w="1363"/>
+        <w:gridCol w:w="1385"/>
       </w:tblGrid>
       <w:tr>
-        <w:tc>
-          <w:tcPr>
-            <w:tcW w:w="1870" w:type="dxa"/>
+        <w:trPr>
+          <w:trHeight w:val="289"/>
+        </w:trPr>
+        <w:tc>
+          <w:tcPr>
+            <w:tcW w:w="2910" w:type="dxa"/>
             <w:vAlign w:val="center"/>
           </w:tcPr>
           <w:p>
@@ -18616,13 +19121,13 @@
                 <w:b/>
                 <w:bCs/>
               </w:rPr>
-              <w:t>Month</w:t>
-            </w:r>
-          </w:p>
-        </w:tc>
-        <w:tc>
-          <w:tcPr>
-            <w:tcW w:w="1870" w:type="dxa"/>
+              <w:t>Cost item</w:t>
+            </w:r>
+          </w:p>
+        </w:tc>
+        <w:tc>
+          <w:tcPr>
+            <w:tcW w:w="1364" w:type="dxa"/>
             <w:vAlign w:val="center"/>
           </w:tcPr>
           <w:p>
@@ -18636,13 +19141,13 @@
                 <w:b/>
                 <w:bCs/>
               </w:rPr>
-              <w:t>Labor Cost</w:t>
-            </w:r>
-          </w:p>
-        </w:tc>
-        <w:tc>
-          <w:tcPr>
-            <w:tcW w:w="1870" w:type="dxa"/>
+              <w:t>Month 1</w:t>
+            </w:r>
+          </w:p>
+        </w:tc>
+        <w:tc>
+          <w:tcPr>
+            <w:tcW w:w="1363" w:type="dxa"/>
             <w:vAlign w:val="center"/>
           </w:tcPr>
           <w:p>
@@ -18656,13 +19161,13 @@
                 <w:b/>
                 <w:bCs/>
               </w:rPr>
-              <w:t>Infrastructure Cost</w:t>
-            </w:r>
-          </w:p>
-        </w:tc>
-        <w:tc>
-          <w:tcPr>
-            <w:tcW w:w="1870" w:type="dxa"/>
+              <w:t>Month 2</w:t>
+            </w:r>
+          </w:p>
+        </w:tc>
+        <w:tc>
+          <w:tcPr>
+            <w:tcW w:w="1363" w:type="dxa"/>
             <w:vAlign w:val="center"/>
           </w:tcPr>
           <w:p>
@@ -18676,13 +19181,13 @@
                 <w:b/>
                 <w:bCs/>
               </w:rPr>
-              <w:t>Licenses Cost</w:t>
-            </w:r>
-          </w:p>
-        </w:tc>
-        <w:tc>
-          <w:tcPr>
-            <w:tcW w:w="1870" w:type="dxa"/>
+              <w:t>Month 3</w:t>
+            </w:r>
+          </w:p>
+        </w:tc>
+        <w:tc>
+          <w:tcPr>
+            <w:tcW w:w="1363" w:type="dxa"/>
             <w:vAlign w:val="center"/>
           </w:tcPr>
           <w:p>
@@ -18696,135 +19201,203 @@
                 <w:b/>
                 <w:bCs/>
               </w:rPr>
-              <w:t>Contingency (10%)</w:t>
+              <w:t>Month 4</w:t>
+            </w:r>
+          </w:p>
+        </w:tc>
+        <w:tc>
+          <w:tcPr>
+            <w:tcW w:w="1363" w:type="dxa"/>
+            <w:vAlign w:val="center"/>
+          </w:tcPr>
+          <w:p>
+            <w:pPr>
+              <w:rPr>
+                <w:lang w:val="en-US"/>
+              </w:rPr>
+            </w:pPr>
+            <w:r>
+              <w:rPr>
+                <w:b/>
+                <w:bCs/>
+              </w:rPr>
+              <w:t>Month 5</w:t>
+            </w:r>
+          </w:p>
+        </w:tc>
+        <w:tc>
+          <w:tcPr>
+            <w:tcW w:w="1385" w:type="dxa"/>
+            <w:vAlign w:val="center"/>
+          </w:tcPr>
+          <w:p>
+            <w:pPr>
+              <w:rPr>
+                <w:lang w:val="en-US"/>
+              </w:rPr>
+            </w:pPr>
+            <w:r>
+              <w:rPr>
+                <w:b/>
+                <w:bCs/>
+              </w:rPr>
+              <w:t>Total</w:t>
             </w:r>
           </w:p>
         </w:tc>
       </w:tr>
       <w:tr>
-        <w:tc>
-          <w:tcPr>
-            <w:tcW w:w="1870" w:type="dxa"/>
-            <w:vAlign w:val="center"/>
-          </w:tcPr>
-          <w:p>
-            <w:pPr>
-              <w:rPr>
-                <w:lang w:val="en-US"/>
-              </w:rPr>
-            </w:pPr>
-            <w:r>
-              <w:rPr>
-                <w:rStyle w:val="Strong"/>
-              </w:rPr>
-              <w:t>Month 1</w:t>
-            </w:r>
-          </w:p>
-        </w:tc>
-        <w:tc>
-          <w:tcPr>
-            <w:tcW w:w="1870" w:type="dxa"/>
-            <w:vAlign w:val="center"/>
-          </w:tcPr>
-          <w:p>
-            <w:pPr>
-              <w:rPr>
-                <w:lang w:val="en-US"/>
-              </w:rPr>
-            </w:pPr>
-            <w:r>
-              <w:t>$29,600</w:t>
-            </w:r>
-          </w:p>
-        </w:tc>
-        <w:tc>
-          <w:tcPr>
-            <w:tcW w:w="1870" w:type="dxa"/>
-            <w:vAlign w:val="center"/>
-          </w:tcPr>
-          <w:p>
-            <w:pPr>
-              <w:rPr>
-                <w:lang w:val="en-US"/>
-              </w:rPr>
-            </w:pPr>
-            <w:r>
-              <w:t>$1,500</w:t>
-            </w:r>
-          </w:p>
-        </w:tc>
-        <w:tc>
-          <w:tcPr>
-            <w:tcW w:w="1870" w:type="dxa"/>
-            <w:vAlign w:val="center"/>
-          </w:tcPr>
-          <w:p>
-            <w:pPr>
-              <w:rPr>
-                <w:lang w:val="en-US"/>
-              </w:rPr>
-            </w:pPr>
-            <w:r>
-              <w:t>$1,000</w:t>
-            </w:r>
-          </w:p>
-        </w:tc>
-        <w:tc>
-          <w:tcPr>
-            <w:tcW w:w="1870" w:type="dxa"/>
-            <w:vAlign w:val="center"/>
-          </w:tcPr>
-          <w:p>
-            <w:pPr>
-              <w:rPr>
-                <w:lang w:val="en-US"/>
-              </w:rPr>
-            </w:pPr>
-            <w:r>
-              <w:t>$3,210</w:t>
+        <w:trPr>
+          <w:trHeight w:val="300"/>
+        </w:trPr>
+        <w:tc>
+          <w:tcPr>
+            <w:tcW w:w="2910" w:type="dxa"/>
+            <w:vAlign w:val="center"/>
+          </w:tcPr>
+          <w:p>
+            <w:pPr>
+              <w:rPr>
+                <w:b/>
+                <w:bCs/>
+                <w:lang w:val="en-US"/>
+              </w:rPr>
+            </w:pPr>
+            <w:r>
+              <w:rPr>
+                <w:b/>
+                <w:bCs/>
+              </w:rPr>
+              <w:t>Labor costs</w:t>
+            </w:r>
+          </w:p>
+        </w:tc>
+        <w:tc>
+          <w:tcPr>
+            <w:tcW w:w="1364" w:type="dxa"/>
+            <w:vAlign w:val="center"/>
+          </w:tcPr>
+          <w:p>
+            <w:pPr>
+              <w:rPr>
+                <w:lang w:val="en-US"/>
+              </w:rPr>
+            </w:pPr>
+            <w:r>
+              <w:t>$28,976</w:t>
+            </w:r>
+          </w:p>
+        </w:tc>
+        <w:tc>
+          <w:tcPr>
+            <w:tcW w:w="1363" w:type="dxa"/>
+            <w:vAlign w:val="center"/>
+          </w:tcPr>
+          <w:p>
+            <w:pPr>
+              <w:rPr>
+                <w:lang w:val="en-US"/>
+              </w:rPr>
+            </w:pPr>
+            <w:r>
+              <w:t>$57,951</w:t>
+            </w:r>
+          </w:p>
+        </w:tc>
+        <w:tc>
+          <w:tcPr>
+            <w:tcW w:w="1363" w:type="dxa"/>
+            <w:vAlign w:val="center"/>
+          </w:tcPr>
+          <w:p>
+            <w:pPr>
+              <w:rPr>
+                <w:lang w:val="en-US"/>
+              </w:rPr>
+            </w:pPr>
+            <w:r>
+              <w:t>$72,439</w:t>
+            </w:r>
+          </w:p>
+        </w:tc>
+        <w:tc>
+          <w:tcPr>
+            <w:tcW w:w="1363" w:type="dxa"/>
+            <w:vAlign w:val="center"/>
+          </w:tcPr>
+          <w:p>
+            <w:pPr>
+              <w:rPr>
+                <w:lang w:val="en-US"/>
+              </w:rPr>
+            </w:pPr>
+            <w:r>
+              <w:t>$86,927</w:t>
+            </w:r>
+          </w:p>
+        </w:tc>
+        <w:tc>
+          <w:tcPr>
+            <w:tcW w:w="1363" w:type="dxa"/>
+            <w:vAlign w:val="center"/>
+          </w:tcPr>
+          <w:p>
+            <w:pPr>
+              <w:rPr>
+                <w:lang w:val="en-US"/>
+              </w:rPr>
+            </w:pPr>
+            <w:r>
+              <w:t>$43,462</w:t>
+            </w:r>
+          </w:p>
+        </w:tc>
+        <w:tc>
+          <w:tcPr>
+            <w:tcW w:w="1385" w:type="dxa"/>
+            <w:vAlign w:val="center"/>
+          </w:tcPr>
+          <w:p>
+            <w:pPr>
+              <w:rPr>
+                <w:lang w:val="en-US"/>
+              </w:rPr>
+            </w:pPr>
+            <w:r>
+              <w:t>$289,755</w:t>
             </w:r>
           </w:p>
         </w:tc>
       </w:tr>
       <w:tr>
-        <w:tc>
-          <w:tcPr>
-            <w:tcW w:w="1870" w:type="dxa"/>
-            <w:vAlign w:val="center"/>
-          </w:tcPr>
-          <w:p>
-            <w:pPr>
-              <w:rPr>
-                <w:lang w:val="en-US"/>
-              </w:rPr>
-            </w:pPr>
-            <w:r>
-              <w:rPr>
-                <w:rStyle w:val="Strong"/>
-              </w:rPr>
-              <w:t>Month 2</w:t>
-            </w:r>
-          </w:p>
-        </w:tc>
-        <w:tc>
-          <w:tcPr>
-            <w:tcW w:w="1870" w:type="dxa"/>
-            <w:vAlign w:val="center"/>
-          </w:tcPr>
-          <w:p>
-            <w:pPr>
-              <w:rPr>
-                <w:lang w:val="en-US"/>
-              </w:rPr>
-            </w:pPr>
-            <w:r>
-              <w:t>$89,400</w:t>
-            </w:r>
-          </w:p>
-        </w:tc>
-        <w:tc>
-          <w:tcPr>
-            <w:tcW w:w="1870" w:type="dxa"/>
+        <w:trPr>
+          <w:trHeight w:val="289"/>
+        </w:trPr>
+        <w:tc>
+          <w:tcPr>
+            <w:tcW w:w="2910" w:type="dxa"/>
+            <w:vAlign w:val="center"/>
+          </w:tcPr>
+          <w:p>
+            <w:pPr>
+              <w:rPr>
+                <w:b/>
+                <w:bCs/>
+                <w:lang w:val="en-US"/>
+              </w:rPr>
+            </w:pPr>
+            <w:r>
+              <w:rPr>
+                <w:b/>
+                <w:bCs/>
+              </w:rPr>
+              <w:t>Infrastructure</w:t>
+            </w:r>
+          </w:p>
+        </w:tc>
+        <w:tc>
+          <w:tcPr>
+            <w:tcW w:w="1364" w:type="dxa"/>
             <w:vAlign w:val="center"/>
           </w:tcPr>
           <w:p>
@@ -18840,92 +19413,114 @@
         </w:tc>
         <w:tc>
           <w:tcPr>
-            <w:tcW w:w="1870" w:type="dxa"/>
-            <w:vAlign w:val="center"/>
-          </w:tcPr>
-          <w:p>
-            <w:pPr>
-              <w:rPr>
-                <w:lang w:val="en-US"/>
-              </w:rPr>
-            </w:pPr>
-            <w:r>
-              <w:t>$1,000</w:t>
-            </w:r>
-          </w:p>
-        </w:tc>
-        <w:tc>
-          <w:tcPr>
-            <w:tcW w:w="1870" w:type="dxa"/>
-            <w:vAlign w:val="center"/>
-          </w:tcPr>
-          <w:p>
-            <w:pPr>
-              <w:rPr>
-                <w:lang w:val="en-US"/>
-              </w:rPr>
-            </w:pPr>
-            <w:r>
-              <w:t>$9,190</w:t>
+            <w:tcW w:w="1363" w:type="dxa"/>
+            <w:vAlign w:val="center"/>
+          </w:tcPr>
+          <w:p>
+            <w:pPr>
+              <w:rPr>
+                <w:lang w:val="en-US"/>
+              </w:rPr>
+            </w:pPr>
+            <w:r>
+              <w:t>$1,500</w:t>
+            </w:r>
+          </w:p>
+        </w:tc>
+        <w:tc>
+          <w:tcPr>
+            <w:tcW w:w="1363" w:type="dxa"/>
+            <w:vAlign w:val="center"/>
+          </w:tcPr>
+          <w:p>
+            <w:pPr>
+              <w:rPr>
+                <w:lang w:val="en-US"/>
+              </w:rPr>
+            </w:pPr>
+            <w:r>
+              <w:t>$1,500</w:t>
+            </w:r>
+          </w:p>
+        </w:tc>
+        <w:tc>
+          <w:tcPr>
+            <w:tcW w:w="1363" w:type="dxa"/>
+            <w:vAlign w:val="center"/>
+          </w:tcPr>
+          <w:p>
+            <w:pPr>
+              <w:rPr>
+                <w:lang w:val="en-US"/>
+              </w:rPr>
+            </w:pPr>
+            <w:r>
+              <w:t>$1,500</w:t>
+            </w:r>
+          </w:p>
+        </w:tc>
+        <w:tc>
+          <w:tcPr>
+            <w:tcW w:w="1363" w:type="dxa"/>
+            <w:vAlign w:val="center"/>
+          </w:tcPr>
+          <w:p>
+            <w:pPr>
+              <w:rPr>
+                <w:lang w:val="en-US"/>
+              </w:rPr>
+            </w:pPr>
+            <w:r>
+              <w:t>$1,500</w:t>
+            </w:r>
+          </w:p>
+        </w:tc>
+        <w:tc>
+          <w:tcPr>
+            <w:tcW w:w="1385" w:type="dxa"/>
+            <w:vAlign w:val="center"/>
+          </w:tcPr>
+          <w:p>
+            <w:pPr>
+              <w:rPr>
+                <w:lang w:val="en-US"/>
+              </w:rPr>
+            </w:pPr>
+            <w:r>
+              <w:t>$7,500</w:t>
             </w:r>
           </w:p>
         </w:tc>
       </w:tr>
       <w:tr>
-        <w:tc>
-          <w:tcPr>
-            <w:tcW w:w="1870" w:type="dxa"/>
-            <w:vAlign w:val="center"/>
-          </w:tcPr>
-          <w:p>
-            <w:pPr>
-              <w:rPr>
-                <w:lang w:val="en-US"/>
-              </w:rPr>
-            </w:pPr>
-            <w:r>
-              <w:rPr>
-                <w:rStyle w:val="Strong"/>
-              </w:rPr>
-              <w:t>Month 3</w:t>
-            </w:r>
-          </w:p>
-        </w:tc>
-        <w:tc>
-          <w:tcPr>
-            <w:tcW w:w="1870" w:type="dxa"/>
-            <w:vAlign w:val="center"/>
-          </w:tcPr>
-          <w:p>
-            <w:pPr>
-              <w:rPr>
-                <w:lang w:val="en-US"/>
-              </w:rPr>
-            </w:pPr>
-            <w:r>
-              <w:t>$89,400</w:t>
-            </w:r>
-          </w:p>
-        </w:tc>
-        <w:tc>
-          <w:tcPr>
-            <w:tcW w:w="1870" w:type="dxa"/>
-            <w:vAlign w:val="center"/>
-          </w:tcPr>
-          <w:p>
-            <w:pPr>
-              <w:rPr>
-                <w:lang w:val="en-US"/>
-              </w:rPr>
-            </w:pPr>
-            <w:r>
-              <w:t>$1,500</w:t>
-            </w:r>
-          </w:p>
-        </w:tc>
-        <w:tc>
-          <w:tcPr>
-            <w:tcW w:w="1870" w:type="dxa"/>
+        <w:trPr>
+          <w:trHeight w:val="289"/>
+        </w:trPr>
+        <w:tc>
+          <w:tcPr>
+            <w:tcW w:w="2910" w:type="dxa"/>
+            <w:vAlign w:val="center"/>
+          </w:tcPr>
+          <w:p>
+            <w:pPr>
+              <w:rPr>
+                <w:b/>
+                <w:bCs/>
+                <w:lang w:val="en-US"/>
+              </w:rPr>
+            </w:pPr>
+            <w:r>
+              <w:rPr>
+                <w:b/>
+                <w:bCs/>
+              </w:rPr>
+              <w:t>Software licenses</w:t>
+            </w:r>
+          </w:p>
+        </w:tc>
+        <w:tc>
+          <w:tcPr>
+            <w:tcW w:w="1364" w:type="dxa"/>
             <w:vAlign w:val="center"/>
           </w:tcPr>
           <w:p>
@@ -18941,199 +19536,450 @@
         </w:tc>
         <w:tc>
           <w:tcPr>
-            <w:tcW w:w="1870" w:type="dxa"/>
-            <w:vAlign w:val="center"/>
-          </w:tcPr>
-          <w:p>
-            <w:pPr>
-              <w:rPr>
-                <w:lang w:val="en-US"/>
-              </w:rPr>
-            </w:pPr>
-            <w:r>
-              <w:t>$9,190</w:t>
+            <w:tcW w:w="1363" w:type="dxa"/>
+            <w:vAlign w:val="center"/>
+          </w:tcPr>
+          <w:p>
+            <w:pPr>
+              <w:rPr>
+                <w:lang w:val="en-US"/>
+              </w:rPr>
+            </w:pPr>
+            <w:r>
+              <w:t>$1,000</w:t>
+            </w:r>
+          </w:p>
+        </w:tc>
+        <w:tc>
+          <w:tcPr>
+            <w:tcW w:w="1363" w:type="dxa"/>
+            <w:vAlign w:val="center"/>
+          </w:tcPr>
+          <w:p>
+            <w:pPr>
+              <w:rPr>
+                <w:lang w:val="en-US"/>
+              </w:rPr>
+            </w:pPr>
+            <w:r>
+              <w:t>$1,000</w:t>
+            </w:r>
+          </w:p>
+        </w:tc>
+        <w:tc>
+          <w:tcPr>
+            <w:tcW w:w="1363" w:type="dxa"/>
+            <w:vAlign w:val="center"/>
+          </w:tcPr>
+          <w:p>
+            <w:pPr>
+              <w:rPr>
+                <w:lang w:val="en-US"/>
+              </w:rPr>
+            </w:pPr>
+            <w:r>
+              <w:t>$1,000</w:t>
+            </w:r>
+          </w:p>
+        </w:tc>
+        <w:tc>
+          <w:tcPr>
+            <w:tcW w:w="1363" w:type="dxa"/>
+            <w:vAlign w:val="center"/>
+          </w:tcPr>
+          <w:p>
+            <w:pPr>
+              <w:rPr>
+                <w:lang w:val="en-US"/>
+              </w:rPr>
+            </w:pPr>
+            <w:r>
+              <w:t>$1,000</w:t>
+            </w:r>
+          </w:p>
+        </w:tc>
+        <w:tc>
+          <w:tcPr>
+            <w:tcW w:w="1385" w:type="dxa"/>
+            <w:vAlign w:val="center"/>
+          </w:tcPr>
+          <w:p>
+            <w:pPr>
+              <w:rPr>
+                <w:lang w:val="en-US"/>
+              </w:rPr>
+            </w:pPr>
+            <w:r>
+              <w:t>$5,000</w:t>
             </w:r>
           </w:p>
         </w:tc>
       </w:tr>
       <w:tr>
-        <w:tc>
-          <w:tcPr>
-            <w:tcW w:w="1870" w:type="dxa"/>
-            <w:vAlign w:val="center"/>
-          </w:tcPr>
-          <w:p>
-            <w:pPr>
-              <w:rPr>
-                <w:lang w:val="en-US"/>
-              </w:rPr>
-            </w:pPr>
-            <w:r>
-              <w:rPr>
-                <w:rStyle w:val="Strong"/>
-              </w:rPr>
-              <w:t>Month 4</w:t>
-            </w:r>
-          </w:p>
-        </w:tc>
-        <w:tc>
-          <w:tcPr>
-            <w:tcW w:w="1870" w:type="dxa"/>
-            <w:vAlign w:val="center"/>
-          </w:tcPr>
-          <w:p>
-            <w:pPr>
-              <w:rPr>
-                <w:lang w:val="en-US"/>
-              </w:rPr>
-            </w:pPr>
-            <w:r>
-              <w:t>$80,600</w:t>
-            </w:r>
-          </w:p>
-        </w:tc>
-        <w:tc>
-          <w:tcPr>
-            <w:tcW w:w="1870" w:type="dxa"/>
-            <w:vAlign w:val="center"/>
-          </w:tcPr>
-          <w:p>
-            <w:pPr>
-              <w:rPr>
-                <w:lang w:val="en-US"/>
-              </w:rPr>
-            </w:pPr>
-            <w:r>
-              <w:t>$1,500</w:t>
-            </w:r>
-          </w:p>
-        </w:tc>
-        <w:tc>
-          <w:tcPr>
-            <w:tcW w:w="1870" w:type="dxa"/>
-            <w:vAlign w:val="center"/>
-          </w:tcPr>
-          <w:p>
-            <w:pPr>
-              <w:rPr>
-                <w:lang w:val="en-US"/>
-              </w:rPr>
-            </w:pPr>
-            <w:r>
-              <w:t>$1,000</w:t>
-            </w:r>
-          </w:p>
-        </w:tc>
-        <w:tc>
-          <w:tcPr>
-            <w:tcW w:w="1870" w:type="dxa"/>
-            <w:vAlign w:val="center"/>
-          </w:tcPr>
-          <w:p>
-            <w:pPr>
-              <w:rPr>
-                <w:lang w:val="en-US"/>
-              </w:rPr>
-            </w:pPr>
-            <w:r>
-              <w:t>$8,310</w:t>
+        <w:trPr>
+          <w:trHeight w:val="289"/>
+        </w:trPr>
+        <w:tc>
+          <w:tcPr>
+            <w:tcW w:w="2910" w:type="dxa"/>
+            <w:vAlign w:val="center"/>
+          </w:tcPr>
+          <w:p>
+            <w:pPr>
+              <w:rPr>
+                <w:b/>
+                <w:bCs/>
+                <w:lang w:val="en-US"/>
+              </w:rPr>
+            </w:pPr>
+            <w:r>
+              <w:rPr>
+                <w:b/>
+                <w:bCs/>
+              </w:rPr>
+              <w:t>Total direct costs</w:t>
+            </w:r>
+          </w:p>
+        </w:tc>
+        <w:tc>
+          <w:tcPr>
+            <w:tcW w:w="1364" w:type="dxa"/>
+            <w:vAlign w:val="center"/>
+          </w:tcPr>
+          <w:p>
+            <w:pPr>
+              <w:rPr>
+                <w:lang w:val="en-US"/>
+              </w:rPr>
+            </w:pPr>
+            <w:r>
+              <w:t>$31,476</w:t>
+            </w:r>
+          </w:p>
+        </w:tc>
+        <w:tc>
+          <w:tcPr>
+            <w:tcW w:w="1363" w:type="dxa"/>
+            <w:vAlign w:val="center"/>
+          </w:tcPr>
+          <w:p>
+            <w:pPr>
+              <w:rPr>
+                <w:lang w:val="en-US"/>
+              </w:rPr>
+            </w:pPr>
+            <w:r>
+              <w:t>$60,451</w:t>
+            </w:r>
+          </w:p>
+        </w:tc>
+        <w:tc>
+          <w:tcPr>
+            <w:tcW w:w="1363" w:type="dxa"/>
+            <w:vAlign w:val="center"/>
+          </w:tcPr>
+          <w:p>
+            <w:pPr>
+              <w:rPr>
+                <w:lang w:val="en-US"/>
+              </w:rPr>
+            </w:pPr>
+            <w:r>
+              <w:t>$74,939</w:t>
+            </w:r>
+          </w:p>
+        </w:tc>
+        <w:tc>
+          <w:tcPr>
+            <w:tcW w:w="1363" w:type="dxa"/>
+            <w:vAlign w:val="center"/>
+          </w:tcPr>
+          <w:p>
+            <w:pPr>
+              <w:rPr>
+                <w:lang w:val="en-US"/>
+              </w:rPr>
+            </w:pPr>
+            <w:r>
+              <w:t>$89,427</w:t>
+            </w:r>
+          </w:p>
+        </w:tc>
+        <w:tc>
+          <w:tcPr>
+            <w:tcW w:w="1363" w:type="dxa"/>
+            <w:vAlign w:val="center"/>
+          </w:tcPr>
+          <w:p>
+            <w:pPr>
+              <w:rPr>
+                <w:lang w:val="en-US"/>
+              </w:rPr>
+            </w:pPr>
+            <w:r>
+              <w:t>$45,962</w:t>
+            </w:r>
+          </w:p>
+        </w:tc>
+        <w:tc>
+          <w:tcPr>
+            <w:tcW w:w="1385" w:type="dxa"/>
+            <w:vAlign w:val="center"/>
+          </w:tcPr>
+          <w:p>
+            <w:pPr>
+              <w:rPr>
+                <w:lang w:val="en-US"/>
+              </w:rPr>
+            </w:pPr>
+            <w:r>
+              <w:t>$302,255</w:t>
             </w:r>
           </w:p>
         </w:tc>
       </w:tr>
       <w:tr>
-        <w:tc>
-          <w:tcPr>
-            <w:tcW w:w="1870" w:type="dxa"/>
-            <w:vAlign w:val="center"/>
-          </w:tcPr>
-          <w:p>
-            <w:pPr>
-              <w:rPr>
-                <w:lang w:val="en-US"/>
-              </w:rPr>
-            </w:pPr>
-            <w:r>
-              <w:rPr>
-                <w:rStyle w:val="Strong"/>
-              </w:rPr>
-              <w:t>Total</w:t>
-            </w:r>
-          </w:p>
-        </w:tc>
-        <w:tc>
-          <w:tcPr>
-            <w:tcW w:w="1870" w:type="dxa"/>
-            <w:vAlign w:val="center"/>
-          </w:tcPr>
-          <w:p>
-            <w:pPr>
-              <w:rPr>
-                <w:lang w:val="en-US"/>
-              </w:rPr>
-            </w:pPr>
-            <w:r>
-              <w:rPr>
-                <w:rStyle w:val="Strong"/>
-              </w:rPr>
-              <w:t>$289,000</w:t>
-            </w:r>
-          </w:p>
-        </w:tc>
-        <w:tc>
-          <w:tcPr>
-            <w:tcW w:w="1870" w:type="dxa"/>
-            <w:vAlign w:val="center"/>
-          </w:tcPr>
-          <w:p>
-            <w:pPr>
-              <w:rPr>
-                <w:lang w:val="en-US"/>
-              </w:rPr>
-            </w:pPr>
-            <w:r>
-              <w:rPr>
-                <w:rStyle w:val="Strong"/>
-              </w:rPr>
-              <w:t>$6,000</w:t>
-            </w:r>
-          </w:p>
-        </w:tc>
-        <w:tc>
-          <w:tcPr>
-            <w:tcW w:w="1870" w:type="dxa"/>
-            <w:vAlign w:val="center"/>
-          </w:tcPr>
-          <w:p>
-            <w:pPr>
-              <w:rPr>
-                <w:lang w:val="en-US"/>
-              </w:rPr>
-            </w:pPr>
-            <w:r>
-              <w:rPr>
-                <w:rStyle w:val="Strong"/>
-              </w:rPr>
-              <w:t>$4,000</w:t>
-            </w:r>
-          </w:p>
-        </w:tc>
-        <w:tc>
-          <w:tcPr>
-            <w:tcW w:w="1870" w:type="dxa"/>
-            <w:vAlign w:val="center"/>
-          </w:tcPr>
-          <w:p>
-            <w:pPr>
-              <w:rPr>
-                <w:lang w:val="en-US"/>
-              </w:rPr>
-            </w:pPr>
-            <w:r>
-              <w:rPr>
-                <w:rStyle w:val="Strong"/>
-              </w:rPr>
-              <w:t>$29,900</w:t>
+        <w:trPr>
+          <w:trHeight w:val="300"/>
+        </w:trPr>
+        <w:tc>
+          <w:tcPr>
+            <w:tcW w:w="2910" w:type="dxa"/>
+            <w:vAlign w:val="center"/>
+          </w:tcPr>
+          <w:p>
+            <w:pPr>
+              <w:rPr>
+                <w:b/>
+                <w:bCs/>
+                <w:lang w:val="en-US"/>
+              </w:rPr>
+            </w:pPr>
+            <w:r>
+              <w:rPr>
+                <w:b/>
+                <w:bCs/>
+              </w:rPr>
+              <w:t>Contingency (10%)</w:t>
+            </w:r>
+          </w:p>
+        </w:tc>
+        <w:tc>
+          <w:tcPr>
+            <w:tcW w:w="1364" w:type="dxa"/>
+            <w:vAlign w:val="center"/>
+          </w:tcPr>
+          <w:p>
+            <w:pPr>
+              <w:rPr>
+                <w:lang w:val="en-US"/>
+              </w:rPr>
+            </w:pPr>
+            <w:r>
+              <w:t>$3,148</w:t>
+            </w:r>
+          </w:p>
+        </w:tc>
+        <w:tc>
+          <w:tcPr>
+            <w:tcW w:w="1363" w:type="dxa"/>
+            <w:vAlign w:val="center"/>
+          </w:tcPr>
+          <w:p>
+            <w:pPr>
+              <w:rPr>
+                <w:lang w:val="en-US"/>
+              </w:rPr>
+            </w:pPr>
+            <w:r>
+              <w:t>$6,045</w:t>
+            </w:r>
+          </w:p>
+        </w:tc>
+        <w:tc>
+          <w:tcPr>
+            <w:tcW w:w="1363" w:type="dxa"/>
+            <w:vAlign w:val="center"/>
+          </w:tcPr>
+          <w:p>
+            <w:pPr>
+              <w:rPr>
+                <w:lang w:val="en-US"/>
+              </w:rPr>
+            </w:pPr>
+            <w:r>
+              <w:t>$7,494</w:t>
+            </w:r>
+          </w:p>
+        </w:tc>
+        <w:tc>
+          <w:tcPr>
+            <w:tcW w:w="1363" w:type="dxa"/>
+            <w:vAlign w:val="center"/>
+          </w:tcPr>
+          <w:p>
+            <w:pPr>
+              <w:rPr>
+                <w:lang w:val="en-US"/>
+              </w:rPr>
+            </w:pPr>
+            <w:r>
+              <w:t>$8,943</w:t>
+            </w:r>
+          </w:p>
+        </w:tc>
+        <w:tc>
+          <w:tcPr>
+            <w:tcW w:w="1363" w:type="dxa"/>
+            <w:vAlign w:val="center"/>
+          </w:tcPr>
+          <w:p>
+            <w:pPr>
+              <w:rPr>
+                <w:lang w:val="en-US"/>
+              </w:rPr>
+            </w:pPr>
+            <w:r>
+              <w:t>$4,596</w:t>
+            </w:r>
+          </w:p>
+        </w:tc>
+        <w:tc>
+          <w:tcPr>
+            <w:tcW w:w="1385" w:type="dxa"/>
+            <w:vAlign w:val="center"/>
+          </w:tcPr>
+          <w:p>
+            <w:pPr>
+              <w:rPr>
+                <w:lang w:val="en-US"/>
+              </w:rPr>
+            </w:pPr>
+            <w:r>
+              <w:t>$30,226</w:t>
+            </w:r>
+          </w:p>
+        </w:tc>
+      </w:tr>
+      <w:tr>
+        <w:trPr>
+          <w:trHeight w:val="289"/>
+        </w:trPr>
+        <w:tc>
+          <w:tcPr>
+            <w:tcW w:w="2910" w:type="dxa"/>
+            <w:vAlign w:val="center"/>
+          </w:tcPr>
+          <w:p>
+            <w:pPr>
+              <w:rPr>
+                <w:b/>
+                <w:bCs/>
+                <w:lang w:val="en-US"/>
+              </w:rPr>
+            </w:pPr>
+            <w:r>
+              <w:rPr>
+                <w:b/>
+                <w:bCs/>
+              </w:rPr>
+              <w:t>Total monthly cash flow</w:t>
+            </w:r>
+          </w:p>
+        </w:tc>
+        <w:tc>
+          <w:tcPr>
+            <w:tcW w:w="1364" w:type="dxa"/>
+            <w:vAlign w:val="center"/>
+          </w:tcPr>
+          <w:p>
+            <w:pPr>
+              <w:rPr>
+                <w:lang w:val="en-US"/>
+              </w:rPr>
+            </w:pPr>
+            <w:r>
+              <w:t>$34,624</w:t>
+            </w:r>
+          </w:p>
+        </w:tc>
+        <w:tc>
+          <w:tcPr>
+            <w:tcW w:w="1363" w:type="dxa"/>
+            <w:vAlign w:val="center"/>
+          </w:tcPr>
+          <w:p>
+            <w:pPr>
+              <w:rPr>
+                <w:lang w:val="en-US"/>
+              </w:rPr>
+            </w:pPr>
+            <w:r>
+              <w:t>$66,496</w:t>
+            </w:r>
+          </w:p>
+        </w:tc>
+        <w:tc>
+          <w:tcPr>
+            <w:tcW w:w="1363" w:type="dxa"/>
+            <w:vAlign w:val="center"/>
+          </w:tcPr>
+          <w:p>
+            <w:pPr>
+              <w:rPr>
+                <w:lang w:val="en-US"/>
+              </w:rPr>
+            </w:pPr>
+            <w:r>
+              <w:t>$82,433</w:t>
+            </w:r>
+          </w:p>
+        </w:tc>
+        <w:tc>
+          <w:tcPr>
+            <w:tcW w:w="1363" w:type="dxa"/>
+            <w:vAlign w:val="center"/>
+          </w:tcPr>
+          <w:p>
+            <w:pPr>
+              <w:rPr>
+                <w:lang w:val="en-US"/>
+              </w:rPr>
+            </w:pPr>
+            <w:r>
+              <w:t>$98,370</w:t>
+            </w:r>
+          </w:p>
+        </w:tc>
+        <w:tc>
+          <w:tcPr>
+            <w:tcW w:w="1363" w:type="dxa"/>
+            <w:vAlign w:val="center"/>
+          </w:tcPr>
+          <w:p>
+            <w:pPr>
+              <w:rPr>
+                <w:lang w:val="en-US"/>
+              </w:rPr>
+            </w:pPr>
+            <w:r>
+              <w:t>$50,558</w:t>
+            </w:r>
+          </w:p>
+        </w:tc>
+        <w:tc>
+          <w:tcPr>
+            <w:tcW w:w="1385" w:type="dxa"/>
+            <w:vAlign w:val="center"/>
+          </w:tcPr>
+          <w:p>
+            <w:pPr>
+              <w:rPr>
+                <w:lang w:val="en-US"/>
+              </w:rPr>
+            </w:pPr>
+            <w:r>
+              <w:t>$332,481</w:t>
             </w:r>
           </w:p>
         </w:tc>
@@ -19151,7 +19997,6 @@
         <w:pStyle w:val="Heading1"/>
       </w:pPr>
       <w:r>
-        <w:lastRenderedPageBreak/>
         <w:t>RACI Matrices</w:t>
       </w:r>
     </w:p>
@@ -19824,6 +20669,7 @@
               <w:rPr>
                 <w:rStyle w:val="Strong"/>
               </w:rPr>
+              <w:lastRenderedPageBreak/>
               <w:t>1.3 Requirements Identification &amp; Specification</w:t>
             </w:r>
           </w:p>
@@ -19840,7 +20686,10 @@
               </w:rPr>
             </w:pPr>
             <w:r>
-              <w:t>A</w:t>
+              <w:rPr>
+                <w:lang w:val="en-US"/>
+              </w:rPr>
+              <w:t>C</w:t>
             </w:r>
           </w:p>
         </w:tc>
@@ -21027,7 +21876,6 @@
         <w:pStyle w:val="Heading2"/>
       </w:pPr>
       <w:r>
-        <w:lastRenderedPageBreak/>
         <w:t>Phase 2</w:t>
       </w:r>
       <w:r>
@@ -21696,7 +22544,14 @@
               <w:rPr>
                 <w:rStyle w:val="Strong"/>
               </w:rPr>
-              <w:t>2.3 System Proposal &amp; Analysis Review</w:t>
+              <w:t xml:space="preserve">2.3 System Proposal &amp; </w:t>
+            </w:r>
+            <w:r>
+              <w:rPr>
+                <w:rStyle w:val="Strong"/>
+              </w:rPr>
+              <w:lastRenderedPageBreak/>
+              <w:t>Analysis Review</w:t>
             </w:r>
           </w:p>
         </w:tc>
@@ -21715,6 +22570,7 @@
               <w:rPr>
                 <w:rStyle w:val="Strong"/>
               </w:rPr>
+              <w:lastRenderedPageBreak/>
               <w:t>A</w:t>
             </w:r>
           </w:p>
@@ -24030,7 +24886,6 @@
         <w:ind w:left="0" w:firstLine="0"/>
       </w:pPr>
       <w:r>
-        <w:lastRenderedPageBreak/>
         <w:t>Ph</w:t>
       </w:r>
       <w:r>
@@ -24896,6 +25751,7 @@
               <w:rPr>
                 <w:rStyle w:val="Strong"/>
               </w:rPr>
+              <w:lastRenderedPageBreak/>
               <w:t>4.4 User/Operator Setup Development</w:t>
             </w:r>
           </w:p>
@@ -26292,7 +27148,6 @@
         <w:pStyle w:val="Heading2"/>
       </w:pPr>
       <w:r>
-        <w:lastRenderedPageBreak/>
         <w:t>Phase 5</w:t>
       </w:r>
       <w:r>
@@ -26965,6 +27820,7 @@
               <w:rPr>
                 <w:rStyle w:val="Strong"/>
               </w:rPr>
+              <w:lastRenderedPageBreak/>
               <w:t>5.3 User Training &amp; Operational Readiness</w:t>
             </w:r>
           </w:p>
